--- a/research_runs/PAPER_FINAL_20261006/supplementary_materials.docx
+++ b/research_runs/PAPER_FINAL_20261006/supplementary_materials.docx
@@ -35,7 +35,7 @@
     </w:p>
     <w:p>
       <w:r>
-        <w:t>Scientific draft for author review — 7 October 2026. Declarations pending.</w:t>
+        <w:t>Scientific draft for author review — 7 October 2026.</w:t>
       </w:r>
     </w:p>
     <w:p>

--- a/research_runs/PAPER_FINAL_20261006/supplementary_materials.docx
+++ b/research_runs/PAPER_FINAL_20261006/supplementary_materials.docx
@@ -5,6 +5,8 @@
     <w:p>
       <w:pPr>
         <w:pStyle w:val="Title"/>
+        <w:keepLines/>
+        <w:jc w:val="center"/>
       </w:pPr>
       <w:r>
         <w:t>Supplementary material</w:t>
@@ -13,29 +15,59 @@
     <w:p>
       <w:pPr>
         <w:pStyle w:val="Subtitle"/>
+        <w:keepLines/>
+        <w:jc w:val="center"/>
       </w:pPr>
       <w:r>
-        <w:t>Source-only model selection and limits of shared spectral representations in cross-subject motor-imagery EEG decoding</w:t>
+        <w:t>Source-only model selection and limits of fixed spectral-sharing pipelines in cross-subject motor-imagery EEG decoding</w:t>
       </w:r>
     </w:p>
     <w:p>
+      <w:pPr>
+        <w:keepLines/>
+        <w:jc w:val="center"/>
+      </w:pPr>
       <w:r>
+        <w:rPr>
+          <w:sz w:val="20"/>
+        </w:rPr>
         <w:t>Ziyuan Zhu (corresponding author)</w:t>
       </w:r>
     </w:p>
     <w:p>
+      <w:pPr>
+        <w:keepLines/>
+        <w:jc w:val="center"/>
+      </w:pPr>
       <w:r>
+        <w:rPr>
+          <w:sz w:val="20"/>
+        </w:rPr>
         <w:t>College of Artificial Intelligence Medicine, Chongqing Medical University, Chongqing, China</w:t>
       </w:r>
     </w:p>
     <w:p>
+      <w:pPr>
+        <w:keepLines/>
+        <w:jc w:val="center"/>
+      </w:pPr>
       <w:r>
+        <w:rPr>
+          <w:sz w:val="20"/>
+        </w:rPr>
         <w:t>Correspondence: zzy2630816871@gmail.com</w:t>
       </w:r>
     </w:p>
     <w:p>
+      <w:pPr>
+        <w:keepLines/>
+        <w:jc w:val="center"/>
+      </w:pPr>
       <w:r>
-        <w:t>Scientific draft for author review — 7 October 2026.</w:t>
+        <w:rPr>
+          <w:sz w:val="20"/>
+        </w:rPr>
+        <w:t>7 October 2026</w:t>
       </w:r>
     </w:p>
     <w:p>
@@ -52,6 +84,10 @@
       </w:r>
     </w:p>
     <w:p>
+      <w:pPr>
+        <w:keepNext/>
+        <w:keepLines/>
+      </w:pPr>
       <w:r>
         <w:rPr>
           <w:b/>
@@ -63,1032 +99,1898 @@
       <w:tblPr>
         <w:tblStyle w:val="LightShading-Accent1"/>
         <w:tblW w:type="auto" w:w="0"/>
+        <w:tblLayout w:type="fixed"/>
         <w:tblLook w:firstColumn="1" w:firstRow="1" w:lastColumn="0" w:lastRow="0" w:noHBand="0" w:noVBand="1" w:val="04A0"/>
       </w:tblPr>
       <w:tblGrid>
-        <w:gridCol w:w="2880"/>
-        <w:gridCol w:w="2880"/>
-        <w:gridCol w:w="2880"/>
+        <w:gridCol w:w="5525"/>
+        <w:gridCol w:w="1842"/>
+        <w:gridCol w:w="2177"/>
       </w:tblGrid>
       <w:tr>
+        <w:trPr>
+          <w:tblHeader w:val="1"/>
+          <w:cantSplit w:val="1"/>
+        </w:trPr>
         <w:tc>
           <w:tcPr>
-            <w:tcW w:type="dxa" w:w="2880"/>
+            <w:tcW w:type="dxa" w:w="5525"/>
           </w:tcPr>
           <w:p>
+            <w:pPr>
+              <w:keepNext/>
+              <w:spacing w:before="0" w:after="40" w:line="240" w:lineRule="auto"/>
+            </w:pPr>
             <w:r>
+              <w:rPr>
+                <w:b/>
+                <w:sz w:val="18"/>
+              </w:rPr>
               <w:t>Archived condition</w:t>
             </w:r>
           </w:p>
         </w:tc>
         <w:tc>
           <w:tcPr>
-            <w:tcW w:type="dxa" w:w="2880"/>
+            <w:tcW w:type="dxa" w:w="1842"/>
           </w:tcPr>
           <w:p>
+            <w:pPr>
+              <w:keepNext/>
+              <w:spacing w:before="0" w:after="40" w:line="240" w:lineRule="auto"/>
+            </w:pPr>
             <w:r>
+              <w:rPr>
+                <w:b/>
+                <w:sz w:val="18"/>
+              </w:rPr>
               <w:t>Mean BA (%)</w:t>
             </w:r>
           </w:p>
         </w:tc>
         <w:tc>
           <w:tcPr>
-            <w:tcW w:type="dxa" w:w="2880"/>
+            <w:tcW w:type="dxa" w:w="2177"/>
           </w:tcPr>
           <w:p>
+            <w:pPr>
+              <w:keepNext/>
+              <w:spacing w:before="0" w:after="40" w:line="240" w:lineRule="auto"/>
+            </w:pPr>
             <w:r>
+              <w:rPr>
+                <w:b/>
+                <w:sz w:val="18"/>
+              </w:rPr>
               <w:t>Subject SD (pp)</w:t>
             </w:r>
           </w:p>
         </w:tc>
       </w:tr>
       <w:tr>
+        <w:trPr>
+          <w:cantSplit w:val="1"/>
+        </w:trPr>
         <w:tc>
           <w:tcPr>
-            <w:tcW w:type="dxa" w:w="2880"/>
+            <w:tcW w:type="dxa" w:w="5525"/>
           </w:tcPr>
           <w:p>
+            <w:pPr>
+              <w:keepNext w:val="0"/>
+              <w:spacing w:before="0" w:after="40" w:line="240" w:lineRule="auto"/>
+            </w:pPr>
             <w:r>
+              <w:rPr>
+                <w:b w:val="0"/>
+                <w:sz w:val="18"/>
+              </w:rPr>
               <w:t>Q4-E001/BroadCSP LDA</w:t>
             </w:r>
           </w:p>
         </w:tc>
         <w:tc>
           <w:tcPr>
-            <w:tcW w:type="dxa" w:w="2880"/>
+            <w:tcW w:type="dxa" w:w="1842"/>
           </w:tcPr>
           <w:p>
+            <w:pPr>
+              <w:keepNext w:val="0"/>
+              <w:spacing w:before="0" w:after="40" w:line="240" w:lineRule="auto"/>
+            </w:pPr>
             <w:r>
+              <w:rPr>
+                <w:b w:val="0"/>
+                <w:sz w:val="18"/>
+              </w:rPr>
               <w:t>39.04</w:t>
             </w:r>
           </w:p>
         </w:tc>
         <w:tc>
           <w:tcPr>
-            <w:tcW w:type="dxa" w:w="2880"/>
+            <w:tcW w:type="dxa" w:w="2177"/>
           </w:tcPr>
           <w:p>
+            <w:pPr>
+              <w:keepNext w:val="0"/>
+              <w:spacing w:before="0" w:after="40" w:line="240" w:lineRule="auto"/>
+            </w:pPr>
             <w:r>
+              <w:rPr>
+                <w:b w:val="0"/>
+                <w:sz w:val="18"/>
+              </w:rPr>
               <w:t>14.18</w:t>
             </w:r>
           </w:p>
         </w:tc>
       </w:tr>
       <w:tr>
+        <w:trPr>
+          <w:cantSplit w:val="1"/>
+        </w:trPr>
         <w:tc>
           <w:tcPr>
-            <w:tcW w:type="dxa" w:w="2880"/>
+            <w:tcW w:type="dxa" w:w="5525"/>
           </w:tcPr>
           <w:p>
+            <w:pPr>
+              <w:keepNext w:val="0"/>
+              <w:spacing w:before="0" w:after="40" w:line="240" w:lineRule="auto"/>
+            </w:pPr>
             <w:r>
+              <w:rPr>
+                <w:b w:val="0"/>
+                <w:sz w:val="18"/>
+              </w:rPr>
               <w:t>Q4-E001/BroadCSP SVM</w:t>
             </w:r>
           </w:p>
         </w:tc>
         <w:tc>
           <w:tcPr>
-            <w:tcW w:type="dxa" w:w="2880"/>
+            <w:tcW w:type="dxa" w:w="1842"/>
           </w:tcPr>
           <w:p>
+            <w:pPr>
+              <w:keepNext w:val="0"/>
+              <w:spacing w:before="0" w:after="40" w:line="240" w:lineRule="auto"/>
+            </w:pPr>
             <w:r>
+              <w:rPr>
+                <w:b w:val="0"/>
+                <w:sz w:val="18"/>
+              </w:rPr>
               <w:t>37.50</w:t>
             </w:r>
           </w:p>
         </w:tc>
         <w:tc>
           <w:tcPr>
-            <w:tcW w:type="dxa" w:w="2880"/>
+            <w:tcW w:type="dxa" w:w="2177"/>
           </w:tcPr>
           <w:p>
+            <w:pPr>
+              <w:keepNext w:val="0"/>
+              <w:spacing w:before="0" w:after="40" w:line="240" w:lineRule="auto"/>
+            </w:pPr>
             <w:r>
+              <w:rPr>
+                <w:b w:val="0"/>
+                <w:sz w:val="18"/>
+              </w:rPr>
               <w:t>12.66</w:t>
             </w:r>
           </w:p>
         </w:tc>
       </w:tr>
       <w:tr>
+        <w:trPr>
+          <w:cantSplit w:val="1"/>
+        </w:trPr>
         <w:tc>
           <w:tcPr>
-            <w:tcW w:type="dxa" w:w="2880"/>
+            <w:tcW w:type="dxa" w:w="5525"/>
           </w:tcPr>
           <w:p>
+            <w:pPr>
+              <w:keepNext w:val="0"/>
+              <w:spacing w:before="0" w:after="40" w:line="240" w:lineRule="auto"/>
+            </w:pPr>
             <w:r>
+              <w:rPr>
+                <w:b w:val="0"/>
+                <w:sz w:val="18"/>
+              </w:rPr>
               <w:t>Q4-E001/FBCSP LDA</w:t>
             </w:r>
           </w:p>
         </w:tc>
         <w:tc>
           <w:tcPr>
-            <w:tcW w:type="dxa" w:w="2880"/>
+            <w:tcW w:type="dxa" w:w="1842"/>
           </w:tcPr>
           <w:p>
+            <w:pPr>
+              <w:keepNext w:val="0"/>
+              <w:spacing w:before="0" w:after="40" w:line="240" w:lineRule="auto"/>
+            </w:pPr>
             <w:r>
+              <w:rPr>
+                <w:b w:val="0"/>
+                <w:sz w:val="18"/>
+              </w:rPr>
               <w:t>38.12</w:t>
             </w:r>
           </w:p>
         </w:tc>
         <w:tc>
           <w:tcPr>
-            <w:tcW w:type="dxa" w:w="2880"/>
+            <w:tcW w:type="dxa" w:w="2177"/>
           </w:tcPr>
           <w:p>
+            <w:pPr>
+              <w:keepNext w:val="0"/>
+              <w:spacing w:before="0" w:after="40" w:line="240" w:lineRule="auto"/>
+            </w:pPr>
             <w:r>
+              <w:rPr>
+                <w:b w:val="0"/>
+                <w:sz w:val="18"/>
+              </w:rPr>
               <w:t>7.69</w:t>
             </w:r>
           </w:p>
         </w:tc>
       </w:tr>
       <w:tr>
+        <w:trPr>
+          <w:cantSplit w:val="1"/>
+        </w:trPr>
         <w:tc>
           <w:tcPr>
-            <w:tcW w:type="dxa" w:w="2880"/>
+            <w:tcW w:type="dxa" w:w="5525"/>
           </w:tcPr>
           <w:p>
+            <w:pPr>
+              <w:keepNext w:val="0"/>
+              <w:spacing w:before="0" w:after="40" w:line="240" w:lineRule="auto"/>
+            </w:pPr>
             <w:r>
+              <w:rPr>
+                <w:b w:val="0"/>
+                <w:sz w:val="18"/>
+              </w:rPr>
               <w:t>Q4-E001/FBCSP MI8 LDA</w:t>
             </w:r>
           </w:p>
         </w:tc>
         <w:tc>
           <w:tcPr>
-            <w:tcW w:type="dxa" w:w="2880"/>
+            <w:tcW w:type="dxa" w:w="1842"/>
           </w:tcPr>
           <w:p>
+            <w:pPr>
+              <w:keepNext w:val="0"/>
+              <w:spacing w:before="0" w:after="40" w:line="240" w:lineRule="auto"/>
+            </w:pPr>
             <w:r>
+              <w:rPr>
+                <w:b w:val="0"/>
+                <w:sz w:val="18"/>
+              </w:rPr>
               <w:t>31.37</w:t>
             </w:r>
           </w:p>
         </w:tc>
         <w:tc>
           <w:tcPr>
-            <w:tcW w:type="dxa" w:w="2880"/>
+            <w:tcW w:type="dxa" w:w="2177"/>
           </w:tcPr>
           <w:p>
+            <w:pPr>
+              <w:keepNext w:val="0"/>
+              <w:spacing w:before="0" w:after="40" w:line="240" w:lineRule="auto"/>
+            </w:pPr>
             <w:r>
+              <w:rPr>
+                <w:b w:val="0"/>
+                <w:sz w:val="18"/>
+              </w:rPr>
               <w:t>4.26</w:t>
             </w:r>
           </w:p>
         </w:tc>
       </w:tr>
       <w:tr>
+        <w:trPr>
+          <w:cantSplit w:val="1"/>
+        </w:trPr>
         <w:tc>
           <w:tcPr>
-            <w:tcW w:type="dxa" w:w="2880"/>
+            <w:tcW w:type="dxa" w:w="5525"/>
           </w:tcPr>
           <w:p>
+            <w:pPr>
+              <w:keepNext w:val="0"/>
+              <w:spacing w:before="0" w:after="40" w:line="240" w:lineRule="auto"/>
+            </w:pPr>
             <w:r>
+              <w:rPr>
+                <w:b w:val="0"/>
+                <w:sz w:val="18"/>
+              </w:rPr>
               <w:t>Q4-A001/FBCSP MI16 LDA</w:t>
             </w:r>
           </w:p>
         </w:tc>
         <w:tc>
           <w:tcPr>
-            <w:tcW w:type="dxa" w:w="2880"/>
+            <w:tcW w:type="dxa" w:w="1842"/>
           </w:tcPr>
           <w:p>
+            <w:pPr>
+              <w:keepNext w:val="0"/>
+              <w:spacing w:before="0" w:after="40" w:line="240" w:lineRule="auto"/>
+            </w:pPr>
             <w:r>
+              <w:rPr>
+                <w:b w:val="0"/>
+                <w:sz w:val="18"/>
+              </w:rPr>
               <w:t>34.65</w:t>
             </w:r>
           </w:p>
         </w:tc>
         <w:tc>
           <w:tcPr>
-            <w:tcW w:type="dxa" w:w="2880"/>
+            <w:tcW w:type="dxa" w:w="2177"/>
           </w:tcPr>
           <w:p>
+            <w:pPr>
+              <w:keepNext w:val="0"/>
+              <w:spacing w:before="0" w:after="40" w:line="240" w:lineRule="auto"/>
+            </w:pPr>
             <w:r>
+              <w:rPr>
+                <w:b w:val="0"/>
+                <w:sz w:val="18"/>
+              </w:rPr>
               <w:t>8.45</w:t>
             </w:r>
           </w:p>
         </w:tc>
       </w:tr>
       <w:tr>
+        <w:trPr>
+          <w:cantSplit w:val="1"/>
+        </w:trPr>
         <w:tc>
           <w:tcPr>
-            <w:tcW w:type="dxa" w:w="2880"/>
+            <w:tcW w:type="dxa" w:w="5525"/>
           </w:tcPr>
           <w:p>
+            <w:pPr>
+              <w:keepNext w:val="0"/>
+              <w:spacing w:before="0" w:after="40" w:line="240" w:lineRule="auto"/>
+            </w:pPr>
             <w:r>
+              <w:rPr>
+                <w:b w:val="0"/>
+                <w:sz w:val="18"/>
+              </w:rPr>
               <w:t>Q4-A001/FBCSP MI32 LDA</w:t>
             </w:r>
           </w:p>
         </w:tc>
         <w:tc>
           <w:tcPr>
-            <w:tcW w:type="dxa" w:w="2880"/>
+            <w:tcW w:type="dxa" w:w="1842"/>
           </w:tcPr>
           <w:p>
+            <w:pPr>
+              <w:keepNext w:val="0"/>
+              <w:spacing w:before="0" w:after="40" w:line="240" w:lineRule="auto"/>
+            </w:pPr>
             <w:r>
+              <w:rPr>
+                <w:b w:val="0"/>
+                <w:sz w:val="18"/>
+              </w:rPr>
               <w:t>36.75</w:t>
             </w:r>
           </w:p>
         </w:tc>
         <w:tc>
           <w:tcPr>
-            <w:tcW w:type="dxa" w:w="2880"/>
+            <w:tcW w:type="dxa" w:w="2177"/>
           </w:tcPr>
           <w:p>
+            <w:pPr>
+              <w:keepNext w:val="0"/>
+              <w:spacing w:before="0" w:after="40" w:line="240" w:lineRule="auto"/>
+            </w:pPr>
             <w:r>
+              <w:rPr>
+                <w:b w:val="0"/>
+                <w:sz w:val="18"/>
+              </w:rPr>
               <w:t>8.86</w:t>
             </w:r>
           </w:p>
         </w:tc>
       </w:tr>
       <w:tr>
+        <w:trPr>
+          <w:cantSplit w:val="1"/>
+        </w:trPr>
         <w:tc>
           <w:tcPr>
-            <w:tcW w:type="dxa" w:w="2880"/>
+            <w:tcW w:type="dxa" w:w="5525"/>
           </w:tcPr>
           <w:p>
+            <w:pPr>
+              <w:keepNext w:val="0"/>
+              <w:spacing w:before="0" w:after="40" w:line="240" w:lineRule="auto"/>
+            </w:pPr>
             <w:r>
+              <w:rPr>
+                <w:b w:val="0"/>
+                <w:sz w:val="18"/>
+              </w:rPr>
               <w:t>Q4-A001/FBCSP MI72 LDA</w:t>
             </w:r>
           </w:p>
         </w:tc>
         <w:tc>
           <w:tcPr>
-            <w:tcW w:type="dxa" w:w="2880"/>
+            <w:tcW w:type="dxa" w:w="1842"/>
           </w:tcPr>
           <w:p>
+            <w:pPr>
+              <w:keepNext w:val="0"/>
+              <w:spacing w:before="0" w:after="40" w:line="240" w:lineRule="auto"/>
+            </w:pPr>
             <w:r>
+              <w:rPr>
+                <w:b w:val="0"/>
+                <w:sz w:val="18"/>
+              </w:rPr>
               <w:t>38.12</w:t>
             </w:r>
           </w:p>
         </w:tc>
         <w:tc>
           <w:tcPr>
-            <w:tcW w:type="dxa" w:w="2880"/>
+            <w:tcW w:type="dxa" w:w="2177"/>
           </w:tcPr>
           <w:p>
+            <w:pPr>
+              <w:keepNext w:val="0"/>
+              <w:spacing w:before="0" w:after="40" w:line="240" w:lineRule="auto"/>
+            </w:pPr>
             <w:r>
+              <w:rPr>
+                <w:b w:val="0"/>
+                <w:sz w:val="18"/>
+              </w:rPr>
               <w:t>7.69</w:t>
             </w:r>
           </w:p>
         </w:tc>
       </w:tr>
       <w:tr>
+        <w:trPr>
+          <w:cantSplit w:val="1"/>
+        </w:trPr>
         <w:tc>
           <w:tcPr>
-            <w:tcW w:type="dxa" w:w="2880"/>
+            <w:tcW w:type="dxa" w:w="5525"/>
           </w:tcPr>
           <w:p>
+            <w:pPr>
+              <w:keepNext w:val="0"/>
+              <w:spacing w:before="0" w:after="40" w:line="240" w:lineRule="auto"/>
+            </w:pPr>
             <w:r>
+              <w:rPr>
+                <w:b w:val="0"/>
+                <w:sz w:val="18"/>
+              </w:rPr>
               <w:t>Q4-A001/FBCSP MI8 LDA</w:t>
             </w:r>
           </w:p>
         </w:tc>
         <w:tc>
           <w:tcPr>
-            <w:tcW w:type="dxa" w:w="2880"/>
+            <w:tcW w:type="dxa" w:w="1842"/>
           </w:tcPr>
           <w:p>
+            <w:pPr>
+              <w:keepNext w:val="0"/>
+              <w:spacing w:before="0" w:after="40" w:line="240" w:lineRule="auto"/>
+            </w:pPr>
             <w:r>
+              <w:rPr>
+                <w:b w:val="0"/>
+                <w:sz w:val="18"/>
+              </w:rPr>
               <w:t>31.37</w:t>
             </w:r>
           </w:p>
         </w:tc>
         <w:tc>
           <w:tcPr>
-            <w:tcW w:type="dxa" w:w="2880"/>
+            <w:tcW w:type="dxa" w:w="2177"/>
           </w:tcPr>
           <w:p>
+            <w:pPr>
+              <w:keepNext w:val="0"/>
+              <w:spacing w:before="0" w:after="40" w:line="240" w:lineRule="auto"/>
+            </w:pPr>
             <w:r>
+              <w:rPr>
+                <w:b w:val="0"/>
+                <w:sz w:val="18"/>
+              </w:rPr>
               <w:t>4.26</w:t>
             </w:r>
           </w:p>
         </w:tc>
       </w:tr>
       <w:tr>
+        <w:trPr>
+          <w:cantSplit w:val="1"/>
+        </w:trPr>
         <w:tc>
           <w:tcPr>
-            <w:tcW w:type="dxa" w:w="2880"/>
+            <w:tcW w:type="dxa" w:w="5525"/>
           </w:tcPr>
           <w:p>
+            <w:pPr>
+              <w:keepNext w:val="0"/>
+              <w:spacing w:before="0" w:after="40" w:line="240" w:lineRule="auto"/>
+            </w:pPr>
             <w:r>
+              <w:rPr>
+                <w:b w:val="0"/>
+                <w:sz w:val="18"/>
+              </w:rPr>
               <w:t>Q5-E001</w:t>
             </w:r>
           </w:p>
         </w:tc>
         <w:tc>
           <w:tcPr>
-            <w:tcW w:type="dxa" w:w="2880"/>
+            <w:tcW w:type="dxa" w:w="1842"/>
           </w:tcPr>
           <w:p>
+            <w:pPr>
+              <w:keepNext w:val="0"/>
+              <w:spacing w:before="0" w:after="40" w:line="240" w:lineRule="auto"/>
+            </w:pPr>
             <w:r>
+              <w:rPr>
+                <w:b w:val="0"/>
+                <w:sz w:val="18"/>
+              </w:rPr>
               <w:t>33.72</w:t>
             </w:r>
           </w:p>
         </w:tc>
         <w:tc>
           <w:tcPr>
-            <w:tcW w:type="dxa" w:w="2880"/>
+            <w:tcW w:type="dxa" w:w="2177"/>
           </w:tcPr>
           <w:p>
+            <w:pPr>
+              <w:keepNext w:val="0"/>
+              <w:spacing w:before="0" w:after="40" w:line="240" w:lineRule="auto"/>
+            </w:pPr>
             <w:r>
+              <w:rPr>
+                <w:b w:val="0"/>
+                <w:sz w:val="18"/>
+              </w:rPr>
               <w:t>11.58</w:t>
             </w:r>
           </w:p>
         </w:tc>
       </w:tr>
       <w:tr>
+        <w:trPr>
+          <w:cantSplit w:val="1"/>
+        </w:trPr>
         <w:tc>
           <w:tcPr>
-            <w:tcW w:type="dxa" w:w="2880"/>
+            <w:tcW w:type="dxa" w:w="5525"/>
           </w:tcPr>
           <w:p>
+            <w:pPr>
+              <w:keepNext w:val="0"/>
+              <w:spacing w:before="0" w:after="40" w:line="240" w:lineRule="auto"/>
+            </w:pPr>
             <w:r>
+              <w:rPr>
+                <w:b w:val="0"/>
+                <w:sz w:val="18"/>
+              </w:rPr>
               <w:t>Q6-E001</w:t>
             </w:r>
           </w:p>
         </w:tc>
         <w:tc>
           <w:tcPr>
-            <w:tcW w:type="dxa" w:w="2880"/>
+            <w:tcW w:type="dxa" w:w="1842"/>
           </w:tcPr>
           <w:p>
+            <w:pPr>
+              <w:keepNext w:val="0"/>
+              <w:spacing w:before="0" w:after="40" w:line="240" w:lineRule="auto"/>
+            </w:pPr>
             <w:r>
+              <w:rPr>
+                <w:b w:val="0"/>
+                <w:sz w:val="18"/>
+              </w:rPr>
               <w:t>37.93</w:t>
             </w:r>
           </w:p>
         </w:tc>
         <w:tc>
           <w:tcPr>
-            <w:tcW w:type="dxa" w:w="2880"/>
+            <w:tcW w:type="dxa" w:w="2177"/>
           </w:tcPr>
           <w:p>
+            <w:pPr>
+              <w:keepNext w:val="0"/>
+              <w:spacing w:before="0" w:after="40" w:line="240" w:lineRule="auto"/>
+            </w:pPr>
             <w:r>
+              <w:rPr>
+                <w:b w:val="0"/>
+                <w:sz w:val="18"/>
+              </w:rPr>
               <w:t>15.68</w:t>
             </w:r>
           </w:p>
         </w:tc>
       </w:tr>
       <w:tr>
+        <w:trPr>
+          <w:cantSplit w:val="1"/>
+        </w:trPr>
         <w:tc>
           <w:tcPr>
-            <w:tcW w:type="dxa" w:w="2880"/>
+            <w:tcW w:type="dxa" w:w="5525"/>
           </w:tcPr>
           <w:p>
+            <w:pPr>
+              <w:keepNext w:val="0"/>
+              <w:spacing w:before="0" w:after="40" w:line="240" w:lineRule="auto"/>
+            </w:pPr>
             <w:r>
+              <w:rPr>
+                <w:b w:val="0"/>
+                <w:sz w:val="18"/>
+              </w:rPr>
               <w:t>Q8-E001</w:t>
             </w:r>
           </w:p>
         </w:tc>
         <w:tc>
           <w:tcPr>
-            <w:tcW w:type="dxa" w:w="2880"/>
+            <w:tcW w:type="dxa" w:w="1842"/>
           </w:tcPr>
           <w:p>
+            <w:pPr>
+              <w:keepNext w:val="0"/>
+              <w:spacing w:before="0" w:after="40" w:line="240" w:lineRule="auto"/>
+            </w:pPr>
             <w:r>
+              <w:rPr>
+                <w:b w:val="0"/>
+                <w:sz w:val="18"/>
+              </w:rPr>
               <w:t>42.67</w:t>
             </w:r>
           </w:p>
         </w:tc>
         <w:tc>
           <w:tcPr>
-            <w:tcW w:type="dxa" w:w="2880"/>
+            <w:tcW w:type="dxa" w:w="2177"/>
           </w:tcPr>
           <w:p>
+            <w:pPr>
+              <w:keepNext w:val="0"/>
+              <w:spacing w:before="0" w:after="40" w:line="240" w:lineRule="auto"/>
+            </w:pPr>
             <w:r>
+              <w:rPr>
+                <w:b w:val="0"/>
+                <w:sz w:val="18"/>
+              </w:rPr>
               <w:t>16.04</w:t>
             </w:r>
           </w:p>
         </w:tc>
       </w:tr>
       <w:tr>
+        <w:trPr>
+          <w:cantSplit w:val="1"/>
+        </w:trPr>
         <w:tc>
           <w:tcPr>
-            <w:tcW w:type="dxa" w:w="2880"/>
+            <w:tcW w:type="dxa" w:w="5525"/>
           </w:tcPr>
           <w:p>
+            <w:pPr>
+              <w:keepNext w:val="0"/>
+              <w:spacing w:before="0" w:after="40" w:line="240" w:lineRule="auto"/>
+            </w:pPr>
             <w:r>
+              <w:rPr>
+                <w:b w:val="0"/>
+                <w:sz w:val="18"/>
+              </w:rPr>
               <w:t>Q9-A001/PSD44 LDA</w:t>
             </w:r>
           </w:p>
         </w:tc>
         <w:tc>
           <w:tcPr>
-            <w:tcW w:type="dxa" w:w="2880"/>
+            <w:tcW w:type="dxa" w:w="1842"/>
           </w:tcPr>
           <w:p>
+            <w:pPr>
+              <w:keepNext w:val="0"/>
+              <w:spacing w:before="0" w:after="40" w:line="240" w:lineRule="auto"/>
+            </w:pPr>
             <w:r>
+              <w:rPr>
+                <w:b w:val="0"/>
+                <w:sz w:val="18"/>
+              </w:rPr>
               <w:t>36.28</w:t>
             </w:r>
           </w:p>
         </w:tc>
         <w:tc>
           <w:tcPr>
-            <w:tcW w:type="dxa" w:w="2880"/>
+            <w:tcW w:type="dxa" w:w="2177"/>
           </w:tcPr>
           <w:p>
+            <w:pPr>
+              <w:keepNext w:val="0"/>
+              <w:spacing w:before="0" w:after="40" w:line="240" w:lineRule="auto"/>
+            </w:pPr>
             <w:r>
+              <w:rPr>
+                <w:b w:val="0"/>
+                <w:sz w:val="18"/>
+              </w:rPr>
               <w:t>8.17</w:t>
             </w:r>
           </w:p>
         </w:tc>
       </w:tr>
       <w:tr>
+        <w:trPr>
+          <w:cantSplit w:val="1"/>
+        </w:trPr>
         <w:tc>
           <w:tcPr>
-            <w:tcW w:type="dxa" w:w="2880"/>
+            <w:tcW w:type="dxa" w:w="5525"/>
           </w:tcPr>
           <w:p>
+            <w:pPr>
+              <w:keepNext w:val="0"/>
+              <w:spacing w:before="0" w:after="40" w:line="240" w:lineRule="auto"/>
+            </w:pPr>
             <w:r>
+              <w:rPr>
+                <w:b w:val="0"/>
+                <w:sz w:val="18"/>
+              </w:rPr>
               <w:t>Q9-A001/PSD44 LINEAR SVM</w:t>
             </w:r>
           </w:p>
         </w:tc>
         <w:tc>
           <w:tcPr>
-            <w:tcW w:type="dxa" w:w="2880"/>
+            <w:tcW w:type="dxa" w:w="1842"/>
           </w:tcPr>
           <w:p>
+            <w:pPr>
+              <w:keepNext w:val="0"/>
+              <w:spacing w:before="0" w:after="40" w:line="240" w:lineRule="auto"/>
+            </w:pPr>
             <w:r>
+              <w:rPr>
+                <w:b w:val="0"/>
+                <w:sz w:val="18"/>
+              </w:rPr>
               <w:t>35.78</w:t>
             </w:r>
           </w:p>
         </w:tc>
         <w:tc>
           <w:tcPr>
-            <w:tcW w:type="dxa" w:w="2880"/>
+            <w:tcW w:type="dxa" w:w="2177"/>
           </w:tcPr>
           <w:p>
+            <w:pPr>
+              <w:keepNext w:val="0"/>
+              <w:spacing w:before="0" w:after="40" w:line="240" w:lineRule="auto"/>
+            </w:pPr>
             <w:r>
+              <w:rPr>
+                <w:b w:val="0"/>
+                <w:sz w:val="18"/>
+              </w:rPr>
               <w:t>8.39</w:t>
             </w:r>
           </w:p>
         </w:tc>
       </w:tr>
       <w:tr>
+        <w:trPr>
+          <w:cantSplit w:val="1"/>
+        </w:trPr>
         <w:tc>
           <w:tcPr>
-            <w:tcW w:type="dxa" w:w="2880"/>
+            <w:tcW w:type="dxa" w:w="5525"/>
           </w:tcPr>
           <w:p>
+            <w:pPr>
+              <w:keepNext w:val="0"/>
+              <w:spacing w:before="0" w:after="40" w:line="240" w:lineRule="auto"/>
+            </w:pPr>
             <w:r>
+              <w:rPr>
+                <w:b w:val="0"/>
+                <w:sz w:val="18"/>
+              </w:rPr>
               <w:t>Q10-A001/BROAD LOGE LOGREG</w:t>
             </w:r>
           </w:p>
         </w:tc>
         <w:tc>
           <w:tcPr>
-            <w:tcW w:type="dxa" w:w="2880"/>
+            <w:tcW w:type="dxa" w:w="1842"/>
           </w:tcPr>
           <w:p>
+            <w:pPr>
+              <w:keepNext w:val="0"/>
+              <w:spacing w:before="0" w:after="40" w:line="240" w:lineRule="auto"/>
+            </w:pPr>
             <w:r>
+              <w:rPr>
+                <w:b w:val="0"/>
+                <w:sz w:val="18"/>
+              </w:rPr>
               <w:t>35.32</w:t>
             </w:r>
           </w:p>
         </w:tc>
         <w:tc>
           <w:tcPr>
-            <w:tcW w:type="dxa" w:w="2880"/>
+            <w:tcW w:type="dxa" w:w="2177"/>
           </w:tcPr>
           <w:p>
+            <w:pPr>
+              <w:keepNext w:val="0"/>
+              <w:spacing w:before="0" w:after="40" w:line="240" w:lineRule="auto"/>
+            </w:pPr>
             <w:r>
+              <w:rPr>
+                <w:b w:val="0"/>
+                <w:sz w:val="18"/>
+              </w:rPr>
               <w:t>10.74</w:t>
             </w:r>
           </w:p>
         </w:tc>
       </w:tr>
       <w:tr>
+        <w:trPr>
+          <w:cantSplit w:val="1"/>
+        </w:trPr>
         <w:tc>
           <w:tcPr>
-            <w:tcW w:type="dxa" w:w="2880"/>
+            <w:tcW w:type="dxa" w:w="5525"/>
           </w:tcPr>
           <w:p>
+            <w:pPr>
+              <w:keepNext w:val="0"/>
+              <w:spacing w:before="0" w:after="40" w:line="240" w:lineRule="auto"/>
+            </w:pPr>
             <w:r>
+              <w:rPr>
+                <w:b w:val="0"/>
+                <w:sz w:val="18"/>
+              </w:rPr>
               <w:t>Q10-A001/BROAD LOGE MDM</w:t>
             </w:r>
           </w:p>
         </w:tc>
         <w:tc>
           <w:tcPr>
-            <w:tcW w:type="dxa" w:w="2880"/>
+            <w:tcW w:type="dxa" w:w="1842"/>
           </w:tcPr>
           <w:p>
+            <w:pPr>
+              <w:keepNext w:val="0"/>
+              <w:spacing w:before="0" w:after="40" w:line="240" w:lineRule="auto"/>
+            </w:pPr>
             <w:r>
+              <w:rPr>
+                <w:b w:val="0"/>
+                <w:sz w:val="18"/>
+              </w:rPr>
               <w:t>29.49</w:t>
             </w:r>
           </w:p>
         </w:tc>
         <w:tc>
           <w:tcPr>
-            <w:tcW w:type="dxa" w:w="2880"/>
+            <w:tcW w:type="dxa" w:w="2177"/>
           </w:tcPr>
           <w:p>
+            <w:pPr>
+              <w:keepNext w:val="0"/>
+              <w:spacing w:before="0" w:after="40" w:line="240" w:lineRule="auto"/>
+            </w:pPr>
             <w:r>
+              <w:rPr>
+                <w:b w:val="0"/>
+                <w:sz w:val="18"/>
+              </w:rPr>
               <w:t>8.73</w:t>
             </w:r>
           </w:p>
         </w:tc>
       </w:tr>
       <w:tr>
+        <w:trPr>
+          <w:cantSplit w:val="1"/>
+        </w:trPr>
         <w:tc>
           <w:tcPr>
-            <w:tcW w:type="dxa" w:w="2880"/>
+            <w:tcW w:type="dxa" w:w="5525"/>
           </w:tcPr>
           <w:p>
+            <w:pPr>
+              <w:keepNext w:val="0"/>
+              <w:spacing w:before="0" w:after="40" w:line="240" w:lineRule="auto"/>
+            </w:pPr>
             <w:r>
+              <w:rPr>
+                <w:b w:val="0"/>
+                <w:sz w:val="18"/>
+              </w:rPr>
               <w:t>Q10-A001/MUBETA LOGE LDA</w:t>
             </w:r>
           </w:p>
         </w:tc>
         <w:tc>
           <w:tcPr>
-            <w:tcW w:type="dxa" w:w="2880"/>
+            <w:tcW w:type="dxa" w:w="1842"/>
           </w:tcPr>
           <w:p>
+            <w:pPr>
+              <w:keepNext w:val="0"/>
+              <w:spacing w:before="0" w:after="40" w:line="240" w:lineRule="auto"/>
+            </w:pPr>
             <w:r>
+              <w:rPr>
+                <w:b w:val="0"/>
+                <w:sz w:val="18"/>
+              </w:rPr>
               <w:t>36.00</w:t>
             </w:r>
           </w:p>
         </w:tc>
         <w:tc>
           <w:tcPr>
-            <w:tcW w:type="dxa" w:w="2880"/>
+            <w:tcW w:type="dxa" w:w="2177"/>
           </w:tcPr>
           <w:p>
+            <w:pPr>
+              <w:keepNext w:val="0"/>
+              <w:spacing w:before="0" w:after="40" w:line="240" w:lineRule="auto"/>
+            </w:pPr>
             <w:r>
+              <w:rPr>
+                <w:b w:val="0"/>
+                <w:sz w:val="18"/>
+              </w:rPr>
               <w:t>10.75</w:t>
             </w:r>
           </w:p>
         </w:tc>
       </w:tr>
       <w:tr>
+        <w:trPr>
+          <w:cantSplit w:val="1"/>
+        </w:trPr>
         <w:tc>
           <w:tcPr>
-            <w:tcW w:type="dxa" w:w="2880"/>
+            <w:tcW w:type="dxa" w:w="5525"/>
           </w:tcPr>
           <w:p>
+            <w:pPr>
+              <w:keepNext w:val="0"/>
+              <w:spacing w:before="0" w:after="40" w:line="240" w:lineRule="auto"/>
+            </w:pPr>
             <w:r>
+              <w:rPr>
+                <w:b w:val="0"/>
+                <w:sz w:val="18"/>
+              </w:rPr>
               <w:t>Q10-A001/MUBETA LOGE SVM</w:t>
             </w:r>
           </w:p>
         </w:tc>
         <w:tc>
           <w:tcPr>
-            <w:tcW w:type="dxa" w:w="2880"/>
+            <w:tcW w:type="dxa" w:w="1842"/>
           </w:tcPr>
           <w:p>
+            <w:pPr>
+              <w:keepNext w:val="0"/>
+              <w:spacing w:before="0" w:after="40" w:line="240" w:lineRule="auto"/>
+            </w:pPr>
             <w:r>
+              <w:rPr>
+                <w:b w:val="0"/>
+                <w:sz w:val="18"/>
+              </w:rPr>
               <w:t>35.47</w:t>
             </w:r>
           </w:p>
         </w:tc>
         <w:tc>
           <w:tcPr>
-            <w:tcW w:type="dxa" w:w="2880"/>
+            <w:tcW w:type="dxa" w:w="2177"/>
           </w:tcPr>
           <w:p>
+            <w:pPr>
+              <w:keepNext w:val="0"/>
+              <w:spacing w:before="0" w:after="40" w:line="240" w:lineRule="auto"/>
+            </w:pPr>
             <w:r>
+              <w:rPr>
+                <w:b w:val="0"/>
+                <w:sz w:val="18"/>
+              </w:rPr>
               <w:t>8.83</w:t>
             </w:r>
           </w:p>
         </w:tc>
       </w:tr>
       <w:tr>
+        <w:trPr>
+          <w:cantSplit w:val="1"/>
+        </w:trPr>
         <w:tc>
           <w:tcPr>
-            <w:tcW w:type="dxa" w:w="2880"/>
+            <w:tcW w:type="dxa" w:w="5525"/>
           </w:tcPr>
           <w:p>
+            <w:pPr>
+              <w:keepNext w:val="0"/>
+              <w:spacing w:before="0" w:after="40" w:line="240" w:lineRule="auto"/>
+            </w:pPr>
             <w:r>
+              <w:rPr>
+                <w:b w:val="0"/>
+                <w:sz w:val="18"/>
+              </w:rPr>
               <w:t>Q9-E001/BETA 13 30</w:t>
             </w:r>
           </w:p>
         </w:tc>
         <w:tc>
           <w:tcPr>
-            <w:tcW w:type="dxa" w:w="2880"/>
+            <w:tcW w:type="dxa" w:w="1842"/>
           </w:tcPr>
           <w:p>
+            <w:pPr>
+              <w:keepNext w:val="0"/>
+              <w:spacing w:before="0" w:after="40" w:line="240" w:lineRule="auto"/>
+            </w:pPr>
             <w:r>
+              <w:rPr>
+                <w:b w:val="0"/>
+                <w:sz w:val="18"/>
+              </w:rPr>
               <w:t>31.53</w:t>
             </w:r>
           </w:p>
         </w:tc>
         <w:tc>
           <w:tcPr>
-            <w:tcW w:type="dxa" w:w="2880"/>
+            <w:tcW w:type="dxa" w:w="2177"/>
           </w:tcPr>
           <w:p>
+            <w:pPr>
+              <w:keepNext w:val="0"/>
+              <w:spacing w:before="0" w:after="40" w:line="240" w:lineRule="auto"/>
+            </w:pPr>
             <w:r>
+              <w:rPr>
+                <w:b w:val="0"/>
+                <w:sz w:val="18"/>
+              </w:rPr>
               <w:t>10.05</w:t>
             </w:r>
           </w:p>
         </w:tc>
       </w:tr>
       <w:tr>
+        <w:trPr>
+          <w:cantSplit w:val="1"/>
+        </w:trPr>
         <w:tc>
           <w:tcPr>
-            <w:tcW w:type="dxa" w:w="2880"/>
+            <w:tcW w:type="dxa" w:w="5525"/>
           </w:tcPr>
           <w:p>
+            <w:pPr>
+              <w:keepNext w:val="0"/>
+              <w:spacing w:before="0" w:after="40" w:line="240" w:lineRule="auto"/>
+            </w:pPr>
             <w:r>
+              <w:rPr>
+                <w:b w:val="0"/>
+                <w:sz w:val="18"/>
+              </w:rPr>
               <w:t>Q9-E001/MID 8 30</w:t>
             </w:r>
           </w:p>
         </w:tc>
         <w:tc>
           <w:tcPr>
-            <w:tcW w:type="dxa" w:w="2880"/>
+            <w:tcW w:type="dxa" w:w="1842"/>
           </w:tcPr>
           <w:p>
+            <w:pPr>
+              <w:keepNext w:val="0"/>
+              <w:spacing w:before="0" w:after="40" w:line="240" w:lineRule="auto"/>
+            </w:pPr>
             <w:r>
+              <w:rPr>
+                <w:b w:val="0"/>
+                <w:sz w:val="18"/>
+              </w:rPr>
               <w:t>44.55</w:t>
             </w:r>
           </w:p>
         </w:tc>
         <w:tc>
           <w:tcPr>
-            <w:tcW w:type="dxa" w:w="2880"/>
+            <w:tcW w:type="dxa" w:w="2177"/>
           </w:tcPr>
           <w:p>
+            <w:pPr>
+              <w:keepNext w:val="0"/>
+              <w:spacing w:before="0" w:after="40" w:line="240" w:lineRule="auto"/>
+            </w:pPr>
             <w:r>
+              <w:rPr>
+                <w:b w:val="0"/>
+                <w:sz w:val="18"/>
+              </w:rPr>
               <w:t>17.17</w:t>
             </w:r>
           </w:p>
         </w:tc>
       </w:tr>
       <w:tr>
+        <w:trPr>
+          <w:cantSplit w:val="1"/>
+        </w:trPr>
         <w:tc>
           <w:tcPr>
-            <w:tcW w:type="dxa" w:w="2880"/>
+            <w:tcW w:type="dxa" w:w="5525"/>
           </w:tcPr>
           <w:p>
+            <w:pPr>
+              <w:keepNext w:val="0"/>
+              <w:spacing w:before="0" w:after="40" w:line="240" w:lineRule="auto"/>
+            </w:pPr>
             <w:r>
+              <w:rPr>
+                <w:b w:val="0"/>
+                <w:sz w:val="18"/>
+              </w:rPr>
               <w:t>Q9-E001/MU 8 13</w:t>
             </w:r>
           </w:p>
         </w:tc>
         <w:tc>
           <w:tcPr>
-            <w:tcW w:type="dxa" w:w="2880"/>
+            <w:tcW w:type="dxa" w:w="1842"/>
           </w:tcPr>
           <w:p>
+            <w:pPr>
+              <w:keepNext w:val="0"/>
+              <w:spacing w:before="0" w:after="40" w:line="240" w:lineRule="auto"/>
+            </w:pPr>
             <w:r>
+              <w:rPr>
+                <w:b w:val="0"/>
+                <w:sz w:val="18"/>
+              </w:rPr>
               <w:t>43.30</w:t>
             </w:r>
           </w:p>
         </w:tc>
         <w:tc>
           <w:tcPr>
-            <w:tcW w:type="dxa" w:w="2880"/>
+            <w:tcW w:type="dxa" w:w="2177"/>
           </w:tcPr>
           <w:p>
+            <w:pPr>
+              <w:keepNext w:val="0"/>
+              <w:spacing w:before="0" w:after="40" w:line="240" w:lineRule="auto"/>
+            </w:pPr>
             <w:r>
+              <w:rPr>
+                <w:b w:val="0"/>
+                <w:sz w:val="18"/>
+              </w:rPr>
               <w:t>16.22</w:t>
             </w:r>
           </w:p>
         </w:tc>
       </w:tr>
       <w:tr>
+        <w:trPr>
+          <w:cantSplit w:val="1"/>
+        </w:trPr>
         <w:tc>
           <w:tcPr>
-            <w:tcW w:type="dxa" w:w="2880"/>
+            <w:tcW w:type="dxa" w:w="5525"/>
           </w:tcPr>
           <w:p>
+            <w:pPr>
+              <w:keepNext w:val="0"/>
+              <w:spacing w:before="0" w:after="40" w:line="240" w:lineRule="auto"/>
+            </w:pPr>
             <w:r>
+              <w:rPr>
+                <w:b w:val="0"/>
+                <w:sz w:val="18"/>
+              </w:rPr>
               <w:t>Q9-E001/MU BETA SHARED</w:t>
             </w:r>
           </w:p>
         </w:tc>
         <w:tc>
           <w:tcPr>
-            <w:tcW w:type="dxa" w:w="2880"/>
+            <w:tcW w:type="dxa" w:w="1842"/>
           </w:tcPr>
           <w:p>
+            <w:pPr>
+              <w:keepNext w:val="0"/>
+              <w:spacing w:before="0" w:after="40" w:line="240" w:lineRule="auto"/>
+            </w:pPr>
             <w:r>
+              <w:rPr>
+                <w:b w:val="0"/>
+                <w:sz w:val="18"/>
+              </w:rPr>
               <w:t>42.19</w:t>
             </w:r>
           </w:p>
         </w:tc>
         <w:tc>
           <w:tcPr>
-            <w:tcW w:type="dxa" w:w="2880"/>
+            <w:tcW w:type="dxa" w:w="2177"/>
           </w:tcPr>
           <w:p>
+            <w:pPr>
+              <w:keepNext w:val="0"/>
+              <w:spacing w:before="0" w:after="40" w:line="240" w:lineRule="auto"/>
+            </w:pPr>
             <w:r>
+              <w:rPr>
+                <w:b w:val="0"/>
+                <w:sz w:val="18"/>
+              </w:rPr>
               <w:t>14.10</w:t>
             </w:r>
           </w:p>
         </w:tc>
       </w:tr>
       <w:tr>
+        <w:trPr>
+          <w:cantSplit w:val="1"/>
+        </w:trPr>
         <w:tc>
           <w:tcPr>
-            <w:tcW w:type="dxa" w:w="2880"/>
+            <w:tcW w:type="dxa" w:w="5525"/>
           </w:tcPr>
           <w:p>
+            <w:pPr>
+              <w:keepNext w:val="0"/>
+              <w:spacing w:before="0" w:after="40" w:line="240" w:lineRule="auto"/>
+            </w:pPr>
             <w:r>
+              <w:rPr>
+                <w:b w:val="0"/>
+                <w:sz w:val="18"/>
+              </w:rPr>
               <w:t>Q9-E002/MID 8 30 Q8 EPOCHS</w:t>
             </w:r>
           </w:p>
         </w:tc>
         <w:tc>
           <w:tcPr>
-            <w:tcW w:type="dxa" w:w="2880"/>
+            <w:tcW w:type="dxa" w:w="1842"/>
           </w:tcPr>
           <w:p>
+            <w:pPr>
+              <w:keepNext w:val="0"/>
+              <w:spacing w:before="0" w:after="40" w:line="240" w:lineRule="auto"/>
+            </w:pPr>
             <w:r>
+              <w:rPr>
+                <w:b w:val="0"/>
+                <w:sz w:val="18"/>
+              </w:rPr>
               <w:t>42.73</w:t>
             </w:r>
           </w:p>
         </w:tc>
         <w:tc>
           <w:tcPr>
-            <w:tcW w:type="dxa" w:w="2880"/>
+            <w:tcW w:type="dxa" w:w="2177"/>
           </w:tcPr>
           <w:p>
+            <w:pPr>
+              <w:keepNext w:val="0"/>
+              <w:spacing w:before="0" w:after="40" w:line="240" w:lineRule="auto"/>
+            </w:pPr>
             <w:r>
+              <w:rPr>
+                <w:b w:val="0"/>
+                <w:sz w:val="18"/>
+              </w:rPr>
               <w:t>15.73</w:t>
             </w:r>
           </w:p>
         </w:tc>
       </w:tr>
       <w:tr>
+        <w:trPr>
+          <w:cantSplit w:val="1"/>
+        </w:trPr>
         <w:tc>
           <w:tcPr>
-            <w:tcW w:type="dxa" w:w="2880"/>
+            <w:tcW w:type="dxa" w:w="5525"/>
           </w:tcPr>
           <w:p>
+            <w:pPr>
+              <w:keepNext w:val="0"/>
+              <w:spacing w:before="0" w:after="40" w:line="240" w:lineRule="auto"/>
+            </w:pPr>
             <w:r>
+              <w:rPr>
+                <w:b w:val="0"/>
+                <w:sz w:val="18"/>
+              </w:rPr>
               <w:t>Q9-E002/MU BETA SHARED Q8 EPOCHS</w:t>
             </w:r>
           </w:p>
         </w:tc>
         <w:tc>
           <w:tcPr>
-            <w:tcW w:type="dxa" w:w="2880"/>
+            <w:tcW w:type="dxa" w:w="1842"/>
           </w:tcPr>
           <w:p>
+            <w:pPr>
+              <w:keepNext w:val="0"/>
+              <w:spacing w:before="0" w:after="40" w:line="240" w:lineRule="auto"/>
+            </w:pPr>
             <w:r>
+              <w:rPr>
+                <w:b w:val="0"/>
+                <w:sz w:val="18"/>
+              </w:rPr>
               <w:t>43.50</w:t>
             </w:r>
           </w:p>
         </w:tc>
         <w:tc>
           <w:tcPr>
-            <w:tcW w:type="dxa" w:w="2880"/>
+            <w:tcW w:type="dxa" w:w="2177"/>
           </w:tcPr>
           <w:p>
+            <w:pPr>
+              <w:keepNext w:val="0"/>
+              <w:spacing w:before="0" w:after="40" w:line="240" w:lineRule="auto"/>
+            </w:pPr>
             <w:r>
+              <w:rPr>
+                <w:b w:val="0"/>
+                <w:sz w:val="18"/>
+              </w:rPr>
               <w:t>15.82</w:t>
             </w:r>
           </w:p>
         </w:tc>
       </w:tr>
       <w:tr>
+        <w:trPr>
+          <w:cantSplit w:val="1"/>
+        </w:trPr>
         <w:tc>
           <w:tcPr>
-            <w:tcW w:type="dxa" w:w="2880"/>
+            <w:tcW w:type="dxa" w:w="5525"/>
           </w:tcPr>
           <w:p>
+            <w:pPr>
+              <w:keepNext w:val="0"/>
+              <w:spacing w:before="0" w:after="40" w:line="240" w:lineRule="auto"/>
+            </w:pPr>
             <w:r>
+              <w:rPr>
+                <w:b w:val="0"/>
+                <w:sz w:val="18"/>
+              </w:rPr>
               <w:t>Q9-E004/MU BETA SHARED SOURCE CLEAN</w:t>
             </w:r>
           </w:p>
         </w:tc>
         <w:tc>
           <w:tcPr>
-            <w:tcW w:type="dxa" w:w="2880"/>
+            <w:tcW w:type="dxa" w:w="1842"/>
           </w:tcPr>
           <w:p>
+            <w:pPr>
+              <w:keepNext w:val="0"/>
+              <w:spacing w:before="0" w:after="40" w:line="240" w:lineRule="auto"/>
+            </w:pPr>
             <w:r>
+              <w:rPr>
+                <w:b w:val="0"/>
+                <w:sz w:val="18"/>
+              </w:rPr>
               <w:t>42.11</w:t>
             </w:r>
           </w:p>
         </w:tc>
         <w:tc>
           <w:tcPr>
-            <w:tcW w:type="dxa" w:w="2880"/>
+            <w:tcW w:type="dxa" w:w="2177"/>
           </w:tcPr>
           <w:p>
+            <w:pPr>
+              <w:keepNext w:val="0"/>
+              <w:spacing w:before="0" w:after="40" w:line="240" w:lineRule="auto"/>
+            </w:pPr>
             <w:r>
+              <w:rPr>
+                <w:b w:val="0"/>
+                <w:sz w:val="18"/>
+              </w:rPr>
               <w:t>15.23</w:t>
             </w:r>
           </w:p>
         </w:tc>
       </w:tr>
       <w:tr>
+        <w:trPr>
+          <w:cantSplit w:val="1"/>
+        </w:trPr>
         <w:tc>
           <w:tcPr>
-            <w:tcW w:type="dxa" w:w="2880"/>
+            <w:tcW w:type="dxa" w:w="5525"/>
           </w:tcPr>
           <w:p>
+            <w:pPr>
+              <w:keepNext w:val="0"/>
+              <w:spacing w:before="0" w:after="40" w:line="240" w:lineRule="auto"/>
+            </w:pPr>
             <w:r>
+              <w:rPr>
+                <w:b w:val="0"/>
+                <w:sz w:val="18"/>
+              </w:rPr>
               <w:t>Q9-E005/MU BETA SHARED SOURCE NORM</w:t>
             </w:r>
           </w:p>
         </w:tc>
         <w:tc>
           <w:tcPr>
-            <w:tcW w:type="dxa" w:w="2880"/>
+            <w:tcW w:type="dxa" w:w="1842"/>
           </w:tcPr>
           <w:p>
+            <w:pPr>
+              <w:keepNext w:val="0"/>
+              <w:spacing w:before="0" w:after="40" w:line="240" w:lineRule="auto"/>
+            </w:pPr>
             <w:r>
+              <w:rPr>
+                <w:b w:val="0"/>
+                <w:sz w:val="18"/>
+              </w:rPr>
               <w:t>41.53</w:t>
             </w:r>
           </w:p>
         </w:tc>
         <w:tc>
           <w:tcPr>
-            <w:tcW w:type="dxa" w:w="2880"/>
+            <w:tcW w:type="dxa" w:w="2177"/>
           </w:tcPr>
           <w:p>
+            <w:pPr>
+              <w:keepNext w:val="0"/>
+              <w:spacing w:before="0" w:after="40" w:line="240" w:lineRule="auto"/>
+            </w:pPr>
             <w:r>
+              <w:rPr>
+                <w:b w:val="0"/>
+                <w:sz w:val="18"/>
+              </w:rPr>
               <w:t>13.88</w:t>
             </w:r>
           </w:p>
         </w:tc>
       </w:tr>
       <w:tr>
+        <w:trPr>
+          <w:cantSplit w:val="1"/>
+        </w:trPr>
         <w:tc>
           <w:tcPr>
-            <w:tcW w:type="dxa" w:w="2880"/>
+            <w:tcW w:type="dxa" w:w="5525"/>
           </w:tcPr>
           <w:p>
+            <w:pPr>
+              <w:keepNext w:val="0"/>
+              <w:spacing w:before="0" w:after="40" w:line="240" w:lineRule="auto"/>
+            </w:pPr>
             <w:r>
+              <w:rPr>
+                <w:b w:val="0"/>
+                <w:sz w:val="18"/>
+              </w:rPr>
               <w:t>Q10-E001/MU BETA CSP8 EEGNET</w:t>
             </w:r>
           </w:p>
         </w:tc>
         <w:tc>
           <w:tcPr>
-            <w:tcW w:type="dxa" w:w="2880"/>
+            <w:tcW w:type="dxa" w:w="1842"/>
           </w:tcPr>
           <w:p>
+            <w:pPr>
+              <w:keepNext w:val="0"/>
+              <w:spacing w:before="0" w:after="40" w:line="240" w:lineRule="auto"/>
+            </w:pPr>
             <w:r>
+              <w:rPr>
+                <w:b w:val="0"/>
+                <w:sz w:val="18"/>
+              </w:rPr>
               <w:t>41.48</w:t>
             </w:r>
           </w:p>
         </w:tc>
         <w:tc>
           <w:tcPr>
-            <w:tcW w:type="dxa" w:w="2880"/>
+            <w:tcW w:type="dxa" w:w="2177"/>
           </w:tcPr>
           <w:p>
+            <w:pPr>
+              <w:keepNext w:val="0"/>
+              <w:spacing w:before="0" w:after="40" w:line="240" w:lineRule="auto"/>
+            </w:pPr>
             <w:r>
+              <w:rPr>
+                <w:b w:val="0"/>
+                <w:sz w:val="18"/>
+              </w:rPr>
               <w:t>16.04</w:t>
             </w:r>
           </w:p>
         </w:tc>
       </w:tr>
       <w:tr>
+        <w:trPr>
+          <w:cantSplit w:val="1"/>
+        </w:trPr>
         <w:tc>
           <w:tcPr>
-            <w:tcW w:type="dxa" w:w="2880"/>
+            <w:tcW w:type="dxa" w:w="5525"/>
           </w:tcPr>
           <w:p>
+            <w:pPr>
+              <w:keepNext w:val="0"/>
+              <w:spacing w:before="0" w:after="40" w:line="240" w:lineRule="auto"/>
+            </w:pPr>
             <w:r>
+              <w:rPr>
+                <w:b w:val="0"/>
+                <w:sz w:val="18"/>
+              </w:rPr>
               <w:t>Q10-E001/MU BETA PCA8 EEGNET</w:t>
             </w:r>
           </w:p>
         </w:tc>
         <w:tc>
           <w:tcPr>
-            <w:tcW w:type="dxa" w:w="2880"/>
+            <w:tcW w:type="dxa" w:w="1842"/>
           </w:tcPr>
           <w:p>
+            <w:pPr>
+              <w:keepNext w:val="0"/>
+              <w:spacing w:before="0" w:after="40" w:line="240" w:lineRule="auto"/>
+            </w:pPr>
             <w:r>
+              <w:rPr>
+                <w:b w:val="0"/>
+                <w:sz w:val="18"/>
+              </w:rPr>
               <w:t>42.06</w:t>
             </w:r>
           </w:p>
         </w:tc>
         <w:tc>
           <w:tcPr>
-            <w:tcW w:type="dxa" w:w="2880"/>
+            <w:tcW w:type="dxa" w:w="2177"/>
           </w:tcPr>
           <w:p>
+            <w:pPr>
+              <w:keepNext w:val="0"/>
+              <w:spacing w:before="0" w:after="40" w:line="240" w:lineRule="auto"/>
+            </w:pPr>
             <w:r>
+              <w:rPr>
+                <w:b w:val="0"/>
+                <w:sz w:val="18"/>
+              </w:rPr>
               <w:t>15.51</w:t>
             </w:r>
           </w:p>
         </w:tc>
       </w:tr>
       <w:tr>
+        <w:trPr>
+          <w:cantSplit w:val="1"/>
+        </w:trPr>
         <w:tc>
           <w:tcPr>
-            <w:tcW w:type="dxa" w:w="2880"/>
+            <w:tcW w:type="dxa" w:w="5525"/>
           </w:tcPr>
           <w:p>
+            <w:pPr>
+              <w:keepNext w:val="0"/>
+              <w:spacing w:before="0" w:after="40" w:line="240" w:lineRule="auto"/>
+            </w:pPr>
             <w:r>
+              <w:rPr>
+                <w:b w:val="0"/>
+                <w:sz w:val="18"/>
+              </w:rPr>
               <w:t>Q11-E001/BROAD CAPACITY MATCHED</w:t>
             </w:r>
           </w:p>
         </w:tc>
         <w:tc>
           <w:tcPr>
-            <w:tcW w:type="dxa" w:w="2880"/>
+            <w:tcW w:type="dxa" w:w="1842"/>
           </w:tcPr>
           <w:p>
+            <w:pPr>
+              <w:keepNext w:val="0"/>
+              <w:spacing w:before="0" w:after="40" w:line="240" w:lineRule="auto"/>
+            </w:pPr>
             <w:r>
+              <w:rPr>
+                <w:b w:val="0"/>
+                <w:sz w:val="18"/>
+              </w:rPr>
               <w:t>42.19</w:t>
             </w:r>
           </w:p>
         </w:tc>
         <w:tc>
           <w:tcPr>
-            <w:tcW w:type="dxa" w:w="2880"/>
+            <w:tcW w:type="dxa" w:w="2177"/>
           </w:tcPr>
           <w:p>
+            <w:pPr>
+              <w:keepNext w:val="0"/>
+              <w:spacing w:before="0" w:after="40" w:line="240" w:lineRule="auto"/>
+            </w:pPr>
             <w:r>
+              <w:rPr>
+                <w:b w:val="0"/>
+                <w:sz w:val="18"/>
+              </w:rPr>
               <w:t>14.05</w:t>
             </w:r>
           </w:p>
         </w:tc>
       </w:tr>
       <w:tr>
+        <w:trPr>
+          <w:cantSplit w:val="1"/>
+        </w:trPr>
         <w:tc>
           <w:tcPr>
-            <w:tcW w:type="dxa" w:w="2880"/>
+            <w:tcW w:type="dxa" w:w="5525"/>
           </w:tcPr>
           <w:p>
+            <w:pPr>
+              <w:keepNext w:val="0"/>
+              <w:spacing w:before="0" w:after="40" w:line="240" w:lineRule="auto"/>
+            </w:pPr>
             <w:r>
+              <w:rPr>
+                <w:b w:val="0"/>
+                <w:sz w:val="18"/>
+              </w:rPr>
               <w:t>Q11-E001/FOUR BAND SHARED</w:t>
             </w:r>
           </w:p>
         </w:tc>
         <w:tc>
           <w:tcPr>
-            <w:tcW w:type="dxa" w:w="2880"/>
+            <w:tcW w:type="dxa" w:w="1842"/>
           </w:tcPr>
           <w:p>
+            <w:pPr>
+              <w:keepNext w:val="0"/>
+              <w:spacing w:before="0" w:after="40" w:line="240" w:lineRule="auto"/>
+            </w:pPr>
             <w:r>
+              <w:rPr>
+                <w:b w:val="0"/>
+                <w:sz w:val="18"/>
+              </w:rPr>
               <w:t>39.80</w:t>
             </w:r>
           </w:p>
         </w:tc>
         <w:tc>
           <w:tcPr>
-            <w:tcW w:type="dxa" w:w="2880"/>
+            <w:tcW w:type="dxa" w:w="2177"/>
           </w:tcPr>
           <w:p>
+            <w:pPr>
+              <w:keepNext w:val="0"/>
+              <w:spacing w:before="0" w:after="40" w:line="240" w:lineRule="auto"/>
+            </w:pPr>
             <w:r>
+              <w:rPr>
+                <w:b w:val="0"/>
+                <w:sz w:val="18"/>
+              </w:rPr>
               <w:t>11.58</w:t>
             </w:r>
           </w:p>
         </w:tc>
       </w:tr>
       <w:tr>
+        <w:trPr>
+          <w:cantSplit w:val="1"/>
+        </w:trPr>
         <w:tc>
           <w:tcPr>
-            <w:tcW w:type="dxa" w:w="2880"/>
+            <w:tcW w:type="dxa" w:w="5525"/>
           </w:tcPr>
           <w:p>
+            <w:pPr>
+              <w:keepNext w:val="0"/>
+              <w:spacing w:before="0" w:after="40" w:line="240" w:lineRule="auto"/>
+            </w:pPr>
             <w:r>
+              <w:rPr>
+                <w:b w:val="0"/>
+                <w:sz w:val="18"/>
+              </w:rPr>
               <w:t>Q11-E001/TWO BAND EARLY STACK</w:t>
             </w:r>
           </w:p>
         </w:tc>
         <w:tc>
           <w:tcPr>
-            <w:tcW w:type="dxa" w:w="2880"/>
+            <w:tcW w:type="dxa" w:w="1842"/>
           </w:tcPr>
           <w:p>
+            <w:pPr>
+              <w:keepNext w:val="0"/>
+              <w:spacing w:before="0" w:after="40" w:line="240" w:lineRule="auto"/>
+            </w:pPr>
             <w:r>
+              <w:rPr>
+                <w:b w:val="0"/>
+                <w:sz w:val="18"/>
+              </w:rPr>
               <w:t>42.66</w:t>
             </w:r>
           </w:p>
         </w:tc>
         <w:tc>
           <w:tcPr>
-            <w:tcW w:type="dxa" w:w="2880"/>
+            <w:tcW w:type="dxa" w:w="2177"/>
           </w:tcPr>
           <w:p>
+            <w:pPr>
+              <w:keepNext w:val="0"/>
+              <w:spacing w:before="0" w:after="40" w:line="240" w:lineRule="auto"/>
+            </w:pPr>
             <w:r>
+              <w:rPr>
+                <w:b w:val="0"/>
+                <w:sz w:val="18"/>
+              </w:rPr>
               <w:t>16.23</w:t>
             </w:r>
           </w:p>
         </w:tc>
       </w:tr>
       <w:tr>
+        <w:trPr>
+          <w:cantSplit w:val="1"/>
+        </w:trPr>
         <w:tc>
           <w:tcPr>
-            <w:tcW w:type="dxa" w:w="2880"/>
+            <w:tcW w:type="dxa" w:w="5525"/>
           </w:tcPr>
           <w:p>
+            <w:pPr>
+              <w:keepNext w:val="0"/>
+              <w:spacing w:before="0" w:after="40" w:line="240" w:lineRule="auto"/>
+            </w:pPr>
             <w:r>
+              <w:rPr>
+                <w:b w:val="0"/>
+                <w:sz w:val="18"/>
+              </w:rPr>
               <w:t>Q11-E001/TWO BAND INDEPENDENT</w:t>
             </w:r>
           </w:p>
         </w:tc>
         <w:tc>
           <w:tcPr>
-            <w:tcW w:type="dxa" w:w="2880"/>
+            <w:tcW w:type="dxa" w:w="1842"/>
           </w:tcPr>
           <w:p>
+            <w:pPr>
+              <w:keepNext w:val="0"/>
+              <w:spacing w:before="0" w:after="40" w:line="240" w:lineRule="auto"/>
+            </w:pPr>
             <w:r>
+              <w:rPr>
+                <w:b w:val="0"/>
+                <w:sz w:val="18"/>
+              </w:rPr>
               <w:t>42.99</w:t>
             </w:r>
           </w:p>
         </w:tc>
         <w:tc>
           <w:tcPr>
-            <w:tcW w:type="dxa" w:w="2880"/>
+            <w:tcW w:type="dxa" w:w="2177"/>
           </w:tcPr>
           <w:p>
+            <w:pPr>
+              <w:keepNext w:val="0"/>
+              <w:spacing w:before="0" w:after="40" w:line="240" w:lineRule="auto"/>
+            </w:pPr>
             <w:r>
+              <w:rPr>
+                <w:b w:val="0"/>
+                <w:sz w:val="18"/>
+              </w:rPr>
               <w:t>17.38</w:t>
             </w:r>
           </w:p>
@@ -1096,7 +1998,13 @@
       </w:tr>
     </w:tbl>
     <w:p>
+      <w:pPr>
+        <w:keepLines/>
+      </w:pPr>
       <w:r>
+        <w:rPr>
+          <w:sz w:val="18"/>
+        </w:rPr>
         <w:t>Neural seeds are averaged within person; shallow arms have one evaluated model per fold. Q4-A001 reuses fitted CSP feature caches but refits scaler/LDA; its k8/k72 predictions reproduce prior Q4 endpoints and do not add independent outcomes. Archived condition IDs identify protocol order, not a sorted leaderboard. The four S3 diagnostic cells are shown in Figure 2C, not included as nine-person rows.</w:t>
       </w:r>
     </w:p>
@@ -1109,10 +2017,14 @@
       </w:r>
     </w:p>
     <w:p>
+      <w:pPr>
+        <w:keepNext/>
+        <w:keepLines/>
+      </w:pPr>
       <w:r>
         <w:drawing>
           <wp:inline xmlns:a="http://schemas.openxmlformats.org/drawingml/2006/main" xmlns:pic="http://schemas.openxmlformats.org/drawingml/2006/picture">
-            <wp:extent cx="5760720" cy="2267659"/>
+            <wp:extent cx="6060440" cy="2385641"/>
             <wp:docPr id="1" name="Picture 1"/>
             <wp:cNvGraphicFramePr>
               <a:graphicFrameLocks noChangeAspect="1"/>
@@ -1133,7 +2045,7 @@
                   <pic:spPr>
                     <a:xfrm>
                       <a:off x="0" y="0"/>
-                      <a:ext cx="5760720" cy="2267659"/>
+                      <a:ext cx="6060440" cy="2385641"/>
                     </a:xfrm>
                     <a:prstGeom prst="rect"/>
                   </pic:spPr>
@@ -1145,13 +2057,20 @@
       </w:r>
     </w:p>
     <w:p>
+      <w:pPr>
+        <w:keepLines/>
+      </w:pPr>
       <w:r>
         <w:rPr>
           <w:b/>
+          <w:sz w:val="18"/>
         </w:rPr>
         <w:t xml:space="preserve">Figure S1. </w:t>
       </w:r>
       <w:r>
+        <w:rPr>
+          <w:sz w:val="18"/>
+        </w:rPr>
         <w:t>All nine participant-level robustness differences in fixed order. Color and annotations are balanced-accuracy percentage points. The GroupDRO row uses balanced ERM as control; every other row uses the historical Q8 rank baseline and therefore crosses runtime. This is descriptive, without target-based exclusion or significance stars.</w:t>
       </w:r>
     </w:p>
@@ -1164,6 +2083,10 @@
       </w:r>
     </w:p>
     <w:p>
+      <w:pPr>
+        <w:keepNext/>
+        <w:keepLines/>
+      </w:pPr>
       <w:r>
         <w:rPr>
           <w:b/>
@@ -1175,513 +2098,935 @@
       <w:tblPr>
         <w:tblStyle w:val="LightShading-Accent1"/>
         <w:tblW w:type="auto" w:w="0"/>
+        <w:tblLayout w:type="fixed"/>
         <w:tblLook w:firstColumn="1" w:firstRow="1" w:lastColumn="0" w:lastRow="0" w:noHBand="0" w:noVBand="1" w:val="04A0"/>
       </w:tblPr>
       <w:tblGrid>
-        <w:gridCol w:w="2160"/>
-        <w:gridCol w:w="2160"/>
-        <w:gridCol w:w="2160"/>
-        <w:gridCol w:w="2160"/>
+        <w:gridCol w:w="4359"/>
+        <w:gridCol w:w="1503"/>
+        <w:gridCol w:w="2179"/>
+        <w:gridCol w:w="1503"/>
       </w:tblGrid>
       <w:tr>
+        <w:trPr>
+          <w:tblHeader w:val="1"/>
+          <w:cantSplit w:val="1"/>
+        </w:trPr>
         <w:tc>
           <w:tcPr>
-            <w:tcW w:type="dxa" w:w="2160"/>
+            <w:tcW w:type="dxa" w:w="4359"/>
           </w:tcPr>
           <w:p>
+            <w:pPr>
+              <w:keepNext/>
+              <w:spacing w:before="0" w:after="40" w:line="240" w:lineRule="auto"/>
+            </w:pPr>
             <w:r>
+              <w:rPr>
+                <w:b/>
+                <w:sz w:val="18"/>
+              </w:rPr>
               <w:t>Contrast</w:t>
             </w:r>
           </w:p>
         </w:tc>
         <w:tc>
           <w:tcPr>
-            <w:tcW w:type="dxa" w:w="2160"/>
+            <w:tcW w:type="dxa" w:w="1503"/>
           </w:tcPr>
           <w:p>
+            <w:pPr>
+              <w:keepNext/>
+              <w:spacing w:before="0" w:after="40" w:line="240" w:lineRule="auto"/>
+            </w:pPr>
             <w:r>
+              <w:rPr>
+                <w:b/>
+                <w:sz w:val="18"/>
+              </w:rPr>
               <w:t>Δ (pp)</w:t>
             </w:r>
           </w:p>
         </w:tc>
         <w:tc>
           <w:tcPr>
-            <w:tcW w:type="dxa" w:w="2160"/>
+            <w:tcW w:type="dxa" w:w="2179"/>
           </w:tcPr>
           <w:p>
+            <w:pPr>
+              <w:keepNext/>
+              <w:spacing w:before="0" w:after="40" w:line="240" w:lineRule="auto"/>
+            </w:pPr>
             <w:r>
+              <w:rPr>
+                <w:b/>
+                <w:sz w:val="18"/>
+              </w:rPr>
               <w:t>95% CI (pp)</w:t>
             </w:r>
           </w:p>
         </w:tc>
         <w:tc>
           <w:tcPr>
-            <w:tcW w:type="dxa" w:w="2160"/>
+            <w:tcW w:type="dxa" w:w="1503"/>
           </w:tcPr>
           <w:p>
+            <w:pPr>
+              <w:keepNext/>
+              <w:spacing w:before="0" w:after="40" w:line="240" w:lineRule="auto"/>
+            </w:pPr>
             <w:r>
+              <w:rPr>
+                <w:b/>
+                <w:sz w:val="18"/>
+              </w:rPr>
               <w:t>Holm p</w:t>
             </w:r>
           </w:p>
         </w:tc>
       </w:tr>
       <w:tr>
+        <w:trPr>
+          <w:cantSplit w:val="1"/>
+        </w:trPr>
         <w:tc>
           <w:tcPr>
-            <w:tcW w:type="dxa" w:w="2160"/>
+            <w:tcW w:type="dxa" w:w="4359"/>
           </w:tcPr>
           <w:p>
+            <w:pPr>
+              <w:keepNext w:val="0"/>
+              <w:spacing w:before="0" w:after="40" w:line="240" w:lineRule="auto"/>
+            </w:pPr>
             <w:r>
+              <w:rPr>
+                <w:b w:val="0"/>
+                <w:sz w:val="18"/>
+              </w:rPr>
               <w:t>Broad k2 minus k8</w:t>
             </w:r>
           </w:p>
         </w:tc>
         <w:tc>
           <w:tcPr>
-            <w:tcW w:type="dxa" w:w="2160"/>
+            <w:tcW w:type="dxa" w:w="1503"/>
           </w:tcPr>
           <w:p>
+            <w:pPr>
+              <w:keepNext w:val="0"/>
+              <w:spacing w:before="0" w:after="40" w:line="240" w:lineRule="auto"/>
+            </w:pPr>
             <w:r>
-              <w:t>-11.03</w:t>
+              <w:rPr>
+                <w:b w:val="0"/>
+                <w:sz w:val="18"/>
+              </w:rPr>
+              <w:t>−11.03</w:t>
             </w:r>
           </w:p>
         </w:tc>
         <w:tc>
           <w:tcPr>
-            <w:tcW w:type="dxa" w:w="2160"/>
+            <w:tcW w:type="dxa" w:w="2179"/>
           </w:tcPr>
           <w:p>
+            <w:pPr>
+              <w:keepNext w:val="0"/>
+              <w:spacing w:before="0" w:after="40" w:line="240" w:lineRule="auto"/>
+            </w:pPr>
             <w:r>
-              <w:t>[-18.80,-3.56]</w:t>
+              <w:rPr>
+                <w:b w:val="0"/>
+                <w:sz w:val="18"/>
+              </w:rPr>
+              <w:t>[−18.80, −3.56]</w:t>
             </w:r>
           </w:p>
         </w:tc>
         <w:tc>
           <w:tcPr>
-            <w:tcW w:type="dxa" w:w="2160"/>
+            <w:tcW w:type="dxa" w:w="1503"/>
           </w:tcPr>
           <w:p>
+            <w:pPr>
+              <w:keepNext w:val="0"/>
+              <w:spacing w:before="0" w:after="40" w:line="240" w:lineRule="auto"/>
+            </w:pPr>
             <w:r>
+              <w:rPr>
+                <w:b w:val="0"/>
+                <w:sz w:val="18"/>
+              </w:rPr>
               <w:t>0.1641</w:t>
             </w:r>
           </w:p>
         </w:tc>
       </w:tr>
       <w:tr>
+        <w:trPr>
+          <w:cantSplit w:val="1"/>
+        </w:trPr>
         <w:tc>
           <w:tcPr>
-            <w:tcW w:type="dxa" w:w="2160"/>
+            <w:tcW w:type="dxa" w:w="4359"/>
           </w:tcPr>
           <w:p>
+            <w:pPr>
+              <w:keepNext w:val="0"/>
+              <w:spacing w:before="0" w:after="40" w:line="240" w:lineRule="auto"/>
+            </w:pPr>
             <w:r>
+              <w:rPr>
+                <w:b w:val="0"/>
+                <w:sz w:val="18"/>
+              </w:rPr>
               <w:t>Broad k4 minus k8</w:t>
             </w:r>
           </w:p>
         </w:tc>
         <w:tc>
           <w:tcPr>
-            <w:tcW w:type="dxa" w:w="2160"/>
+            <w:tcW w:type="dxa" w:w="1503"/>
           </w:tcPr>
           <w:p>
+            <w:pPr>
+              <w:keepNext w:val="0"/>
+              <w:spacing w:before="0" w:after="40" w:line="240" w:lineRule="auto"/>
+            </w:pPr>
             <w:r>
-              <w:t>-5.10</w:t>
+              <w:rPr>
+                <w:b w:val="0"/>
+                <w:sz w:val="18"/>
+              </w:rPr>
+              <w:t>−5.10</w:t>
             </w:r>
           </w:p>
         </w:tc>
         <w:tc>
           <w:tcPr>
-            <w:tcW w:type="dxa" w:w="2160"/>
+            <w:tcW w:type="dxa" w:w="2179"/>
           </w:tcPr>
           <w:p>
+            <w:pPr>
+              <w:keepNext w:val="0"/>
+              <w:spacing w:before="0" w:after="40" w:line="240" w:lineRule="auto"/>
+            </w:pPr>
             <w:r>
-              <w:t>[-10.36,-0.38]</w:t>
+              <w:rPr>
+                <w:b w:val="0"/>
+                <w:sz w:val="18"/>
+              </w:rPr>
+              <w:t>[−10.36, −0.38]</w:t>
             </w:r>
           </w:p>
         </w:tc>
         <w:tc>
           <w:tcPr>
-            <w:tcW w:type="dxa" w:w="2160"/>
+            <w:tcW w:type="dxa" w:w="1503"/>
           </w:tcPr>
           <w:p>
+            <w:pPr>
+              <w:keepNext w:val="0"/>
+              <w:spacing w:before="0" w:after="40" w:line="240" w:lineRule="auto"/>
+            </w:pPr>
             <w:r>
+              <w:rPr>
+                <w:b w:val="0"/>
+                <w:sz w:val="18"/>
+              </w:rPr>
               <w:t>0.4336</w:t>
             </w:r>
           </w:p>
         </w:tc>
       </w:tr>
       <w:tr>
+        <w:trPr>
+          <w:cantSplit w:val="1"/>
+        </w:trPr>
         <w:tc>
           <w:tcPr>
-            <w:tcW w:type="dxa" w:w="2160"/>
+            <w:tcW w:type="dxa" w:w="4359"/>
           </w:tcPr>
           <w:p>
+            <w:pPr>
+              <w:keepNext w:val="0"/>
+              <w:spacing w:before="0" w:after="40" w:line="240" w:lineRule="auto"/>
+            </w:pPr>
             <w:r>
+              <w:rPr>
+                <w:b w:val="0"/>
+                <w:sz w:val="18"/>
+              </w:rPr>
               <w:t>Broad k6 minus k8</w:t>
             </w:r>
           </w:p>
         </w:tc>
         <w:tc>
           <w:tcPr>
-            <w:tcW w:type="dxa" w:w="2160"/>
+            <w:tcW w:type="dxa" w:w="1503"/>
           </w:tcPr>
           <w:p>
+            <w:pPr>
+              <w:keepNext w:val="0"/>
+              <w:spacing w:before="0" w:after="40" w:line="240" w:lineRule="auto"/>
+            </w:pPr>
             <w:r>
-              <w:t>-0.83</w:t>
+              <w:rPr>
+                <w:b w:val="0"/>
+                <w:sz w:val="18"/>
+              </w:rPr>
+              <w:t>−0.83</w:t>
             </w:r>
           </w:p>
         </w:tc>
         <w:tc>
           <w:tcPr>
-            <w:tcW w:type="dxa" w:w="2160"/>
+            <w:tcW w:type="dxa" w:w="2179"/>
           </w:tcPr>
           <w:p>
+            <w:pPr>
+              <w:keepNext w:val="0"/>
+              <w:spacing w:before="0" w:after="40" w:line="240" w:lineRule="auto"/>
+            </w:pPr>
             <w:r>
-              <w:t>[-3.67,+1.89]</w:t>
+              <w:rPr>
+                <w:b w:val="0"/>
+                <w:sz w:val="18"/>
+              </w:rPr>
+              <w:t>[−3.67, +1.89]</w:t>
             </w:r>
           </w:p>
         </w:tc>
         <w:tc>
           <w:tcPr>
-            <w:tcW w:type="dxa" w:w="2160"/>
+            <w:tcW w:type="dxa" w:w="1503"/>
           </w:tcPr>
           <w:p>
+            <w:pPr>
+              <w:keepNext w:val="0"/>
+              <w:spacing w:before="0" w:after="40" w:line="240" w:lineRule="auto"/>
+            </w:pPr>
             <w:r>
+              <w:rPr>
+                <w:b w:val="0"/>
+                <w:sz w:val="18"/>
+              </w:rPr>
               <w:t>0.5664</w:t>
             </w:r>
           </w:p>
         </w:tc>
       </w:tr>
       <w:tr>
+        <w:trPr>
+          <w:cantSplit w:val="1"/>
+        </w:trPr>
         <w:tc>
           <w:tcPr>
-            <w:tcW w:type="dxa" w:w="2160"/>
+            <w:tcW w:type="dxa" w:w="4359"/>
           </w:tcPr>
           <w:p>
+            <w:pPr>
+              <w:keepNext w:val="0"/>
+              <w:spacing w:before="0" w:after="40" w:line="240" w:lineRule="auto"/>
+            </w:pPr>
             <w:r>
+              <w:rPr>
+                <w:b w:val="0"/>
+                <w:sz w:val="18"/>
+              </w:rPr>
               <w:t>Shared k2 minus k8</w:t>
             </w:r>
           </w:p>
         </w:tc>
         <w:tc>
           <w:tcPr>
-            <w:tcW w:type="dxa" w:w="2160"/>
+            <w:tcW w:type="dxa" w:w="1503"/>
           </w:tcPr>
           <w:p>
+            <w:pPr>
+              <w:keepNext w:val="0"/>
+              <w:spacing w:before="0" w:after="40" w:line="240" w:lineRule="auto"/>
+            </w:pPr>
             <w:r>
-              <w:t>-9.23</w:t>
+              <w:rPr>
+                <w:b w:val="0"/>
+                <w:sz w:val="18"/>
+              </w:rPr>
+              <w:t>−9.23</w:t>
             </w:r>
           </w:p>
         </w:tc>
         <w:tc>
           <w:tcPr>
-            <w:tcW w:type="dxa" w:w="2160"/>
+            <w:tcW w:type="dxa" w:w="2179"/>
           </w:tcPr>
           <w:p>
+            <w:pPr>
+              <w:keepNext w:val="0"/>
+              <w:spacing w:before="0" w:after="40" w:line="240" w:lineRule="auto"/>
+            </w:pPr>
             <w:r>
-              <w:t>[-15.41,-3.15]</w:t>
+              <w:rPr>
+                <w:b w:val="0"/>
+                <w:sz w:val="18"/>
+              </w:rPr>
+              <w:t>[−15.41, −3.15]</w:t>
             </w:r>
           </w:p>
         </w:tc>
         <w:tc>
           <w:tcPr>
-            <w:tcW w:type="dxa" w:w="2160"/>
+            <w:tcW w:type="dxa" w:w="1503"/>
           </w:tcPr>
           <w:p>
+            <w:pPr>
+              <w:keepNext w:val="0"/>
+              <w:spacing w:before="0" w:after="40" w:line="240" w:lineRule="auto"/>
+            </w:pPr>
             <w:r>
+              <w:rPr>
+                <w:b w:val="0"/>
+                <w:sz w:val="18"/>
+              </w:rPr>
               <w:t>0.1641</w:t>
             </w:r>
           </w:p>
         </w:tc>
       </w:tr>
       <w:tr>
+        <w:trPr>
+          <w:cantSplit w:val="1"/>
+        </w:trPr>
         <w:tc>
           <w:tcPr>
-            <w:tcW w:type="dxa" w:w="2160"/>
+            <w:tcW w:type="dxa" w:w="4359"/>
           </w:tcPr>
           <w:p>
+            <w:pPr>
+              <w:keepNext w:val="0"/>
+              <w:spacing w:before="0" w:after="40" w:line="240" w:lineRule="auto"/>
+            </w:pPr>
             <w:r>
+              <w:rPr>
+                <w:b w:val="0"/>
+                <w:sz w:val="18"/>
+              </w:rPr>
               <w:t>Shared k4 minus k8</w:t>
             </w:r>
           </w:p>
         </w:tc>
         <w:tc>
           <w:tcPr>
-            <w:tcW w:type="dxa" w:w="2160"/>
+            <w:tcW w:type="dxa" w:w="1503"/>
           </w:tcPr>
           <w:p>
+            <w:pPr>
+              <w:keepNext w:val="0"/>
+              <w:spacing w:before="0" w:after="40" w:line="240" w:lineRule="auto"/>
+            </w:pPr>
             <w:r>
-              <w:t>-5.09</w:t>
+              <w:rPr>
+                <w:b w:val="0"/>
+                <w:sz w:val="18"/>
+              </w:rPr>
+              <w:t>−5.09</w:t>
             </w:r>
           </w:p>
         </w:tc>
         <w:tc>
           <w:tcPr>
-            <w:tcW w:type="dxa" w:w="2160"/>
+            <w:tcW w:type="dxa" w:w="2179"/>
           </w:tcPr>
           <w:p>
+            <w:pPr>
+              <w:keepNext w:val="0"/>
+              <w:spacing w:before="0" w:after="40" w:line="240" w:lineRule="auto"/>
+            </w:pPr>
             <w:r>
-              <w:t>[-9.28,-1.31]</w:t>
+              <w:rPr>
+                <w:b w:val="0"/>
+                <w:sz w:val="18"/>
+              </w:rPr>
+              <w:t>[−9.28, −1.31]</w:t>
             </w:r>
           </w:p>
         </w:tc>
         <w:tc>
           <w:tcPr>
-            <w:tcW w:type="dxa" w:w="2160"/>
+            <w:tcW w:type="dxa" w:w="1503"/>
           </w:tcPr>
           <w:p>
+            <w:pPr>
+              <w:keepNext w:val="0"/>
+              <w:spacing w:before="0" w:after="40" w:line="240" w:lineRule="auto"/>
+            </w:pPr>
             <w:r>
+              <w:rPr>
+                <w:b w:val="0"/>
+                <w:sz w:val="18"/>
+              </w:rPr>
               <w:t>0.2344</w:t>
             </w:r>
           </w:p>
         </w:tc>
       </w:tr>
       <w:tr>
+        <w:trPr>
+          <w:cantSplit w:val="1"/>
+        </w:trPr>
         <w:tc>
           <w:tcPr>
-            <w:tcW w:type="dxa" w:w="2160"/>
+            <w:tcW w:type="dxa" w:w="4359"/>
           </w:tcPr>
           <w:p>
+            <w:pPr>
+              <w:keepNext w:val="0"/>
+              <w:spacing w:before="0" w:after="40" w:line="240" w:lineRule="auto"/>
+            </w:pPr>
             <w:r>
+              <w:rPr>
+                <w:b w:val="0"/>
+                <w:sz w:val="18"/>
+              </w:rPr>
               <w:t>Shared k6 minus k8</w:t>
             </w:r>
           </w:p>
         </w:tc>
         <w:tc>
           <w:tcPr>
-            <w:tcW w:type="dxa" w:w="2160"/>
+            <w:tcW w:type="dxa" w:w="1503"/>
           </w:tcPr>
           <w:p>
+            <w:pPr>
+              <w:keepNext w:val="0"/>
+              <w:spacing w:before="0" w:after="40" w:line="240" w:lineRule="auto"/>
+            </w:pPr>
             <w:r>
-              <w:t>-1.49</w:t>
+              <w:rPr>
+                <w:b w:val="0"/>
+                <w:sz w:val="18"/>
+              </w:rPr>
+              <w:t>−1.49</w:t>
             </w:r>
           </w:p>
         </w:tc>
         <w:tc>
           <w:tcPr>
-            <w:tcW w:type="dxa" w:w="2160"/>
+            <w:tcW w:type="dxa" w:w="2179"/>
           </w:tcPr>
           <w:p>
+            <w:pPr>
+              <w:keepNext w:val="0"/>
+              <w:spacing w:before="0" w:after="40" w:line="240" w:lineRule="auto"/>
+            </w:pPr>
             <w:r>
-              <w:t>[-3.41,+0.42]</w:t>
+              <w:rPr>
+                <w:b w:val="0"/>
+                <w:sz w:val="18"/>
+              </w:rPr>
+              <w:t>[−3.41, +0.42]</w:t>
             </w:r>
           </w:p>
         </w:tc>
         <w:tc>
           <w:tcPr>
-            <w:tcW w:type="dxa" w:w="2160"/>
+            <w:tcW w:type="dxa" w:w="1503"/>
           </w:tcPr>
           <w:p>
+            <w:pPr>
+              <w:keepNext w:val="0"/>
+              <w:spacing w:before="0" w:after="40" w:line="240" w:lineRule="auto"/>
+            </w:pPr>
             <w:r>
+              <w:rPr>
+                <w:b w:val="0"/>
+                <w:sz w:val="18"/>
+              </w:rPr>
               <w:t>0.4336</w:t>
             </w:r>
           </w:p>
         </w:tc>
       </w:tr>
       <w:tr>
+        <w:trPr>
+          <w:cantSplit w:val="1"/>
+        </w:trPr>
         <w:tc>
           <w:tcPr>
-            <w:tcW w:type="dxa" w:w="2160"/>
+            <w:tcW w:type="dxa" w:w="4359"/>
           </w:tcPr>
           <w:p>
+            <w:pPr>
+              <w:keepNext w:val="0"/>
+              <w:spacing w:before="0" w:after="40" w:line="240" w:lineRule="auto"/>
+            </w:pPr>
             <w:r>
+              <w:rPr>
+                <w:b w:val="0"/>
+                <w:sz w:val="18"/>
+              </w:rPr>
               <w:t>Broad 1test minus 0train</w:t>
             </w:r>
           </w:p>
         </w:tc>
         <w:tc>
           <w:tcPr>
-            <w:tcW w:type="dxa" w:w="2160"/>
+            <w:tcW w:type="dxa" w:w="1503"/>
           </w:tcPr>
           <w:p>
+            <w:pPr>
+              <w:keepNext w:val="0"/>
+              <w:spacing w:before="0" w:after="40" w:line="240" w:lineRule="auto"/>
+            </w:pPr>
             <w:r>
-              <w:t>-0.84</w:t>
+              <w:rPr>
+                <w:b w:val="0"/>
+                <w:sz w:val="18"/>
+              </w:rPr>
+              <w:t>−0.84</w:t>
             </w:r>
           </w:p>
         </w:tc>
         <w:tc>
           <w:tcPr>
-            <w:tcW w:type="dxa" w:w="2160"/>
+            <w:tcW w:type="dxa" w:w="2179"/>
           </w:tcPr>
           <w:p>
+            <w:pPr>
+              <w:keepNext w:val="0"/>
+              <w:spacing w:before="0" w:after="40" w:line="240" w:lineRule="auto"/>
+            </w:pPr>
             <w:r>
-              <w:t>[-1.89,+0.19]</w:t>
+              <w:rPr>
+                <w:b w:val="0"/>
+                <w:sz w:val="18"/>
+              </w:rPr>
+              <w:t>[−1.89, +0.19]</w:t>
             </w:r>
           </w:p>
         </w:tc>
         <w:tc>
           <w:tcPr>
-            <w:tcW w:type="dxa" w:w="2160"/>
+            <w:tcW w:type="dxa" w:w="1503"/>
           </w:tcPr>
           <w:p>
+            <w:pPr>
+              <w:keepNext w:val="0"/>
+              <w:spacing w:before="0" w:after="40" w:line="240" w:lineRule="auto"/>
+            </w:pPr>
             <w:r>
+              <w:rPr>
+                <w:b w:val="0"/>
+                <w:sz w:val="18"/>
+              </w:rPr>
               <w:t>0.3516</w:t>
             </w:r>
           </w:p>
         </w:tc>
       </w:tr>
       <w:tr>
+        <w:trPr>
+          <w:cantSplit w:val="1"/>
+        </w:trPr>
         <w:tc>
           <w:tcPr>
-            <w:tcW w:type="dxa" w:w="2160"/>
+            <w:tcW w:type="dxa" w:w="4359"/>
           </w:tcPr>
           <w:p>
+            <w:pPr>
+              <w:keepNext w:val="0"/>
+              <w:spacing w:before="0" w:after="40" w:line="240" w:lineRule="auto"/>
+            </w:pPr>
             <w:r>
+              <w:rPr>
+                <w:b w:val="0"/>
+                <w:sz w:val="18"/>
+              </w:rPr>
               <w:t>Shared 1test minus 0train</w:t>
             </w:r>
           </w:p>
         </w:tc>
         <w:tc>
           <w:tcPr>
-            <w:tcW w:type="dxa" w:w="2160"/>
+            <w:tcW w:type="dxa" w:w="1503"/>
           </w:tcPr>
           <w:p>
+            <w:pPr>
+              <w:keepNext w:val="0"/>
+              <w:spacing w:before="0" w:after="40" w:line="240" w:lineRule="auto"/>
+            </w:pPr>
             <w:r>
+              <w:rPr>
+                <w:b w:val="0"/>
+                <w:sz w:val="18"/>
+              </w:rPr>
               <w:t>+0.08</w:t>
             </w:r>
           </w:p>
         </w:tc>
         <w:tc>
           <w:tcPr>
-            <w:tcW w:type="dxa" w:w="2160"/>
+            <w:tcW w:type="dxa" w:w="2179"/>
           </w:tcPr>
           <w:p>
+            <w:pPr>
+              <w:keepNext w:val="0"/>
+              <w:spacing w:before="0" w:after="40" w:line="240" w:lineRule="auto"/>
+            </w:pPr>
             <w:r>
-              <w:t>[-1.14,+1.18]</w:t>
+              <w:rPr>
+                <w:b w:val="0"/>
+                <w:sz w:val="18"/>
+              </w:rPr>
+              <w:t>[−1.14, +1.18]</w:t>
             </w:r>
           </w:p>
         </w:tc>
         <w:tc>
           <w:tcPr>
-            <w:tcW w:type="dxa" w:w="2160"/>
+            <w:tcW w:type="dxa" w:w="1503"/>
           </w:tcPr>
           <w:p>
+            <w:pPr>
+              <w:keepNext w:val="0"/>
+              <w:spacing w:before="0" w:after="40" w:line="240" w:lineRule="auto"/>
+            </w:pPr>
             <w:r>
+              <w:rPr>
+                <w:b w:val="0"/>
+                <w:sz w:val="18"/>
+              </w:rPr>
               <w:t>0.8516</w:t>
             </w:r>
           </w:p>
         </w:tc>
       </w:tr>
       <w:tr>
+        <w:trPr>
+          <w:cantSplit w:val="1"/>
+        </w:trPr>
         <w:tc>
           <w:tcPr>
-            <w:tcW w:type="dxa" w:w="2160"/>
+            <w:tcW w:type="dxa" w:w="4359"/>
           </w:tcPr>
           <w:p>
+            <w:pPr>
+              <w:keepNext w:val="0"/>
+              <w:spacing w:before="0" w:after="40" w:line="240" w:lineRule="auto"/>
+            </w:pPr>
             <w:r>
+              <w:rPr>
+                <w:b w:val="0"/>
+                <w:sz w:val="18"/>
+              </w:rPr>
               <w:t>Fixed20 minus Historical CE</w:t>
             </w:r>
           </w:p>
         </w:tc>
         <w:tc>
           <w:tcPr>
-            <w:tcW w:type="dxa" w:w="2160"/>
+            <w:tcW w:type="dxa" w:w="1503"/>
           </w:tcPr>
           <w:p>
+            <w:pPr>
+              <w:keepNext w:val="0"/>
+              <w:spacing w:before="0" w:after="40" w:line="240" w:lineRule="auto"/>
+            </w:pPr>
             <w:r>
+              <w:rPr>
+                <w:b w:val="0"/>
+                <w:sz w:val="18"/>
+              </w:rPr>
               <w:t>+10.27</w:t>
             </w:r>
           </w:p>
         </w:tc>
         <w:tc>
           <w:tcPr>
-            <w:tcW w:type="dxa" w:w="2160"/>
+            <w:tcW w:type="dxa" w:w="2179"/>
           </w:tcPr>
           <w:p>
+            <w:pPr>
+              <w:keepNext w:val="0"/>
+              <w:spacing w:before="0" w:after="40" w:line="240" w:lineRule="auto"/>
+            </w:pPr>
             <w:r>
-              <w:t>[+0.96,+21.62]</w:t>
+              <w:rPr>
+                <w:b w:val="0"/>
+                <w:sz w:val="18"/>
+              </w:rPr>
+              <w:t>[+0.96, +21.62]</w:t>
             </w:r>
           </w:p>
         </w:tc>
         <w:tc>
           <w:tcPr>
-            <w:tcW w:type="dxa" w:w="2160"/>
+            <w:tcW w:type="dxa" w:w="1503"/>
           </w:tcPr>
           <w:p>
+            <w:pPr>
+              <w:keepNext w:val="0"/>
+              <w:spacing w:before="0" w:after="40" w:line="240" w:lineRule="auto"/>
+            </w:pPr>
             <w:r>
+              <w:rPr>
+                <w:b w:val="0"/>
+                <w:sz w:val="18"/>
+              </w:rPr>
               <w:t>0.1562</w:t>
             </w:r>
           </w:p>
         </w:tc>
       </w:tr>
       <w:tr>
+        <w:trPr>
+          <w:cantSplit w:val="1"/>
+        </w:trPr>
         <w:tc>
           <w:tcPr>
-            <w:tcW w:type="dxa" w:w="2160"/>
+            <w:tcW w:type="dxa" w:w="4359"/>
           </w:tcPr>
           <w:p>
+            <w:pPr>
+              <w:keepNext w:val="0"/>
+              <w:spacing w:before="0" w:after="40" w:line="240" w:lineRule="auto"/>
+            </w:pPr>
             <w:r>
+              <w:rPr>
+                <w:b w:val="0"/>
+                <w:sz w:val="18"/>
+              </w:rPr>
               <w:t>Shared FIXED20 minus Shared RAW CE</w:t>
             </w:r>
           </w:p>
         </w:tc>
         <w:tc>
           <w:tcPr>
-            <w:tcW w:type="dxa" w:w="2160"/>
+            <w:tcW w:type="dxa" w:w="1503"/>
           </w:tcPr>
           <w:p>
+            <w:pPr>
+              <w:keepNext w:val="0"/>
+              <w:spacing w:before="0" w:after="40" w:line="240" w:lineRule="auto"/>
+            </w:pPr>
             <w:r>
+              <w:rPr>
+                <w:b w:val="0"/>
+                <w:sz w:val="18"/>
+              </w:rPr>
               <w:t>+3.91</w:t>
             </w:r>
           </w:p>
         </w:tc>
         <w:tc>
           <w:tcPr>
-            <w:tcW w:type="dxa" w:w="2160"/>
+            <w:tcW w:type="dxa" w:w="2179"/>
           </w:tcPr>
           <w:p>
+            <w:pPr>
+              <w:keepNext w:val="0"/>
+              <w:spacing w:before="0" w:after="40" w:line="240" w:lineRule="auto"/>
+            </w:pPr>
             <w:r>
-              <w:t>[+0.44,+7.62]</w:t>
+              <w:rPr>
+                <w:b w:val="0"/>
+                <w:sz w:val="18"/>
+              </w:rPr>
+              <w:t>[+0.44, +7.62]</w:t>
             </w:r>
           </w:p>
         </w:tc>
         <w:tc>
           <w:tcPr>
-            <w:tcW w:type="dxa" w:w="2160"/>
+            <w:tcW w:type="dxa" w:w="1503"/>
           </w:tcPr>
           <w:p>
+            <w:pPr>
+              <w:keepNext w:val="0"/>
+              <w:spacing w:before="0" w:after="40" w:line="240" w:lineRule="auto"/>
+            </w:pPr>
             <w:r>
+              <w:rPr>
+                <w:b w:val="0"/>
+                <w:sz w:val="18"/>
+              </w:rPr>
               <w:t>0.1562</w:t>
             </w:r>
           </w:p>
         </w:tc>
       </w:tr>
       <w:tr>
+        <w:trPr>
+          <w:cantSplit w:val="1"/>
+        </w:trPr>
         <w:tc>
           <w:tcPr>
-            <w:tcW w:type="dxa" w:w="2160"/>
+            <w:tcW w:type="dxa" w:w="4359"/>
           </w:tcPr>
           <w:p>
+            <w:pPr>
+              <w:keepNext w:val="0"/>
+              <w:spacing w:before="0" w:after="40" w:line="240" w:lineRule="auto"/>
+            </w:pPr>
             <w:r>
+              <w:rPr>
+                <w:b w:val="0"/>
+                <w:sz w:val="18"/>
+              </w:rPr>
               <w:t>Matched CE minus Fixed20</w:t>
             </w:r>
           </w:p>
         </w:tc>
         <w:tc>
           <w:tcPr>
-            <w:tcW w:type="dxa" w:w="2160"/>
+            <w:tcW w:type="dxa" w:w="1503"/>
           </w:tcPr>
           <w:p>
+            <w:pPr>
+              <w:keepNext w:val="0"/>
+              <w:spacing w:before="0" w:after="40" w:line="240" w:lineRule="auto"/>
+            </w:pPr>
             <w:r>
-              <w:t>-10.06</w:t>
+              <w:rPr>
+                <w:b w:val="0"/>
+                <w:sz w:val="18"/>
+              </w:rPr>
+              <w:t>−10.06</w:t>
             </w:r>
           </w:p>
         </w:tc>
         <w:tc>
           <w:tcPr>
-            <w:tcW w:type="dxa" w:w="2160"/>
+            <w:tcW w:type="dxa" w:w="2179"/>
           </w:tcPr>
           <w:p>
+            <w:pPr>
+              <w:keepNext w:val="0"/>
+              <w:spacing w:before="0" w:after="40" w:line="240" w:lineRule="auto"/>
+            </w:pPr>
             <w:r>
-              <w:t>[-21.53,-0.68]</w:t>
+              <w:rPr>
+                <w:b w:val="0"/>
+                <w:sz w:val="18"/>
+              </w:rPr>
+              <w:t>[−21.53, −0.68]</w:t>
             </w:r>
           </w:p>
         </w:tc>
         <w:tc>
           <w:tcPr>
-            <w:tcW w:type="dxa" w:w="2160"/>
+            <w:tcW w:type="dxa" w:w="1503"/>
           </w:tcPr>
           <w:p>
+            <w:pPr>
+              <w:keepNext w:val="0"/>
+              <w:spacing w:before="0" w:after="40" w:line="240" w:lineRule="auto"/>
+            </w:pPr>
             <w:r>
+              <w:rPr>
+                <w:b w:val="0"/>
+                <w:sz w:val="18"/>
+              </w:rPr>
               <w:t>0.1250</w:t>
             </w:r>
           </w:p>
@@ -1689,7 +3034,13 @@
       </w:tr>
     </w:tbl>
     <w:p>
+      <w:pPr>
+        <w:keepLines/>
+      </w:pPr>
       <w:r>
+        <w:rPr>
+          <w:sz w:val="18"/>
+        </w:rPr>
         <w:t>Each row uses nine people after within-person averaging of fixed seeds and, where applicable, source subsets. The historical CE contrast crosses runtimes; the separately declared matched-CE-minus-fixed20 row matches them. Intervals are unadjusted, while p-values are corrected within each declared family. These signs follow the archived contrasts; Figure 3B reverses the matched contrast for readability.</w:t>
       </w:r>
     </w:p>
@@ -1735,6 +3086,10 @@
       </w:r>
     </w:p>
     <w:p>
+      <w:pPr>
+        <w:keepNext/>
+        <w:keepLines/>
+      </w:pPr>
       <w:r>
         <w:rPr>
           <w:b/>
@@ -1746,723 +3101,1320 @@
       <w:tblPr>
         <w:tblStyle w:val="LightShading-Accent1"/>
         <w:tblW w:type="auto" w:w="0"/>
+        <w:tblLayout w:type="fixed"/>
         <w:tblLook w:firstColumn="1" w:firstRow="1" w:lastColumn="0" w:lastRow="0" w:noHBand="0" w:noVBand="1" w:val="04A0"/>
       </w:tblPr>
       <w:tblGrid>
-        <w:gridCol w:w="2160"/>
-        <w:gridCol w:w="2160"/>
-        <w:gridCol w:w="2160"/>
-        <w:gridCol w:w="2160"/>
+        <w:gridCol w:w="3991"/>
+        <w:gridCol w:w="3297"/>
+        <w:gridCol w:w="1215"/>
+        <w:gridCol w:w="1041"/>
       </w:tblGrid>
       <w:tr>
+        <w:trPr>
+          <w:tblHeader w:val="1"/>
+          <w:cantSplit w:val="1"/>
+        </w:trPr>
         <w:tc>
           <w:tcPr>
-            <w:tcW w:type="dxa" w:w="2160"/>
+            <w:tcW w:type="dxa" w:w="3991"/>
           </w:tcPr>
           <w:p>
+            <w:pPr>
+              <w:keepNext/>
+              <w:spacing w:before="0" w:after="40" w:line="240" w:lineRule="auto"/>
+            </w:pPr>
             <w:r>
+              <w:rPr>
+                <w:b/>
+                <w:sz w:val="18"/>
+              </w:rPr>
               <w:t>Stage / model</w:t>
             </w:r>
           </w:p>
         </w:tc>
         <w:tc>
           <w:tcPr>
-            <w:tcW w:type="dxa" w:w="2160"/>
+            <w:tcW w:type="dxa" w:w="3297"/>
           </w:tcPr>
           <w:p>
+            <w:pPr>
+              <w:keepNext/>
+              <w:spacing w:before="0" w:after="40" w:line="240" w:lineRule="auto"/>
+            </w:pPr>
             <w:r>
+              <w:rPr>
+                <w:b/>
+                <w:sz w:val="18"/>
+              </w:rPr>
               <w:t>Split / source policy</w:t>
             </w:r>
           </w:p>
         </w:tc>
         <w:tc>
           <w:tcPr>
-            <w:tcW w:type="dxa" w:w="2160"/>
+            <w:tcW w:type="dxa" w:w="1215"/>
           </w:tcPr>
           <w:p>
+            <w:pPr>
+              <w:keepNext/>
+              <w:spacing w:before="0" w:after="40" w:line="240" w:lineRule="auto"/>
+            </w:pPr>
             <w:r>
+              <w:rPr>
+                <w:b/>
+                <w:sz w:val="18"/>
+              </w:rPr>
               <w:t>Target trials</w:t>
             </w:r>
           </w:p>
         </w:tc>
         <w:tc>
           <w:tcPr>
-            <w:tcW w:type="dxa" w:w="2160"/>
+            <w:tcW w:type="dxa" w:w="1041"/>
           </w:tcPr>
           <w:p>
+            <w:pPr>
+              <w:keepNext/>
+              <w:spacing w:before="0" w:after="40" w:line="240" w:lineRule="auto"/>
+            </w:pPr>
             <w:r>
+              <w:rPr>
+                <w:b/>
+                <w:sz w:val="18"/>
+              </w:rPr>
               <w:t>BA (%)</w:t>
             </w:r>
           </w:p>
         </w:tc>
       </w:tr>
       <w:tr>
+        <w:trPr>
+          <w:cantSplit w:val="1"/>
+        </w:trPr>
         <w:tc>
           <w:tcPr>
-            <w:tcW w:type="dxa" w:w="2160"/>
+            <w:tcW w:type="dxa" w:w="3991"/>
           </w:tcPr>
           <w:p>
+            <w:pPr>
+              <w:keepNext w:val="0"/>
+              <w:spacing w:before="0" w:after="40" w:line="240" w:lineRule="auto"/>
+            </w:pPr>
             <w:r>
+              <w:rPr>
+                <w:b w:val="0"/>
+                <w:sz w:val="18"/>
+              </w:rPr>
               <w:t>P2-E001 / CSP+LDA</w:t>
             </w:r>
           </w:p>
         </w:tc>
         <w:tc>
           <w:tcPr>
-            <w:tcW w:type="dxa" w:w="2160"/>
+            <w:tcW w:type="dxa" w:w="3297"/>
           </w:tcPr>
           <w:p>
+            <w:pPr>
+              <w:keepNext w:val="0"/>
+              <w:spacing w:before="0" w:after="40" w:line="240" w:lineRule="auto"/>
+            </w:pPr>
             <w:r>
+              <w:rPr>
+                <w:b w:val="0"/>
+                <w:sz w:val="18"/>
+              </w:rPr>
               <w:t>cross session; expert clean only</w:t>
             </w:r>
           </w:p>
         </w:tc>
         <w:tc>
           <w:tcPr>
-            <w:tcW w:type="dxa" w:w="2160"/>
+            <w:tcW w:type="dxa" w:w="1215"/>
           </w:tcPr>
           <w:p>
+            <w:pPr>
+              <w:keepNext w:val="0"/>
+              <w:spacing w:before="0" w:after="40" w:line="240" w:lineRule="auto"/>
+            </w:pPr>
             <w:r>
+              <w:rPr>
+                <w:b w:val="0"/>
+                <w:sz w:val="18"/>
+              </w:rPr>
               <w:t>1183</w:t>
             </w:r>
           </w:p>
         </w:tc>
         <w:tc>
           <w:tcPr>
-            <w:tcW w:type="dxa" w:w="2160"/>
+            <w:tcW w:type="dxa" w:w="1041"/>
           </w:tcPr>
           <w:p>
+            <w:pPr>
+              <w:keepNext w:val="0"/>
+              <w:spacing w:before="0" w:after="40" w:line="240" w:lineRule="auto"/>
+            </w:pPr>
             <w:r>
+              <w:rPr>
+                <w:b w:val="0"/>
+                <w:sz w:val="18"/>
+              </w:rPr>
               <w:t>76.06</w:t>
             </w:r>
           </w:p>
         </w:tc>
       </w:tr>
       <w:tr>
+        <w:trPr>
+          <w:cantSplit w:val="1"/>
+        </w:trPr>
         <w:tc>
           <w:tcPr>
-            <w:tcW w:type="dxa" w:w="2160"/>
+            <w:tcW w:type="dxa" w:w="3991"/>
           </w:tcPr>
           <w:p>
+            <w:pPr>
+              <w:keepNext w:val="0"/>
+              <w:spacing w:before="0" w:after="40" w:line="240" w:lineRule="auto"/>
+            </w:pPr>
             <w:r>
+              <w:rPr>
+                <w:b w:val="0"/>
+                <w:sz w:val="18"/>
+              </w:rPr>
               <w:t>P2-E001 / CSP+linearSVM</w:t>
             </w:r>
           </w:p>
         </w:tc>
         <w:tc>
           <w:tcPr>
-            <w:tcW w:type="dxa" w:w="2160"/>
+            <w:tcW w:type="dxa" w:w="3297"/>
           </w:tcPr>
           <w:p>
+            <w:pPr>
+              <w:keepNext w:val="0"/>
+              <w:spacing w:before="0" w:after="40" w:line="240" w:lineRule="auto"/>
+            </w:pPr>
             <w:r>
+              <w:rPr>
+                <w:b w:val="0"/>
+                <w:sz w:val="18"/>
+              </w:rPr>
               <w:t>cross session; expert clean only</w:t>
             </w:r>
           </w:p>
         </w:tc>
         <w:tc>
           <w:tcPr>
-            <w:tcW w:type="dxa" w:w="2160"/>
+            <w:tcW w:type="dxa" w:w="1215"/>
           </w:tcPr>
           <w:p>
+            <w:pPr>
+              <w:keepNext w:val="0"/>
+              <w:spacing w:before="0" w:after="40" w:line="240" w:lineRule="auto"/>
+            </w:pPr>
             <w:r>
+              <w:rPr>
+                <w:b w:val="0"/>
+                <w:sz w:val="18"/>
+              </w:rPr>
               <w:t>1183</w:t>
             </w:r>
           </w:p>
         </w:tc>
         <w:tc>
           <w:tcPr>
-            <w:tcW w:type="dxa" w:w="2160"/>
+            <w:tcW w:type="dxa" w:w="1041"/>
           </w:tcPr>
           <w:p>
+            <w:pPr>
+              <w:keepNext w:val="0"/>
+              <w:spacing w:before="0" w:after="40" w:line="240" w:lineRule="auto"/>
+            </w:pPr>
             <w:r>
+              <w:rPr>
+                <w:b w:val="0"/>
+                <w:sz w:val="18"/>
+              </w:rPr>
               <w:t>75.05</w:t>
             </w:r>
           </w:p>
         </w:tc>
       </w:tr>
       <w:tr>
+        <w:trPr>
+          <w:cantSplit w:val="1"/>
+        </w:trPr>
         <w:tc>
           <w:tcPr>
-            <w:tcW w:type="dxa" w:w="2160"/>
+            <w:tcW w:type="dxa" w:w="3991"/>
           </w:tcPr>
           <w:p>
+            <w:pPr>
+              <w:keepNext w:val="0"/>
+              <w:spacing w:before="0" w:after="40" w:line="240" w:lineRule="auto"/>
+            </w:pPr>
             <w:r>
+              <w:rPr>
+                <w:b w:val="0"/>
+                <w:sz w:val="18"/>
+              </w:rPr>
               <w:t>P2-E001 / CSP+LDA</w:t>
             </w:r>
           </w:p>
         </w:tc>
         <w:tc>
           <w:tcPr>
-            <w:tcW w:type="dxa" w:w="2160"/>
+            <w:tcW w:type="dxa" w:w="3297"/>
           </w:tcPr>
           <w:p>
+            <w:pPr>
+              <w:keepNext w:val="0"/>
+              <w:spacing w:before="0" w:after="40" w:line="240" w:lineRule="auto"/>
+            </w:pPr>
             <w:r>
+              <w:rPr>
+                <w:b w:val="0"/>
+                <w:sz w:val="18"/>
+              </w:rPr>
               <w:t>cross subject; expert clean only</w:t>
             </w:r>
           </w:p>
         </w:tc>
         <w:tc>
           <w:tcPr>
-            <w:tcW w:type="dxa" w:w="2160"/>
+            <w:tcW w:type="dxa" w:w="1215"/>
           </w:tcPr>
           <w:p>
+            <w:pPr>
+              <w:keepNext w:val="0"/>
+              <w:spacing w:before="0" w:after="40" w:line="240" w:lineRule="auto"/>
+            </w:pPr>
             <w:r>
+              <w:rPr>
+                <w:b w:val="0"/>
+                <w:sz w:val="18"/>
+              </w:rPr>
               <w:t>2346</w:t>
             </w:r>
           </w:p>
         </w:tc>
         <w:tc>
           <w:tcPr>
-            <w:tcW w:type="dxa" w:w="2160"/>
+            <w:tcW w:type="dxa" w:w="1041"/>
           </w:tcPr>
           <w:p>
+            <w:pPr>
+              <w:keepNext w:val="0"/>
+              <w:spacing w:before="0" w:after="40" w:line="240" w:lineRule="auto"/>
+            </w:pPr>
             <w:r>
+              <w:rPr>
+                <w:b w:val="0"/>
+                <w:sz w:val="18"/>
+              </w:rPr>
               <w:t>62.76</w:t>
             </w:r>
           </w:p>
         </w:tc>
       </w:tr>
       <w:tr>
+        <w:trPr>
+          <w:cantSplit w:val="1"/>
+        </w:trPr>
         <w:tc>
           <w:tcPr>
-            <w:tcW w:type="dxa" w:w="2160"/>
+            <w:tcW w:type="dxa" w:w="3991"/>
           </w:tcPr>
           <w:p>
+            <w:pPr>
+              <w:keepNext w:val="0"/>
+              <w:spacing w:before="0" w:after="40" w:line="240" w:lineRule="auto"/>
+            </w:pPr>
             <w:r>
+              <w:rPr>
+                <w:b w:val="0"/>
+                <w:sz w:val="18"/>
+              </w:rPr>
               <w:t>P2-E001 / CSP+linearSVM</w:t>
             </w:r>
           </w:p>
         </w:tc>
         <w:tc>
           <w:tcPr>
-            <w:tcW w:type="dxa" w:w="2160"/>
+            <w:tcW w:type="dxa" w:w="3297"/>
           </w:tcPr>
           <w:p>
+            <w:pPr>
+              <w:keepNext w:val="0"/>
+              <w:spacing w:before="0" w:after="40" w:line="240" w:lineRule="auto"/>
+            </w:pPr>
             <w:r>
+              <w:rPr>
+                <w:b w:val="0"/>
+                <w:sz w:val="18"/>
+              </w:rPr>
               <w:t>cross subject; expert clean only</w:t>
             </w:r>
           </w:p>
         </w:tc>
         <w:tc>
           <w:tcPr>
-            <w:tcW w:type="dxa" w:w="2160"/>
+            <w:tcW w:type="dxa" w:w="1215"/>
           </w:tcPr>
           <w:p>
+            <w:pPr>
+              <w:keepNext w:val="0"/>
+              <w:spacing w:before="0" w:after="40" w:line="240" w:lineRule="auto"/>
+            </w:pPr>
             <w:r>
+              <w:rPr>
+                <w:b w:val="0"/>
+                <w:sz w:val="18"/>
+              </w:rPr>
               <w:t>2346</w:t>
             </w:r>
           </w:p>
         </w:tc>
         <w:tc>
           <w:tcPr>
-            <w:tcW w:type="dxa" w:w="2160"/>
+            <w:tcW w:type="dxa" w:w="1041"/>
           </w:tcPr>
           <w:p>
+            <w:pPr>
+              <w:keepNext w:val="0"/>
+              <w:spacing w:before="0" w:after="40" w:line="240" w:lineRule="auto"/>
+            </w:pPr>
             <w:r>
+              <w:rPr>
+                <w:b w:val="0"/>
+                <w:sz w:val="18"/>
+              </w:rPr>
               <w:t>62.09</w:t>
             </w:r>
           </w:p>
         </w:tc>
       </w:tr>
       <w:tr>
+        <w:trPr>
+          <w:cantSplit w:val="1"/>
+        </w:trPr>
         <w:tc>
           <w:tcPr>
-            <w:tcW w:type="dxa" w:w="2160"/>
+            <w:tcW w:type="dxa" w:w="3991"/>
           </w:tcPr>
           <w:p>
+            <w:pPr>
+              <w:keepNext w:val="0"/>
+              <w:spacing w:before="0" w:after="40" w:line="240" w:lineRule="auto"/>
+            </w:pPr>
             <w:r>
+              <w:rPr>
+                <w:b w:val="0"/>
+                <w:sz w:val="18"/>
+              </w:rPr>
               <w:t>P2-E001 / CSP+LDA</w:t>
             </w:r>
           </w:p>
         </w:tc>
         <w:tc>
           <w:tcPr>
-            <w:tcW w:type="dxa" w:w="2160"/>
+            <w:tcW w:type="dxa" w:w="3297"/>
           </w:tcPr>
           <w:p>
+            <w:pPr>
+              <w:keepNext w:val="0"/>
+              <w:spacing w:before="0" w:after="40" w:line="240" w:lineRule="auto"/>
+            </w:pPr>
             <w:r>
+              <w:rPr>
+                <w:b w:val="0"/>
+                <w:sz w:val="18"/>
+              </w:rPr>
               <w:t>within session; expert clean only</w:t>
             </w:r>
           </w:p>
         </w:tc>
         <w:tc>
           <w:tcPr>
-            <w:tcW w:type="dxa" w:w="2160"/>
+            <w:tcW w:type="dxa" w:w="1215"/>
           </w:tcPr>
           <w:p>
+            <w:pPr>
+              <w:keepNext w:val="0"/>
+              <w:spacing w:before="0" w:after="40" w:line="240" w:lineRule="auto"/>
+            </w:pPr>
             <w:r>
+              <w:rPr>
+                <w:b w:val="0"/>
+                <w:sz w:val="18"/>
+              </w:rPr>
               <w:t>2346</w:t>
             </w:r>
           </w:p>
         </w:tc>
         <w:tc>
           <w:tcPr>
-            <w:tcW w:type="dxa" w:w="2160"/>
+            <w:tcW w:type="dxa" w:w="1041"/>
           </w:tcPr>
           <w:p>
+            <w:pPr>
+              <w:keepNext w:val="0"/>
+              <w:spacing w:before="0" w:after="40" w:line="240" w:lineRule="auto"/>
+            </w:pPr>
             <w:r>
+              <w:rPr>
+                <w:b w:val="0"/>
+                <w:sz w:val="18"/>
+              </w:rPr>
               <w:t>78.06</w:t>
             </w:r>
           </w:p>
         </w:tc>
       </w:tr>
       <w:tr>
+        <w:trPr>
+          <w:cantSplit w:val="1"/>
+        </w:trPr>
         <w:tc>
           <w:tcPr>
-            <w:tcW w:type="dxa" w:w="2160"/>
+            <w:tcW w:type="dxa" w:w="3991"/>
           </w:tcPr>
           <w:p>
+            <w:pPr>
+              <w:keepNext w:val="0"/>
+              <w:spacing w:before="0" w:after="40" w:line="240" w:lineRule="auto"/>
+            </w:pPr>
             <w:r>
+              <w:rPr>
+                <w:b w:val="0"/>
+                <w:sz w:val="18"/>
+              </w:rPr>
               <w:t>P2-E001 / CSP+linearSVM</w:t>
             </w:r>
           </w:p>
         </w:tc>
         <w:tc>
           <w:tcPr>
-            <w:tcW w:type="dxa" w:w="2160"/>
+            <w:tcW w:type="dxa" w:w="3297"/>
           </w:tcPr>
           <w:p>
+            <w:pPr>
+              <w:keepNext w:val="0"/>
+              <w:spacing w:before="0" w:after="40" w:line="240" w:lineRule="auto"/>
+            </w:pPr>
             <w:r>
+              <w:rPr>
+                <w:b w:val="0"/>
+                <w:sz w:val="18"/>
+              </w:rPr>
               <w:t>within session; expert clean only</w:t>
             </w:r>
           </w:p>
         </w:tc>
         <w:tc>
           <w:tcPr>
-            <w:tcW w:type="dxa" w:w="2160"/>
+            <w:tcW w:type="dxa" w:w="1215"/>
           </w:tcPr>
           <w:p>
+            <w:pPr>
+              <w:keepNext w:val="0"/>
+              <w:spacing w:before="0" w:after="40" w:line="240" w:lineRule="auto"/>
+            </w:pPr>
             <w:r>
+              <w:rPr>
+                <w:b w:val="0"/>
+                <w:sz w:val="18"/>
+              </w:rPr>
               <w:t>2346</w:t>
             </w:r>
           </w:p>
         </w:tc>
         <w:tc>
           <w:tcPr>
-            <w:tcW w:type="dxa" w:w="2160"/>
+            <w:tcW w:type="dxa" w:w="1041"/>
           </w:tcPr>
           <w:p>
+            <w:pPr>
+              <w:keepNext w:val="0"/>
+              <w:spacing w:before="0" w:after="40" w:line="240" w:lineRule="auto"/>
+            </w:pPr>
             <w:r>
+              <w:rPr>
+                <w:b w:val="0"/>
+                <w:sz w:val="18"/>
+              </w:rPr>
               <w:t>78.21</w:t>
             </w:r>
           </w:p>
         </w:tc>
       </w:tr>
       <w:tr>
+        <w:trPr>
+          <w:cantSplit w:val="1"/>
+        </w:trPr>
         <w:tc>
           <w:tcPr>
-            <w:tcW w:type="dxa" w:w="2160"/>
+            <w:tcW w:type="dxa" w:w="3991"/>
           </w:tcPr>
           <w:p>
+            <w:pPr>
+              <w:keepNext w:val="0"/>
+              <w:spacing w:before="0" w:after="40" w:line="240" w:lineRule="auto"/>
+            </w:pPr>
             <w:r>
+              <w:rPr>
+                <w:b w:val="0"/>
+                <w:sz w:val="18"/>
+              </w:rPr>
               <w:t>P2-E002-ALLTRIALS / CSP+LDA</w:t>
             </w:r>
           </w:p>
         </w:tc>
         <w:tc>
           <w:tcPr>
-            <w:tcW w:type="dxa" w:w="2160"/>
+            <w:tcW w:type="dxa" w:w="3297"/>
           </w:tcPr>
           <w:p>
+            <w:pPr>
+              <w:keepNext w:val="0"/>
+              <w:spacing w:before="0" w:after="40" w:line="240" w:lineRule="auto"/>
+            </w:pPr>
             <w:r>
+              <w:rPr>
+                <w:b w:val="0"/>
+                <w:sz w:val="18"/>
+              </w:rPr>
               <w:t>cross subject; all trials</w:t>
             </w:r>
           </w:p>
         </w:tc>
         <w:tc>
           <w:tcPr>
-            <w:tcW w:type="dxa" w:w="2160"/>
+            <w:tcW w:type="dxa" w:w="1215"/>
           </w:tcPr>
           <w:p>
+            <w:pPr>
+              <w:keepNext w:val="0"/>
+              <w:spacing w:before="0" w:after="40" w:line="240" w:lineRule="auto"/>
+            </w:pPr>
             <w:r>
+              <w:rPr>
+                <w:b w:val="0"/>
+                <w:sz w:val="18"/>
+              </w:rPr>
               <w:t>2592</w:t>
             </w:r>
           </w:p>
         </w:tc>
         <w:tc>
           <w:tcPr>
-            <w:tcW w:type="dxa" w:w="2160"/>
+            <w:tcW w:type="dxa" w:w="1041"/>
           </w:tcPr>
           <w:p>
+            <w:pPr>
+              <w:keepNext w:val="0"/>
+              <w:spacing w:before="0" w:after="40" w:line="240" w:lineRule="auto"/>
+            </w:pPr>
             <w:r>
+              <w:rPr>
+                <w:b w:val="0"/>
+                <w:sz w:val="18"/>
+              </w:rPr>
               <w:t>61.50</w:t>
             </w:r>
           </w:p>
         </w:tc>
       </w:tr>
       <w:tr>
+        <w:trPr>
+          <w:cantSplit w:val="1"/>
+        </w:trPr>
         <w:tc>
           <w:tcPr>
-            <w:tcW w:type="dxa" w:w="2160"/>
+            <w:tcW w:type="dxa" w:w="3991"/>
           </w:tcPr>
           <w:p>
+            <w:pPr>
+              <w:keepNext w:val="0"/>
+              <w:spacing w:before="0" w:after="40" w:line="240" w:lineRule="auto"/>
+            </w:pPr>
             <w:r>
+              <w:rPr>
+                <w:b w:val="0"/>
+                <w:sz w:val="18"/>
+              </w:rPr>
               <w:t>P2-E002-ALLTRIALS / CSP+linearSVM</w:t>
             </w:r>
           </w:p>
         </w:tc>
         <w:tc>
           <w:tcPr>
-            <w:tcW w:type="dxa" w:w="2160"/>
+            <w:tcW w:type="dxa" w:w="3297"/>
           </w:tcPr>
           <w:p>
+            <w:pPr>
+              <w:keepNext w:val="0"/>
+              <w:spacing w:before="0" w:after="40" w:line="240" w:lineRule="auto"/>
+            </w:pPr>
             <w:r>
+              <w:rPr>
+                <w:b w:val="0"/>
+                <w:sz w:val="18"/>
+              </w:rPr>
               <w:t>cross subject; all trials</w:t>
             </w:r>
           </w:p>
         </w:tc>
         <w:tc>
           <w:tcPr>
-            <w:tcW w:type="dxa" w:w="2160"/>
+            <w:tcW w:type="dxa" w:w="1215"/>
           </w:tcPr>
           <w:p>
+            <w:pPr>
+              <w:keepNext w:val="0"/>
+              <w:spacing w:before="0" w:after="40" w:line="240" w:lineRule="auto"/>
+            </w:pPr>
             <w:r>
+              <w:rPr>
+                <w:b w:val="0"/>
+                <w:sz w:val="18"/>
+              </w:rPr>
               <w:t>2592</w:t>
             </w:r>
           </w:p>
         </w:tc>
         <w:tc>
           <w:tcPr>
-            <w:tcW w:type="dxa" w:w="2160"/>
+            <w:tcW w:type="dxa" w:w="1041"/>
           </w:tcPr>
           <w:p>
+            <w:pPr>
+              <w:keepNext w:val="0"/>
+              <w:spacing w:before="0" w:after="40" w:line="240" w:lineRule="auto"/>
+            </w:pPr>
             <w:r>
+              <w:rPr>
+                <w:b w:val="0"/>
+                <w:sz w:val="18"/>
+              </w:rPr>
               <w:t>60.57</w:t>
             </w:r>
           </w:p>
         </w:tc>
       </w:tr>
       <w:tr>
+        <w:trPr>
+          <w:cantSplit w:val="1"/>
+        </w:trPr>
         <w:tc>
           <w:tcPr>
-            <w:tcW w:type="dxa" w:w="2160"/>
+            <w:tcW w:type="dxa" w:w="3991"/>
           </w:tcPr>
           <w:p>
+            <w:pPr>
+              <w:keepNext w:val="0"/>
+              <w:spacing w:before="0" w:after="40" w:line="240" w:lineRule="auto"/>
+            </w:pPr>
             <w:r>
+              <w:rPr>
+                <w:b w:val="0"/>
+                <w:sz w:val="18"/>
+              </w:rPr>
               <w:t>P3-E001 / CSP4+PSD88 + LDA</w:t>
             </w:r>
           </w:p>
         </w:tc>
         <w:tc>
           <w:tcPr>
-            <w:tcW w:type="dxa" w:w="2160"/>
+            <w:tcW w:type="dxa" w:w="3297"/>
           </w:tcPr>
           <w:p>
+            <w:pPr>
+              <w:keepNext w:val="0"/>
+              <w:spacing w:before="0" w:after="40" w:line="240" w:lineRule="auto"/>
+            </w:pPr>
             <w:r>
+              <w:rPr>
+                <w:b w:val="0"/>
+                <w:sz w:val="18"/>
+              </w:rPr>
               <w:t>cross subject; all trials</w:t>
             </w:r>
           </w:p>
         </w:tc>
         <w:tc>
           <w:tcPr>
-            <w:tcW w:type="dxa" w:w="2160"/>
+            <w:tcW w:type="dxa" w:w="1215"/>
           </w:tcPr>
           <w:p>
+            <w:pPr>
+              <w:keepNext w:val="0"/>
+              <w:spacing w:before="0" w:after="40" w:line="240" w:lineRule="auto"/>
+            </w:pPr>
             <w:r>
+              <w:rPr>
+                <w:b w:val="0"/>
+                <w:sz w:val="18"/>
+              </w:rPr>
               <w:t>2346</w:t>
             </w:r>
           </w:p>
         </w:tc>
         <w:tc>
           <w:tcPr>
-            <w:tcW w:type="dxa" w:w="2160"/>
+            <w:tcW w:type="dxa" w:w="1041"/>
           </w:tcPr>
           <w:p>
+            <w:pPr>
+              <w:keepNext w:val="0"/>
+              <w:spacing w:before="0" w:after="40" w:line="240" w:lineRule="auto"/>
+            </w:pPr>
             <w:r>
+              <w:rPr>
+                <w:b w:val="0"/>
+                <w:sz w:val="18"/>
+              </w:rPr>
               <w:t>64.10</w:t>
             </w:r>
           </w:p>
         </w:tc>
       </w:tr>
       <w:tr>
+        <w:trPr>
+          <w:cantSplit w:val="1"/>
+        </w:trPr>
         <w:tc>
           <w:tcPr>
-            <w:tcW w:type="dxa" w:w="2160"/>
+            <w:tcW w:type="dxa" w:w="3991"/>
           </w:tcPr>
           <w:p>
+            <w:pPr>
+              <w:keepNext w:val="0"/>
+              <w:spacing w:before="0" w:after="40" w:line="240" w:lineRule="auto"/>
+            </w:pPr>
             <w:r>
+              <w:rPr>
+                <w:b w:val="0"/>
+                <w:sz w:val="18"/>
+              </w:rPr>
               <w:t>P3-E001 / CSP4 + LDA</w:t>
             </w:r>
           </w:p>
         </w:tc>
         <w:tc>
           <w:tcPr>
-            <w:tcW w:type="dxa" w:w="2160"/>
+            <w:tcW w:type="dxa" w:w="3297"/>
           </w:tcPr>
           <w:p>
+            <w:pPr>
+              <w:keepNext w:val="0"/>
+              <w:spacing w:before="0" w:after="40" w:line="240" w:lineRule="auto"/>
+            </w:pPr>
             <w:r>
+              <w:rPr>
+                <w:b w:val="0"/>
+                <w:sz w:val="18"/>
+              </w:rPr>
               <w:t>cross subject; all trials</w:t>
             </w:r>
           </w:p>
         </w:tc>
         <w:tc>
           <w:tcPr>
-            <w:tcW w:type="dxa" w:w="2160"/>
+            <w:tcW w:type="dxa" w:w="1215"/>
           </w:tcPr>
           <w:p>
+            <w:pPr>
+              <w:keepNext w:val="0"/>
+              <w:spacing w:before="0" w:after="40" w:line="240" w:lineRule="auto"/>
+            </w:pPr>
             <w:r>
+              <w:rPr>
+                <w:b w:val="0"/>
+                <w:sz w:val="18"/>
+              </w:rPr>
               <w:t>2346</w:t>
             </w:r>
           </w:p>
         </w:tc>
         <w:tc>
           <w:tcPr>
-            <w:tcW w:type="dxa" w:w="2160"/>
+            <w:tcW w:type="dxa" w:w="1041"/>
           </w:tcPr>
           <w:p>
+            <w:pPr>
+              <w:keepNext w:val="0"/>
+              <w:spacing w:before="0" w:after="40" w:line="240" w:lineRule="auto"/>
+            </w:pPr>
             <w:r>
+              <w:rPr>
+                <w:b w:val="0"/>
+                <w:sz w:val="18"/>
+              </w:rPr>
               <w:t>61.92</w:t>
             </w:r>
           </w:p>
         </w:tc>
       </w:tr>
       <w:tr>
+        <w:trPr>
+          <w:cantSplit w:val="1"/>
+        </w:trPr>
         <w:tc>
           <w:tcPr>
-            <w:tcW w:type="dxa" w:w="2160"/>
+            <w:tcW w:type="dxa" w:w="3991"/>
           </w:tcPr>
           <w:p>
+            <w:pPr>
+              <w:keepNext w:val="0"/>
+              <w:spacing w:before="0" w:after="40" w:line="240" w:lineRule="auto"/>
+            </w:pPr>
             <w:r>
+              <w:rPr>
+                <w:b w:val="0"/>
+                <w:sz w:val="18"/>
+              </w:rPr>
               <w:t>P3-E001 / PSD88 + LDA</w:t>
             </w:r>
           </w:p>
         </w:tc>
         <w:tc>
           <w:tcPr>
-            <w:tcW w:type="dxa" w:w="2160"/>
+            <w:tcW w:type="dxa" w:w="3297"/>
           </w:tcPr>
           <w:p>
+            <w:pPr>
+              <w:keepNext w:val="0"/>
+              <w:spacing w:before="0" w:after="40" w:line="240" w:lineRule="auto"/>
+            </w:pPr>
             <w:r>
+              <w:rPr>
+                <w:b w:val="0"/>
+                <w:sz w:val="18"/>
+              </w:rPr>
               <w:t>cross subject; all trials</w:t>
             </w:r>
           </w:p>
         </w:tc>
         <w:tc>
           <w:tcPr>
-            <w:tcW w:type="dxa" w:w="2160"/>
+            <w:tcW w:type="dxa" w:w="1215"/>
           </w:tcPr>
           <w:p>
+            <w:pPr>
+              <w:keepNext w:val="0"/>
+              <w:spacing w:before="0" w:after="40" w:line="240" w:lineRule="auto"/>
+            </w:pPr>
             <w:r>
+              <w:rPr>
+                <w:b w:val="0"/>
+                <w:sz w:val="18"/>
+              </w:rPr>
               <w:t>2346</w:t>
             </w:r>
           </w:p>
         </w:tc>
         <w:tc>
           <w:tcPr>
-            <w:tcW w:type="dxa" w:w="2160"/>
+            <w:tcW w:type="dxa" w:w="1041"/>
           </w:tcPr>
           <w:p>
+            <w:pPr>
+              <w:keepNext w:val="0"/>
+              <w:spacing w:before="0" w:after="40" w:line="240" w:lineRule="auto"/>
+            </w:pPr>
             <w:r>
+              <w:rPr>
+                <w:b w:val="0"/>
+                <w:sz w:val="18"/>
+              </w:rPr>
               <w:t>58.55</w:t>
             </w:r>
           </w:p>
         </w:tc>
       </w:tr>
       <w:tr>
+        <w:trPr>
+          <w:cantSplit w:val="1"/>
+        </w:trPr>
         <w:tc>
           <w:tcPr>
-            <w:tcW w:type="dxa" w:w="2160"/>
+            <w:tcW w:type="dxa" w:w="3991"/>
           </w:tcPr>
           <w:p>
+            <w:pPr>
+              <w:keepNext w:val="0"/>
+              <w:spacing w:before="0" w:after="40" w:line="240" w:lineRule="auto"/>
+            </w:pPr>
             <w:r>
+              <w:rPr>
+                <w:b w:val="0"/>
+                <w:sz w:val="18"/>
+              </w:rPr>
               <w:t>P3-E001 / CSP4+PSD88 + LDA</w:t>
             </w:r>
           </w:p>
         </w:tc>
         <w:tc>
           <w:tcPr>
-            <w:tcW w:type="dxa" w:w="2160"/>
+            <w:tcW w:type="dxa" w:w="3297"/>
           </w:tcPr>
           <w:p>
+            <w:pPr>
+              <w:keepNext w:val="0"/>
+              <w:spacing w:before="0" w:after="40" w:line="240" w:lineRule="auto"/>
+            </w:pPr>
             <w:r>
+              <w:rPr>
+                <w:b w:val="0"/>
+                <w:sz w:val="18"/>
+              </w:rPr>
               <w:t>cross subject; expert clean only</w:t>
             </w:r>
           </w:p>
         </w:tc>
         <w:tc>
           <w:tcPr>
-            <w:tcW w:type="dxa" w:w="2160"/>
+            <w:tcW w:type="dxa" w:w="1215"/>
           </w:tcPr>
           <w:p>
+            <w:pPr>
+              <w:keepNext w:val="0"/>
+              <w:spacing w:before="0" w:after="40" w:line="240" w:lineRule="auto"/>
+            </w:pPr>
             <w:r>
+              <w:rPr>
+                <w:b w:val="0"/>
+                <w:sz w:val="18"/>
+              </w:rPr>
               <w:t>2346</w:t>
             </w:r>
           </w:p>
         </w:tc>
         <w:tc>
           <w:tcPr>
-            <w:tcW w:type="dxa" w:w="2160"/>
+            <w:tcW w:type="dxa" w:w="1041"/>
           </w:tcPr>
           <w:p>
+            <w:pPr>
+              <w:keepNext w:val="0"/>
+              <w:spacing w:before="0" w:after="40" w:line="240" w:lineRule="auto"/>
+            </w:pPr>
             <w:r>
+              <w:rPr>
+                <w:b w:val="0"/>
+                <w:sz w:val="18"/>
+              </w:rPr>
               <w:t>64.63</w:t>
             </w:r>
           </w:p>
         </w:tc>
       </w:tr>
       <w:tr>
+        <w:trPr>
+          <w:cantSplit w:val="1"/>
+        </w:trPr>
         <w:tc>
           <w:tcPr>
-            <w:tcW w:type="dxa" w:w="2160"/>
+            <w:tcW w:type="dxa" w:w="3991"/>
           </w:tcPr>
           <w:p>
+            <w:pPr>
+              <w:keepNext w:val="0"/>
+              <w:spacing w:before="0" w:after="40" w:line="240" w:lineRule="auto"/>
+            </w:pPr>
             <w:r>
+              <w:rPr>
+                <w:b w:val="0"/>
+                <w:sz w:val="18"/>
+              </w:rPr>
               <w:t>P3-E001 / CSP4 + LDA</w:t>
             </w:r>
           </w:p>
         </w:tc>
         <w:tc>
           <w:tcPr>
-            <w:tcW w:type="dxa" w:w="2160"/>
+            <w:tcW w:type="dxa" w:w="3297"/>
           </w:tcPr>
           <w:p>
+            <w:pPr>
+              <w:keepNext w:val="0"/>
+              <w:spacing w:before="0" w:after="40" w:line="240" w:lineRule="auto"/>
+            </w:pPr>
             <w:r>
+              <w:rPr>
+                <w:b w:val="0"/>
+                <w:sz w:val="18"/>
+              </w:rPr>
               <w:t>cross subject; expert clean only</w:t>
             </w:r>
           </w:p>
         </w:tc>
         <w:tc>
           <w:tcPr>
-            <w:tcW w:type="dxa" w:w="2160"/>
+            <w:tcW w:type="dxa" w:w="1215"/>
           </w:tcPr>
           <w:p>
+            <w:pPr>
+              <w:keepNext w:val="0"/>
+              <w:spacing w:before="0" w:after="40" w:line="240" w:lineRule="auto"/>
+            </w:pPr>
             <w:r>
+              <w:rPr>
+                <w:b w:val="0"/>
+                <w:sz w:val="18"/>
+              </w:rPr>
               <w:t>2346</w:t>
             </w:r>
           </w:p>
         </w:tc>
         <w:tc>
           <w:tcPr>
-            <w:tcW w:type="dxa" w:w="2160"/>
+            <w:tcW w:type="dxa" w:w="1041"/>
           </w:tcPr>
           <w:p>
+            <w:pPr>
+              <w:keepNext w:val="0"/>
+              <w:spacing w:before="0" w:after="40" w:line="240" w:lineRule="auto"/>
+            </w:pPr>
             <w:r>
+              <w:rPr>
+                <w:b w:val="0"/>
+                <w:sz w:val="18"/>
+              </w:rPr>
               <w:t>62.85</w:t>
             </w:r>
           </w:p>
         </w:tc>
       </w:tr>
       <w:tr>
+        <w:trPr>
+          <w:cantSplit w:val="1"/>
+        </w:trPr>
         <w:tc>
           <w:tcPr>
-            <w:tcW w:type="dxa" w:w="2160"/>
+            <w:tcW w:type="dxa" w:w="3991"/>
           </w:tcPr>
           <w:p>
+            <w:pPr>
+              <w:keepNext w:val="0"/>
+              <w:spacing w:before="0" w:after="40" w:line="240" w:lineRule="auto"/>
+            </w:pPr>
             <w:r>
+              <w:rPr>
+                <w:b w:val="0"/>
+                <w:sz w:val="18"/>
+              </w:rPr>
               <w:t>P3-E001 / PSD88 + LDA</w:t>
             </w:r>
           </w:p>
         </w:tc>
         <w:tc>
           <w:tcPr>
-            <w:tcW w:type="dxa" w:w="2160"/>
+            <w:tcW w:type="dxa" w:w="3297"/>
           </w:tcPr>
           <w:p>
+            <w:pPr>
+              <w:keepNext w:val="0"/>
+              <w:spacing w:before="0" w:after="40" w:line="240" w:lineRule="auto"/>
+            </w:pPr>
             <w:r>
+              <w:rPr>
+                <w:b w:val="0"/>
+                <w:sz w:val="18"/>
+              </w:rPr>
               <w:t>cross subject; expert clean only</w:t>
             </w:r>
           </w:p>
         </w:tc>
         <w:tc>
           <w:tcPr>
-            <w:tcW w:type="dxa" w:w="2160"/>
+            <w:tcW w:type="dxa" w:w="1215"/>
           </w:tcPr>
           <w:p>
+            <w:pPr>
+              <w:keepNext w:val="0"/>
+              <w:spacing w:before="0" w:after="40" w:line="240" w:lineRule="auto"/>
+            </w:pPr>
             <w:r>
+              <w:rPr>
+                <w:b w:val="0"/>
+                <w:sz w:val="18"/>
+              </w:rPr>
               <w:t>2346</w:t>
             </w:r>
           </w:p>
         </w:tc>
         <w:tc>
           <w:tcPr>
-            <w:tcW w:type="dxa" w:w="2160"/>
+            <w:tcW w:type="dxa" w:w="1041"/>
           </w:tcPr>
           <w:p>
+            <w:pPr>
+              <w:keepNext w:val="0"/>
+              <w:spacing w:before="0" w:after="40" w:line="240" w:lineRule="auto"/>
+            </w:pPr>
             <w:r>
+              <w:rPr>
+                <w:b w:val="0"/>
+                <w:sz w:val="18"/>
+              </w:rPr>
               <w:t>58.19</w:t>
             </w:r>
           </w:p>
         </w:tc>
       </w:tr>
       <w:tr>
+        <w:trPr>
+          <w:cantSplit w:val="1"/>
+        </w:trPr>
         <w:tc>
           <w:tcPr>
-            <w:tcW w:type="dxa" w:w="2160"/>
+            <w:tcW w:type="dxa" w:w="3991"/>
           </w:tcPr>
           <w:p>
+            <w:pPr>
+              <w:keepNext w:val="0"/>
+              <w:spacing w:before="0" w:after="40" w:line="240" w:lineRule="auto"/>
+            </w:pPr>
             <w:r>
+              <w:rPr>
+                <w:b w:val="0"/>
+                <w:sz w:val="18"/>
+              </w:rPr>
               <w:t>P4-E001B / EOG regression</w:t>
             </w:r>
           </w:p>
         </w:tc>
         <w:tc>
           <w:tcPr>
-            <w:tcW w:type="dxa" w:w="2160"/>
+            <w:tcW w:type="dxa" w:w="3297"/>
           </w:tcPr>
           <w:p>
+            <w:pPr>
+              <w:keepNext w:val="0"/>
+              <w:spacing w:before="0" w:after="40" w:line="240" w:lineRule="auto"/>
+            </w:pPr>
             <w:r>
+              <w:rPr>
+                <w:b w:val="0"/>
+                <w:sz w:val="18"/>
+              </w:rPr>
               <w:t>cross subject; source train fitted EOG regression</w:t>
             </w:r>
           </w:p>
         </w:tc>
         <w:tc>
           <w:tcPr>
-            <w:tcW w:type="dxa" w:w="2160"/>
+            <w:tcW w:type="dxa" w:w="1215"/>
           </w:tcPr>
           <w:p>
+            <w:pPr>
+              <w:keepNext w:val="0"/>
+              <w:spacing w:before="0" w:after="40" w:line="240" w:lineRule="auto"/>
+            </w:pPr>
             <w:r>
+              <w:rPr>
+                <w:b w:val="0"/>
+                <w:sz w:val="18"/>
+              </w:rPr>
               <w:t>2346</w:t>
             </w:r>
           </w:p>
         </w:tc>
         <w:tc>
           <w:tcPr>
-            <w:tcW w:type="dxa" w:w="2160"/>
+            <w:tcW w:type="dxa" w:w="1041"/>
           </w:tcPr>
           <w:p>
+            <w:pPr>
+              <w:keepNext w:val="0"/>
+              <w:spacing w:before="0" w:after="40" w:line="240" w:lineRule="auto"/>
+            </w:pPr>
             <w:r>
+              <w:rPr>
+                <w:b w:val="0"/>
+                <w:sz w:val="18"/>
+              </w:rPr>
               <w:t>62.57</w:t>
             </w:r>
           </w:p>
         </w:tc>
       </w:tr>
       <w:tr>
+        <w:trPr>
+          <w:cantSplit w:val="1"/>
+        </w:trPr>
         <w:tc>
           <w:tcPr>
-            <w:tcW w:type="dxa" w:w="2160"/>
+            <w:tcW w:type="dxa" w:w="3991"/>
           </w:tcPr>
           <w:p>
+            <w:pPr>
+              <w:keepNext w:val="0"/>
+              <w:spacing w:before="0" w:after="40" w:line="240" w:lineRule="auto"/>
+            </w:pPr>
             <w:r>
+              <w:rPr>
+                <w:b w:val="0"/>
+                <w:sz w:val="18"/>
+              </w:rPr>
               <w:t>P4-E001B / Uncorrected CSP4 + LDA</w:t>
             </w:r>
           </w:p>
         </w:tc>
         <w:tc>
           <w:tcPr>
-            <w:tcW w:type="dxa" w:w="2160"/>
+            <w:tcW w:type="dxa" w:w="3297"/>
           </w:tcPr>
           <w:p>
+            <w:pPr>
+              <w:keepNext w:val="0"/>
+              <w:spacing w:before="0" w:after="40" w:line="240" w:lineRule="auto"/>
+            </w:pPr>
             <w:r>
+              <w:rPr>
+                <w:b w:val="0"/>
+                <w:sz w:val="18"/>
+              </w:rPr>
               <w:t>cross subject; uncorrected</w:t>
             </w:r>
           </w:p>
         </w:tc>
         <w:tc>
           <w:tcPr>
-            <w:tcW w:type="dxa" w:w="2160"/>
+            <w:tcW w:type="dxa" w:w="1215"/>
           </w:tcPr>
           <w:p>
+            <w:pPr>
+              <w:keepNext w:val="0"/>
+              <w:spacing w:before="0" w:after="40" w:line="240" w:lineRule="auto"/>
+            </w:pPr>
             <w:r>
+              <w:rPr>
+                <w:b w:val="0"/>
+                <w:sz w:val="18"/>
+              </w:rPr>
               <w:t>2346</w:t>
             </w:r>
           </w:p>
         </w:tc>
         <w:tc>
           <w:tcPr>
-            <w:tcW w:type="dxa" w:w="2160"/>
+            <w:tcW w:type="dxa" w:w="1041"/>
           </w:tcPr>
           <w:p>
+            <w:pPr>
+              <w:keepNext w:val="0"/>
+              <w:spacing w:before="0" w:after="40" w:line="240" w:lineRule="auto"/>
+            </w:pPr>
             <w:r>
+              <w:rPr>
+                <w:b w:val="0"/>
+                <w:sz w:val="18"/>
+              </w:rPr>
               <w:t>62.85</w:t>
             </w:r>
           </w:p>
@@ -2470,7 +4422,13 @@
       </w:tr>
     </w:tbl>
     <w:p>
+      <w:pPr>
+        <w:keepLines/>
+      </w:pPr>
       <w:r>
+        <w:rPr>
+          <w:sz w:val="18"/>
+        </w:rPr>
         <w:t>All rows are binary, with 50% chance. Within-session and cross-session rows use target-person labeled calibration. P3/P4 rows use expert-clean targets; P2 all-trial rows use all trials. CSV supplements retain all/flagged secondary endpoints, target-information notes, and the single-person smoke. These modes and populations are not pooled into a calibration-free score.</w:t>
       </w:r>
     </w:p>
@@ -2501,10 +4459,14 @@
       </w:r>
     </w:p>
     <w:p>
+      <w:pPr>
+        <w:keepNext/>
+        <w:keepLines/>
+      </w:pPr>
       <w:r>
         <w:drawing>
           <wp:inline xmlns:a="http://schemas.openxmlformats.org/drawingml/2006/main" xmlns:pic="http://schemas.openxmlformats.org/drawingml/2006/picture">
-            <wp:extent cx="5760720" cy="4219119"/>
+            <wp:extent cx="6060440" cy="4438632"/>
             <wp:docPr id="2" name="Picture 2"/>
             <wp:cNvGraphicFramePr>
               <a:graphicFrameLocks noChangeAspect="1"/>
@@ -2525,7 +4487,7 @@
                   <pic:spPr>
                     <a:xfrm>
                       <a:off x="0" y="0"/>
-                      <a:ext cx="5760720" cy="4219119"/>
+                      <a:ext cx="6060440" cy="4438632"/>
                     </a:xfrm>
                     <a:prstGeom prst="rect"/>
                   </pic:spPr>
@@ -2537,13 +4499,20 @@
       </w:r>
     </w:p>
     <w:p>
+      <w:pPr>
+        <w:keepLines/>
+      </w:pPr>
       <w:r>
         <w:rPr>
           <w:b/>
+          <w:sz w:val="18"/>
         </w:rPr>
         <w:t xml:space="preserve">Figure S2. </w:t>
       </w:r>
       <w:r>
+        <w:rPr>
+          <w:sz w:val="18"/>
+        </w:rPr>
         <w:t>Participant-level Q15 transfer heterogeneity. Saved seed-averaged shared-minus-broad effects and within-person three-seed sample standard deviations (106 paired effects and 212 dispersion points; CSP omitted) are displayed separately for 52 Cho and 54 Lee people. Participant order is descriptive and does not define subgroups or target selection. Repeated seeds and the two Lee sessions are not additional inference units.</w:t>
       </w:r>
     </w:p>
@@ -2562,7 +4531,7 @@
     </w:p>
     <w:p>
       <w:r>
-        <w:t>The manuscript bundle contains consistent English Markdown, editable DOCX, a PDF layout export, standalone LaTeX source with embedded numerical figure panels, the Chinese companion, figure sources and PNG/PDF/SVG exports, participant tables, a completed-condition inventory, verified references, independent numerical-audit scripts, and an author submission checklist. The main paper reports the retained scientific results; operational cloud failure logs do not substitute for scientific endpoints. All manuscript preparation fits and checkpoint-inference counts are zero. Author declarations and journal formatting require author confirmation before submission.</w:t>
+        <w:t>The manuscript bundle contains consistent English Markdown, editable DOCX, a PDF layout export, standalone LaTeX source with embedded numerical figure panels, the Chinese companion, figure sources and PNG/PDF/SVG exports, participant tables, a completed-condition inventory, verified references, independent numerical-audit scripts, and an author submission checklist. The main paper reports the retained scientific results; operational cloud failure logs do not substitute for scientific endpoints. All manuscript preparation fits and checkpoint-inference counts are zero. Funding, competing-interest and ethics statements reflect the author’s confirmation; journal-specific formatting and final manuscript approval remain to be completed before submission.</w:t>
       </w:r>
     </w:p>
     <w:p>
@@ -2579,385 +4548,692 @@
       </w:r>
     </w:p>
     <w:p>
+      <w:pPr>
+        <w:keepNext/>
+        <w:keepLines/>
+      </w:pPr>
       <w:r>
         <w:rPr>
           <w:b/>
         </w:rPr>
-        <w:t>Table S4. All six descriptive physiology–accuracy associations.</w:t>
+        <w:t>Table S4. All six descriptive physiology–balanced-accuracy associations.</w:t>
       </w:r>
     </w:p>
     <w:tbl>
       <w:tblPr>
         <w:tblStyle w:val="LightShading-Accent1"/>
         <w:tblW w:type="auto" w:w="0"/>
+        <w:tblLayout w:type="fixed"/>
         <w:tblLook w:firstColumn="1" w:firstRow="1" w:lastColumn="0" w:lastRow="0" w:noHBand="0" w:noVBand="1" w:val="04A0"/>
       </w:tblPr>
       <w:tblGrid>
-        <w:gridCol w:w="1728"/>
-        <w:gridCol w:w="1728"/>
-        <w:gridCol w:w="1728"/>
-        <w:gridCol w:w="1728"/>
-        <w:gridCol w:w="1728"/>
+        <w:gridCol w:w="2612"/>
+        <w:gridCol w:w="1105"/>
+        <w:gridCol w:w="1105"/>
+        <w:gridCol w:w="1909"/>
+        <w:gridCol w:w="2813"/>
       </w:tblGrid>
       <w:tr>
+        <w:trPr>
+          <w:tblHeader w:val="1"/>
+          <w:cantSplit w:val="1"/>
+        </w:trPr>
         <w:tc>
           <w:tcPr>
-            <w:tcW w:type="dxa" w:w="1728"/>
+            <w:tcW w:type="dxa" w:w="2612"/>
           </w:tcPr>
           <w:p>
+            <w:pPr>
+              <w:keepNext/>
+              <w:spacing w:before="0" w:after="40" w:line="240" w:lineRule="auto"/>
+            </w:pPr>
             <w:r>
+              <w:rPr>
+                <w:b/>
+                <w:sz w:val="18"/>
+              </w:rPr>
               <w:t>Saved binary LOSO model</w:t>
             </w:r>
           </w:p>
         </w:tc>
         <w:tc>
           <w:tcPr>
-            <w:tcW w:type="dxa" w:w="1728"/>
+            <w:tcW w:type="dxa" w:w="1105"/>
           </w:tcPr>
           <w:p>
+            <w:pPr>
+              <w:keepNext/>
+              <w:spacing w:before="0" w:after="40" w:line="240" w:lineRule="auto"/>
+            </w:pPr>
             <w:r>
+              <w:rPr>
+                <w:b/>
+                <w:sz w:val="18"/>
+              </w:rPr>
               <w:t>Band</w:t>
             </w:r>
           </w:p>
         </w:tc>
         <w:tc>
           <w:tcPr>
-            <w:tcW w:type="dxa" w:w="1728"/>
+            <w:tcW w:type="dxa" w:w="1105"/>
           </w:tcPr>
           <w:p>
+            <w:pPr>
+              <w:keepNext/>
+              <w:spacing w:before="0" w:after="40" w:line="240" w:lineRule="auto"/>
+            </w:pPr>
             <w:r>
+              <w:rPr>
+                <w:b/>
+                <w:sz w:val="18"/>
+              </w:rPr>
               <w:t>Spearman rho</w:t>
             </w:r>
           </w:p>
         </w:tc>
         <w:tc>
           <w:tcPr>
-            <w:tcW w:type="dxa" w:w="1728"/>
+            <w:tcW w:type="dxa" w:w="1909"/>
           </w:tcPr>
           <w:p>
+            <w:pPr>
+              <w:keepNext/>
+              <w:spacing w:before="0" w:after="40" w:line="240" w:lineRule="auto"/>
+            </w:pPr>
             <w:r>
+              <w:rPr>
+                <w:b/>
+                <w:sz w:val="18"/>
+              </w:rPr>
               <w:t>People</w:t>
             </w:r>
           </w:p>
         </w:tc>
         <w:tc>
           <w:tcPr>
-            <w:tcW w:type="dxa" w:w="1728"/>
+            <w:tcW w:type="dxa" w:w="2813"/>
           </w:tcPr>
           <w:p>
+            <w:pPr>
+              <w:keepNext/>
+              <w:spacing w:before="0" w:after="40" w:line="240" w:lineRule="auto"/>
+            </w:pPr>
             <w:r>
+              <w:rPr>
+                <w:b/>
+                <w:sz w:val="18"/>
+              </w:rPr>
               <w:t>Context</w:t>
             </w:r>
           </w:p>
         </w:tc>
       </w:tr>
       <w:tr>
+        <w:trPr>
+          <w:cantSplit w:val="1"/>
+        </w:trPr>
         <w:tc>
           <w:tcPr>
-            <w:tcW w:type="dxa" w:w="1728"/>
+            <w:tcW w:type="dxa" w:w="2612"/>
           </w:tcPr>
           <w:p>
+            <w:pPr>
+              <w:keepNext/>
+              <w:spacing w:before="0" w:after="40" w:line="240" w:lineRule="auto"/>
+            </w:pPr>
             <w:r>
+              <w:rPr>
+                <w:b w:val="0"/>
+                <w:sz w:val="18"/>
+              </w:rPr>
               <w:t>Broad EEGNet</w:t>
             </w:r>
           </w:p>
         </w:tc>
         <w:tc>
           <w:tcPr>
-            <w:tcW w:type="dxa" w:w="1728"/>
+            <w:tcW w:type="dxa" w:w="1105"/>
           </w:tcPr>
           <w:p>
+            <w:pPr>
+              <w:keepNext/>
+              <w:spacing w:before="0" w:after="40" w:line="240" w:lineRule="auto"/>
+            </w:pPr>
             <w:r>
+              <w:rPr>
+                <w:b w:val="0"/>
+                <w:sz w:val="18"/>
+              </w:rPr>
               <w:t>Mu</w:t>
             </w:r>
           </w:p>
         </w:tc>
         <w:tc>
           <w:tcPr>
-            <w:tcW w:type="dxa" w:w="1728"/>
+            <w:tcW w:type="dxa" w:w="1105"/>
           </w:tcPr>
           <w:p>
+            <w:pPr>
+              <w:keepNext/>
+              <w:spacing w:before="0" w:after="40" w:line="240" w:lineRule="auto"/>
+            </w:pPr>
             <w:r>
-              <w:t>−0.150000</w:t>
+              <w:rPr>
+                <w:b w:val="0"/>
+                <w:sz w:val="18"/>
+              </w:rPr>
+              <w:t>−0.150</w:t>
             </w:r>
           </w:p>
         </w:tc>
         <w:tc>
           <w:tcPr>
-            <w:tcW w:type="dxa" w:w="1728"/>
+            <w:tcW w:type="dxa" w:w="1909"/>
           </w:tcPr>
           <w:p>
+            <w:pPr>
+              <w:keepNext/>
+              <w:spacing w:before="0" w:after="40" w:line="240" w:lineRule="auto"/>
+            </w:pPr>
             <w:r>
+              <w:rPr>
+                <w:b w:val="0"/>
+                <w:sz w:val="18"/>
+              </w:rPr>
               <w:t>9</w:t>
             </w:r>
           </w:p>
         </w:tc>
         <w:tc>
           <w:tcPr>
-            <w:tcW w:type="dxa" w:w="1728"/>
+            <w:tcW w:type="dxa" w:w="2813"/>
           </w:tcPr>
           <w:p>
+            <w:pPr>
+              <w:keepNext/>
+              <w:spacing w:before="0" w:after="40" w:line="240" w:lineRule="auto"/>
+            </w:pPr>
             <w:r>
+              <w:rPr>
+                <w:b w:val="0"/>
+                <w:sz w:val="18"/>
+              </w:rPr>
               <w:t>Designated descriptive endpoint</w:t>
             </w:r>
           </w:p>
         </w:tc>
       </w:tr>
       <w:tr>
+        <w:trPr>
+          <w:cantSplit w:val="1"/>
+        </w:trPr>
         <w:tc>
           <w:tcPr>
-            <w:tcW w:type="dxa" w:w="1728"/>
+            <w:tcW w:type="dxa" w:w="2612"/>
           </w:tcPr>
           <w:p>
+            <w:pPr>
+              <w:keepNext/>
+              <w:spacing w:before="0" w:after="40" w:line="240" w:lineRule="auto"/>
+            </w:pPr>
             <w:r>
+              <w:rPr>
+                <w:b w:val="0"/>
+                <w:sz w:val="18"/>
+              </w:rPr>
               <w:t>Broad EEGNet</w:t>
             </w:r>
           </w:p>
         </w:tc>
         <w:tc>
           <w:tcPr>
-            <w:tcW w:type="dxa" w:w="1728"/>
+            <w:tcW w:type="dxa" w:w="1105"/>
           </w:tcPr>
           <w:p>
+            <w:pPr>
+              <w:keepNext/>
+              <w:spacing w:before="0" w:after="40" w:line="240" w:lineRule="auto"/>
+            </w:pPr>
             <w:r>
+              <w:rPr>
+                <w:b w:val="0"/>
+                <w:sz w:val="18"/>
+              </w:rPr>
               <w:t>Beta</w:t>
             </w:r>
           </w:p>
         </w:tc>
         <w:tc>
           <w:tcPr>
-            <w:tcW w:type="dxa" w:w="1728"/>
+            <w:tcW w:type="dxa" w:w="1105"/>
           </w:tcPr>
           <w:p>
+            <w:pPr>
+              <w:keepNext/>
+              <w:spacing w:before="0" w:after="40" w:line="240" w:lineRule="auto"/>
+            </w:pPr>
             <w:r>
-              <w:t>+0.600000</w:t>
+              <w:rPr>
+                <w:b w:val="0"/>
+                <w:sz w:val="18"/>
+              </w:rPr>
+              <w:t>+0.600</w:t>
             </w:r>
           </w:p>
         </w:tc>
         <w:tc>
           <w:tcPr>
-            <w:tcW w:type="dxa" w:w="1728"/>
+            <w:tcW w:type="dxa" w:w="1909"/>
           </w:tcPr>
           <w:p>
+            <w:pPr>
+              <w:keepNext/>
+              <w:spacing w:before="0" w:after="40" w:line="240" w:lineRule="auto"/>
+            </w:pPr>
             <w:r>
+              <w:rPr>
+                <w:b w:val="0"/>
+                <w:sz w:val="18"/>
+              </w:rPr>
               <w:t>9</w:t>
             </w:r>
           </w:p>
         </w:tc>
         <w:tc>
           <w:tcPr>
-            <w:tcW w:type="dxa" w:w="1728"/>
+            <w:tcW w:type="dxa" w:w="2813"/>
           </w:tcPr>
           <w:p>
+            <w:pPr>
+              <w:keepNext/>
+              <w:spacing w:before="0" w:after="40" w:line="240" w:lineRule="auto"/>
+            </w:pPr>
             <w:r>
+              <w:rPr>
+                <w:b w:val="0"/>
+                <w:sz w:val="18"/>
+              </w:rPr>
               <w:t>Designated descriptive endpoint</w:t>
             </w:r>
           </w:p>
         </w:tc>
       </w:tr>
       <w:tr>
+        <w:trPr>
+          <w:cantSplit w:val="1"/>
+        </w:trPr>
         <w:tc>
           <w:tcPr>
-            <w:tcW w:type="dxa" w:w="1728"/>
+            <w:tcW w:type="dxa" w:w="2612"/>
           </w:tcPr>
           <w:p>
+            <w:pPr>
+              <w:keepNext/>
+              <w:spacing w:before="0" w:after="40" w:line="240" w:lineRule="auto"/>
+            </w:pPr>
             <w:r>
+              <w:rPr>
+                <w:b w:val="0"/>
+                <w:sz w:val="18"/>
+              </w:rPr>
               <w:t>Shared mu/beta EEGNet</w:t>
             </w:r>
           </w:p>
         </w:tc>
         <w:tc>
           <w:tcPr>
-            <w:tcW w:type="dxa" w:w="1728"/>
+            <w:tcW w:type="dxa" w:w="1105"/>
           </w:tcPr>
           <w:p>
+            <w:pPr>
+              <w:keepNext/>
+              <w:spacing w:before="0" w:after="40" w:line="240" w:lineRule="auto"/>
+            </w:pPr>
             <w:r>
+              <w:rPr>
+                <w:b w:val="0"/>
+                <w:sz w:val="18"/>
+              </w:rPr>
               <w:t>Mu</w:t>
             </w:r>
           </w:p>
         </w:tc>
         <w:tc>
           <w:tcPr>
-            <w:tcW w:type="dxa" w:w="1728"/>
+            <w:tcW w:type="dxa" w:w="1105"/>
           </w:tcPr>
           <w:p>
+            <w:pPr>
+              <w:keepNext/>
+              <w:spacing w:before="0" w:after="40" w:line="240" w:lineRule="auto"/>
+            </w:pPr>
             <w:r>
-              <w:t>−0.083333</w:t>
+              <w:rPr>
+                <w:b w:val="0"/>
+                <w:sz w:val="18"/>
+              </w:rPr>
+              <w:t>−0.083</w:t>
             </w:r>
           </w:p>
         </w:tc>
         <w:tc>
           <w:tcPr>
-            <w:tcW w:type="dxa" w:w="1728"/>
+            <w:tcW w:type="dxa" w:w="1909"/>
           </w:tcPr>
           <w:p>
+            <w:pPr>
+              <w:keepNext/>
+              <w:spacing w:before="0" w:after="40" w:line="240" w:lineRule="auto"/>
+            </w:pPr>
             <w:r>
+              <w:rPr>
+                <w:b w:val="0"/>
+                <w:sz w:val="18"/>
+              </w:rPr>
               <w:t>9</w:t>
             </w:r>
           </w:p>
         </w:tc>
         <w:tc>
           <w:tcPr>
-            <w:tcW w:type="dxa" w:w="1728"/>
+            <w:tcW w:type="dxa" w:w="2813"/>
           </w:tcPr>
           <w:p>
+            <w:pPr>
+              <w:keepNext/>
+              <w:spacing w:before="0" w:after="40" w:line="240" w:lineRule="auto"/>
+            </w:pPr>
             <w:r>
+              <w:rPr>
+                <w:b w:val="0"/>
+                <w:sz w:val="18"/>
+              </w:rPr>
               <w:t>Context</w:t>
             </w:r>
           </w:p>
         </w:tc>
       </w:tr>
       <w:tr>
+        <w:trPr>
+          <w:cantSplit w:val="1"/>
+        </w:trPr>
         <w:tc>
           <w:tcPr>
-            <w:tcW w:type="dxa" w:w="1728"/>
+            <w:tcW w:type="dxa" w:w="2612"/>
           </w:tcPr>
           <w:p>
+            <w:pPr>
+              <w:keepNext/>
+              <w:spacing w:before="0" w:after="40" w:line="240" w:lineRule="auto"/>
+            </w:pPr>
             <w:r>
+              <w:rPr>
+                <w:b w:val="0"/>
+                <w:sz w:val="18"/>
+              </w:rPr>
               <w:t>Shared mu/beta EEGNet</w:t>
             </w:r>
           </w:p>
         </w:tc>
         <w:tc>
           <w:tcPr>
-            <w:tcW w:type="dxa" w:w="1728"/>
+            <w:tcW w:type="dxa" w:w="1105"/>
           </w:tcPr>
           <w:p>
+            <w:pPr>
+              <w:keepNext/>
+              <w:spacing w:before="0" w:after="40" w:line="240" w:lineRule="auto"/>
+            </w:pPr>
             <w:r>
+              <w:rPr>
+                <w:b w:val="0"/>
+                <w:sz w:val="18"/>
+              </w:rPr>
               <w:t>Beta</w:t>
             </w:r>
           </w:p>
         </w:tc>
         <w:tc>
           <w:tcPr>
-            <w:tcW w:type="dxa" w:w="1728"/>
+            <w:tcW w:type="dxa" w:w="1105"/>
           </w:tcPr>
           <w:p>
+            <w:pPr>
+              <w:keepNext/>
+              <w:spacing w:before="0" w:after="40" w:line="240" w:lineRule="auto"/>
+            </w:pPr>
             <w:r>
-              <w:t>+0.483333</w:t>
+              <w:rPr>
+                <w:b w:val="0"/>
+                <w:sz w:val="18"/>
+              </w:rPr>
+              <w:t>+0.483</w:t>
             </w:r>
           </w:p>
         </w:tc>
         <w:tc>
           <w:tcPr>
-            <w:tcW w:type="dxa" w:w="1728"/>
+            <w:tcW w:type="dxa" w:w="1909"/>
           </w:tcPr>
           <w:p>
+            <w:pPr>
+              <w:keepNext/>
+              <w:spacing w:before="0" w:after="40" w:line="240" w:lineRule="auto"/>
+            </w:pPr>
             <w:r>
+              <w:rPr>
+                <w:b w:val="0"/>
+                <w:sz w:val="18"/>
+              </w:rPr>
               <w:t>9</w:t>
             </w:r>
           </w:p>
         </w:tc>
         <w:tc>
           <w:tcPr>
-            <w:tcW w:type="dxa" w:w="1728"/>
+            <w:tcW w:type="dxa" w:w="2813"/>
           </w:tcPr>
           <w:p>
+            <w:pPr>
+              <w:keepNext/>
+              <w:spacing w:before="0" w:after="40" w:line="240" w:lineRule="auto"/>
+            </w:pPr>
             <w:r>
+              <w:rPr>
+                <w:b w:val="0"/>
+                <w:sz w:val="18"/>
+              </w:rPr>
               <w:t>Context</w:t>
             </w:r>
           </w:p>
         </w:tc>
       </w:tr>
       <w:tr>
+        <w:trPr>
+          <w:cantSplit w:val="1"/>
+        </w:trPr>
         <w:tc>
           <w:tcPr>
-            <w:tcW w:type="dxa" w:w="1728"/>
+            <w:tcW w:type="dxa" w:w="2612"/>
           </w:tcPr>
           <w:p>
+            <w:pPr>
+              <w:keepNext/>
+              <w:spacing w:before="0" w:after="40" w:line="240" w:lineRule="auto"/>
+            </w:pPr>
             <w:r>
+              <w:rPr>
+                <w:b w:val="0"/>
+                <w:sz w:val="18"/>
+              </w:rPr>
               <w:t>CSP4 + LDA</w:t>
             </w:r>
           </w:p>
         </w:tc>
         <w:tc>
           <w:tcPr>
-            <w:tcW w:type="dxa" w:w="1728"/>
+            <w:tcW w:type="dxa" w:w="1105"/>
           </w:tcPr>
           <w:p>
+            <w:pPr>
+              <w:keepNext/>
+              <w:spacing w:before="0" w:after="40" w:line="240" w:lineRule="auto"/>
+            </w:pPr>
             <w:r>
+              <w:rPr>
+                <w:b w:val="0"/>
+                <w:sz w:val="18"/>
+              </w:rPr>
               <w:t>Mu</w:t>
             </w:r>
           </w:p>
         </w:tc>
         <w:tc>
           <w:tcPr>
-            <w:tcW w:type="dxa" w:w="1728"/>
+            <w:tcW w:type="dxa" w:w="1105"/>
           </w:tcPr>
           <w:p>
+            <w:pPr>
+              <w:keepNext/>
+              <w:spacing w:before="0" w:after="40" w:line="240" w:lineRule="auto"/>
+            </w:pPr>
             <w:r>
-              <w:t>+0.066667</w:t>
+              <w:rPr>
+                <w:b w:val="0"/>
+                <w:sz w:val="18"/>
+              </w:rPr>
+              <w:t>+0.067</w:t>
             </w:r>
           </w:p>
         </w:tc>
         <w:tc>
           <w:tcPr>
-            <w:tcW w:type="dxa" w:w="1728"/>
+            <w:tcW w:type="dxa" w:w="1909"/>
           </w:tcPr>
           <w:p>
+            <w:pPr>
+              <w:keepNext/>
+              <w:spacing w:before="0" w:after="40" w:line="240" w:lineRule="auto"/>
+            </w:pPr>
             <w:r>
+              <w:rPr>
+                <w:b w:val="0"/>
+                <w:sz w:val="18"/>
+              </w:rPr>
               <w:t>9</w:t>
             </w:r>
           </w:p>
         </w:tc>
         <w:tc>
           <w:tcPr>
-            <w:tcW w:type="dxa" w:w="1728"/>
+            <w:tcW w:type="dxa" w:w="2813"/>
           </w:tcPr>
           <w:p>
+            <w:pPr>
+              <w:keepNext/>
+              <w:spacing w:before="0" w:after="40" w:line="240" w:lineRule="auto"/>
+            </w:pPr>
             <w:r>
+              <w:rPr>
+                <w:b w:val="0"/>
+                <w:sz w:val="18"/>
+              </w:rPr>
               <w:t>Context</w:t>
             </w:r>
           </w:p>
         </w:tc>
       </w:tr>
       <w:tr>
+        <w:trPr>
+          <w:cantSplit w:val="1"/>
+        </w:trPr>
         <w:tc>
           <w:tcPr>
-            <w:tcW w:type="dxa" w:w="1728"/>
+            <w:tcW w:type="dxa" w:w="2612"/>
           </w:tcPr>
           <w:p>
+            <w:pPr>
+              <w:keepNext w:val="0"/>
+              <w:spacing w:before="0" w:after="40" w:line="240" w:lineRule="auto"/>
+            </w:pPr>
             <w:r>
+              <w:rPr>
+                <w:b w:val="0"/>
+                <w:sz w:val="18"/>
+              </w:rPr>
               <w:t>CSP4 + LDA</w:t>
             </w:r>
           </w:p>
         </w:tc>
         <w:tc>
           <w:tcPr>
-            <w:tcW w:type="dxa" w:w="1728"/>
+            <w:tcW w:type="dxa" w:w="1105"/>
           </w:tcPr>
           <w:p>
+            <w:pPr>
+              <w:keepNext w:val="0"/>
+              <w:spacing w:before="0" w:after="40" w:line="240" w:lineRule="auto"/>
+            </w:pPr>
             <w:r>
+              <w:rPr>
+                <w:b w:val="0"/>
+                <w:sz w:val="18"/>
+              </w:rPr>
               <w:t>Beta</w:t>
             </w:r>
           </w:p>
         </w:tc>
         <w:tc>
           <w:tcPr>
-            <w:tcW w:type="dxa" w:w="1728"/>
+            <w:tcW w:type="dxa" w:w="1105"/>
           </w:tcPr>
           <w:p>
+            <w:pPr>
+              <w:keepNext w:val="0"/>
+              <w:spacing w:before="0" w:after="40" w:line="240" w:lineRule="auto"/>
+            </w:pPr>
             <w:r>
-              <w:t>+0.316667</w:t>
+              <w:rPr>
+                <w:b w:val="0"/>
+                <w:sz w:val="18"/>
+              </w:rPr>
+              <w:t>+0.317</w:t>
             </w:r>
           </w:p>
         </w:tc>
         <w:tc>
           <w:tcPr>
-            <w:tcW w:type="dxa" w:w="1728"/>
+            <w:tcW w:type="dxa" w:w="1909"/>
           </w:tcPr>
           <w:p>
+            <w:pPr>
+              <w:keepNext w:val="0"/>
+              <w:spacing w:before="0" w:after="40" w:line="240" w:lineRule="auto"/>
+            </w:pPr>
             <w:r>
+              <w:rPr>
+                <w:b w:val="0"/>
+                <w:sz w:val="18"/>
+              </w:rPr>
               <w:t>9</w:t>
             </w:r>
           </w:p>
         </w:tc>
         <w:tc>
           <w:tcPr>
-            <w:tcW w:type="dxa" w:w="1728"/>
+            <w:tcW w:type="dxa" w:w="2813"/>
           </w:tcPr>
           <w:p>
+            <w:pPr>
+              <w:keepNext w:val="0"/>
+              <w:spacing w:before="0" w:after="40" w:line="240" w:lineRule="auto"/>
+            </w:pPr>
             <w:r>
+              <w:rPr>
+                <w:b w:val="0"/>
+                <w:sz w:val="18"/>
+              </w:rPr>
               <w:t>Context</w:t>
             </w:r>
           </w:p>
@@ -2965,15 +5241,25 @@
       </w:tr>
     </w:tbl>
     <w:p>
+      <w:pPr>
+        <w:keepLines/>
+      </w:pPr>
       <w:r>
-        <w:t>Spearman rho is the Pearson correlation of average ranks. Each person supplies one equal-session signed C3/C4 hand descriptor and one saved Q14-E001 binary LOSO balanced-accuracy score (three-seed mean for neural models; one CSP fit). All nine people are retained. Positive rho links higher accuracy to a larger signed descriptor, which is less relatively suppressive when negative. These post-decoder-outcome associations have no p-values, confirmatory claims or external physiological test.</w:t>
+        <w:rPr>
+          <w:sz w:val="18"/>
+        </w:rPr>
+        <w:t>Spearman rho is the Pearson correlation of average ranks. Each person supplies one equal-session signed C3/C4 hand descriptor and one saved Q14-E001 binary LOSO balanced-accuracy score (three-seed mean for neural models; one CSP fit). All nine people are retained. Positive rho links higher balanced accuracy to a larger signed descriptor, which is less relatively suppressive when negative. Coefficients are displayed to three decimals; full precision is retained in the supplied data tables. These post-decoder-outcome associations have no p-values, confirmatory claims or external physiological test.</w:t>
       </w:r>
     </w:p>
     <w:p>
+      <w:pPr>
+        <w:keepNext/>
+        <w:keepLines/>
+      </w:pPr>
       <w:r>
         <w:drawing>
           <wp:inline xmlns:a="http://schemas.openxmlformats.org/drawingml/2006/main" xmlns:pic="http://schemas.openxmlformats.org/drawingml/2006/picture">
-            <wp:extent cx="5760720" cy="4178550"/>
+            <wp:extent cx="6060440" cy="4395953"/>
             <wp:docPr id="3" name="Picture 3"/>
             <wp:cNvGraphicFramePr>
               <a:graphicFrameLocks noChangeAspect="1"/>
@@ -2994,7 +5280,7 @@
                   <pic:spPr>
                     <a:xfrm>
                       <a:off x="0" y="0"/>
-                      <a:ext cx="5760720" cy="4178550"/>
+                      <a:ext cx="6060440" cy="4395953"/>
                     </a:xfrm>
                     <a:prstGeom prst="rect"/>
                   </pic:spPr>
@@ -3006,14 +5292,21 @@
       </w:r>
     </w:p>
     <w:p>
+      <w:pPr>
+        <w:keepLines/>
+      </w:pPr>
       <w:r>
         <w:rPr>
           <w:b/>
+          <w:sz w:val="18"/>
         </w:rPr>
         <w:t xml:space="preserve">Figure S3. </w:t>
       </w:r>
       <w:r>
-        <w:t>All six descriptive BNCI associations. The same nine people appear in each model/band panel, labeled by person ID, with signed C3/C4 hand laterality on the horizontal axis and saved binary Q14-E001 LOSO balanced accuracy on the vertical axis. Neural scores average three seeds within person; CSP uses one frozen fit. The physiology window [0.5,2.5) s differs from the decoder window [0.5,3.5) s. All points are retained; no fitted lines, p-values, subgroup thresholds or decoder updates are introduced. Positive beta correlations associate higher accuracy with less-negative laterality. These post-outcome descriptions do not show mechanism, causality or a validated biomarker.</w:t>
+        <w:rPr>
+          <w:sz w:val="18"/>
+        </w:rPr>
+        <w:t>All six descriptive BNCI associations. The same nine people appear in each model/band panel, labeled by person ID, with signed C3/C4 hand laterality on the horizontal axis and saved binary Q14-E001 LOSO balanced accuracy on the vertical axis. Neural scores average three seeds within person; CSP uses one frozen fit. The physiology window [0.5,2.5) s differs from the decoder window [0.5,3.5) s. All points are retained; no fitted lines, p-values, subgroup thresholds or decoder updates are introduced. Positive beta correlations associate higher balanced accuracy with less-negative laterality. These post-outcome descriptions do not show mechanism, causality or a validated biomarker.</w:t>
       </w:r>
     </w:p>
     <w:p>
@@ -3348,6 +5641,10 @@
       </w:r>
     </w:p>
     <w:p>
+      <w:pPr>
+        <w:keepNext/>
+        <w:keepLines/>
+      </w:pPr>
       <w:r>
         <w:rPr>
           <w:b/>
@@ -3359,197 +5656,352 @@
       <w:tblPr>
         <w:tblStyle w:val="LightShading-Accent1"/>
         <w:tblW w:type="auto" w:w="0"/>
+        <w:tblLayout w:type="fixed"/>
         <w:tblLook w:firstColumn="1" w:firstRow="1" w:lastColumn="0" w:lastRow="0" w:noHBand="0" w:noVBand="1" w:val="04A0"/>
       </w:tblPr>
       <w:tblGrid>
-        <w:gridCol w:w="1440"/>
-        <w:gridCol w:w="1440"/>
-        <w:gridCol w:w="1440"/>
-        <w:gridCol w:w="1440"/>
-        <w:gridCol w:w="1440"/>
-        <w:gridCol w:w="1440"/>
+        <w:gridCol w:w="1669"/>
+        <w:gridCol w:w="1335"/>
+        <w:gridCol w:w="1335"/>
+        <w:gridCol w:w="1335"/>
+        <w:gridCol w:w="2670"/>
+        <w:gridCol w:w="1201"/>
       </w:tblGrid>
       <w:tr>
+        <w:trPr>
+          <w:tblHeader w:val="1"/>
+          <w:cantSplit w:val="1"/>
+        </w:trPr>
         <w:tc>
           <w:tcPr>
-            <w:tcW w:type="dxa" w:w="1440"/>
+            <w:tcW w:type="dxa" w:w="1669"/>
           </w:tcPr>
           <w:p>
+            <w:pPr>
+              <w:keepNext/>
+              <w:spacing w:before="0" w:after="40" w:line="240" w:lineRule="auto"/>
+            </w:pPr>
             <w:r>
+              <w:rPr>
+                <w:b/>
+                <w:sz w:val="18"/>
+              </w:rPr>
               <w:t>Band</w:t>
             </w:r>
           </w:p>
         </w:tc>
         <w:tc>
           <w:tcPr>
-            <w:tcW w:type="dxa" w:w="1440"/>
+            <w:tcW w:type="dxa" w:w="1335"/>
           </w:tcPr>
           <w:p>
+            <w:pPr>
+              <w:keepNext/>
+              <w:spacing w:before="0" w:after="40" w:line="240" w:lineRule="auto"/>
+            </w:pPr>
             <w:r>
+              <w:rPr>
+                <w:b/>
+                <w:sz w:val="18"/>
+              </w:rPr>
               <w:t>Mean contralateral dB</w:t>
             </w:r>
           </w:p>
         </w:tc>
         <w:tc>
           <w:tcPr>
-            <w:tcW w:type="dxa" w:w="1440"/>
+            <w:tcW w:type="dxa" w:w="1335"/>
           </w:tcPr>
           <w:p>
+            <w:pPr>
+              <w:keepNext/>
+              <w:spacing w:before="0" w:after="40" w:line="240" w:lineRule="auto"/>
+            </w:pPr>
             <w:r>
+              <w:rPr>
+                <w:b/>
+                <w:sz w:val="18"/>
+              </w:rPr>
               <w:t>Mean ipsilateral dB</w:t>
             </w:r>
           </w:p>
         </w:tc>
         <w:tc>
           <w:tcPr>
-            <w:tcW w:type="dxa" w:w="1440"/>
+            <w:tcW w:type="dxa" w:w="1335"/>
           </w:tcPr>
           <w:p>
+            <w:pPr>
+              <w:keepNext/>
+              <w:spacing w:before="0" w:after="40" w:line="240" w:lineRule="auto"/>
+            </w:pPr>
             <w:r>
+              <w:rPr>
+                <w:b/>
+                <w:sz w:val="18"/>
+              </w:rPr>
               <w:t>Mean signed L dB</w:t>
             </w:r>
           </w:p>
         </w:tc>
         <w:tc>
           <w:tcPr>
-            <w:tcW w:type="dxa" w:w="1440"/>
+            <w:tcW w:type="dxa" w:w="2670"/>
           </w:tcPr>
           <w:p>
+            <w:pPr>
+              <w:keepNext/>
+              <w:spacing w:before="0" w:after="40" w:line="240" w:lineRule="auto"/>
+            </w:pPr>
             <w:r>
+              <w:rPr>
+                <w:b/>
+                <w:sz w:val="18"/>
+              </w:rPr>
               <w:t>Person L range dB</w:t>
             </w:r>
           </w:p>
         </w:tc>
         <w:tc>
           <w:tcPr>
-            <w:tcW w:type="dxa" w:w="1440"/>
+            <w:tcW w:type="dxa" w:w="1201"/>
           </w:tcPr>
           <w:p>
+            <w:pPr>
+              <w:keepNext/>
+              <w:spacing w:before="0" w:after="40" w:line="240" w:lineRule="auto"/>
+            </w:pPr>
             <w:r>
+              <w:rPr>
+                <w:b/>
+                <w:sz w:val="18"/>
+              </w:rPr>
               <w:t>Negative / positive people</w:t>
             </w:r>
           </w:p>
         </w:tc>
       </w:tr>
       <w:tr>
+        <w:trPr>
+          <w:cantSplit w:val="1"/>
+        </w:trPr>
         <w:tc>
           <w:tcPr>
-            <w:tcW w:type="dxa" w:w="1440"/>
+            <w:tcW w:type="dxa" w:w="1669"/>
           </w:tcPr>
           <w:p>
+            <w:pPr>
+              <w:keepNext/>
+              <w:spacing w:before="0" w:after="40" w:line="240" w:lineRule="auto"/>
+            </w:pPr>
             <w:r>
+              <w:rPr>
+                <w:b w:val="0"/>
+                <w:sz w:val="18"/>
+              </w:rPr>
               <w:t>Mu, 8–13 Hz</w:t>
             </w:r>
           </w:p>
         </w:tc>
         <w:tc>
           <w:tcPr>
-            <w:tcW w:type="dxa" w:w="1440"/>
+            <w:tcW w:type="dxa" w:w="1335"/>
           </w:tcPr>
           <w:p>
+            <w:pPr>
+              <w:keepNext/>
+              <w:spacing w:before="0" w:after="40" w:line="240" w:lineRule="auto"/>
+            </w:pPr>
             <w:r>
+              <w:rPr>
+                <w:b w:val="0"/>
+                <w:sz w:val="18"/>
+              </w:rPr>
               <w:t>−0.308011</w:t>
             </w:r>
           </w:p>
         </w:tc>
         <w:tc>
           <w:tcPr>
-            <w:tcW w:type="dxa" w:w="1440"/>
+            <w:tcW w:type="dxa" w:w="1335"/>
           </w:tcPr>
           <w:p>
+            <w:pPr>
+              <w:keepNext/>
+              <w:spacing w:before="0" w:after="40" w:line="240" w:lineRule="auto"/>
+            </w:pPr>
             <w:r>
+              <w:rPr>
+                <w:b w:val="0"/>
+                <w:sz w:val="18"/>
+              </w:rPr>
               <w:t>−0.058326</w:t>
             </w:r>
           </w:p>
         </w:tc>
         <w:tc>
           <w:tcPr>
-            <w:tcW w:type="dxa" w:w="1440"/>
+            <w:tcW w:type="dxa" w:w="1335"/>
           </w:tcPr>
           <w:p>
+            <w:pPr>
+              <w:keepNext/>
+              <w:spacing w:before="0" w:after="40" w:line="240" w:lineRule="auto"/>
+            </w:pPr>
             <w:r>
+              <w:rPr>
+                <w:b w:val="0"/>
+                <w:sz w:val="18"/>
+              </w:rPr>
               <w:t>−0.249685</w:t>
             </w:r>
           </w:p>
         </w:tc>
         <w:tc>
           <w:tcPr>
-            <w:tcW w:type="dxa" w:w="1440"/>
+            <w:tcW w:type="dxa" w:w="2670"/>
           </w:tcPr>
           <w:p>
+            <w:pPr>
+              <w:keepNext/>
+              <w:spacing w:before="0" w:after="40" w:line="240" w:lineRule="auto"/>
+            </w:pPr>
             <w:r>
+              <w:rPr>
+                <w:b w:val="0"/>
+                <w:sz w:val="18"/>
+              </w:rPr>
               <w:t>−1.432246 to +0.336434</w:t>
             </w:r>
           </w:p>
         </w:tc>
         <w:tc>
           <w:tcPr>
-            <w:tcW w:type="dxa" w:w="1440"/>
+            <w:tcW w:type="dxa" w:w="1201"/>
           </w:tcPr>
           <w:p>
+            <w:pPr>
+              <w:keepNext/>
+              <w:spacing w:before="0" w:after="40" w:line="240" w:lineRule="auto"/>
+            </w:pPr>
             <w:r>
+              <w:rPr>
+                <w:b w:val="0"/>
+                <w:sz w:val="18"/>
+              </w:rPr>
               <w:t>6 / 3</w:t>
             </w:r>
           </w:p>
         </w:tc>
       </w:tr>
       <w:tr>
+        <w:trPr>
+          <w:cantSplit w:val="1"/>
+        </w:trPr>
         <w:tc>
           <w:tcPr>
-            <w:tcW w:type="dxa" w:w="1440"/>
+            <w:tcW w:type="dxa" w:w="1669"/>
           </w:tcPr>
           <w:p>
+            <w:pPr>
+              <w:keepNext w:val="0"/>
+              <w:spacing w:before="0" w:after="40" w:line="240" w:lineRule="auto"/>
+            </w:pPr>
             <w:r>
+              <w:rPr>
+                <w:b w:val="0"/>
+                <w:sz w:val="18"/>
+              </w:rPr>
               <w:t>Beta, 13–30 Hz</w:t>
             </w:r>
           </w:p>
         </w:tc>
         <w:tc>
           <w:tcPr>
-            <w:tcW w:type="dxa" w:w="1440"/>
+            <w:tcW w:type="dxa" w:w="1335"/>
           </w:tcPr>
           <w:p>
+            <w:pPr>
+              <w:keepNext w:val="0"/>
+              <w:spacing w:before="0" w:after="40" w:line="240" w:lineRule="auto"/>
+            </w:pPr>
             <w:r>
+              <w:rPr>
+                <w:b w:val="0"/>
+                <w:sz w:val="18"/>
+              </w:rPr>
               <w:t>−0.439499</w:t>
             </w:r>
           </w:p>
         </w:tc>
         <w:tc>
           <w:tcPr>
-            <w:tcW w:type="dxa" w:w="1440"/>
+            <w:tcW w:type="dxa" w:w="1335"/>
           </w:tcPr>
           <w:p>
+            <w:pPr>
+              <w:keepNext w:val="0"/>
+              <w:spacing w:before="0" w:after="40" w:line="240" w:lineRule="auto"/>
+            </w:pPr>
             <w:r>
+              <w:rPr>
+                <w:b w:val="0"/>
+                <w:sz w:val="18"/>
+              </w:rPr>
               <w:t>−0.271624</w:t>
             </w:r>
           </w:p>
         </w:tc>
         <w:tc>
           <w:tcPr>
-            <w:tcW w:type="dxa" w:w="1440"/>
+            <w:tcW w:type="dxa" w:w="1335"/>
           </w:tcPr>
           <w:p>
+            <w:pPr>
+              <w:keepNext w:val="0"/>
+              <w:spacing w:before="0" w:after="40" w:line="240" w:lineRule="auto"/>
+            </w:pPr>
             <w:r>
+              <w:rPr>
+                <w:b w:val="0"/>
+                <w:sz w:val="18"/>
+              </w:rPr>
               <w:t>−0.167875</w:t>
             </w:r>
           </w:p>
         </w:tc>
         <w:tc>
           <w:tcPr>
-            <w:tcW w:type="dxa" w:w="1440"/>
+            <w:tcW w:type="dxa" w:w="2670"/>
           </w:tcPr>
           <w:p>
+            <w:pPr>
+              <w:keepNext w:val="0"/>
+              <w:spacing w:before="0" w:after="40" w:line="240" w:lineRule="auto"/>
+            </w:pPr>
             <w:r>
+              <w:rPr>
+                <w:b w:val="0"/>
+                <w:sz w:val="18"/>
+              </w:rPr>
               <w:t>−0.519318 to +0.132853</w:t>
             </w:r>
           </w:p>
         </w:tc>
         <w:tc>
           <w:tcPr>
-            <w:tcW w:type="dxa" w:w="1440"/>
+            <w:tcW w:type="dxa" w:w="1201"/>
           </w:tcPr>
           <w:p>
+            <w:pPr>
+              <w:keepNext w:val="0"/>
+              <w:spacing w:before="0" w:after="40" w:line="240" w:lineRule="auto"/>
+            </w:pPr>
             <w:r>
+              <w:rPr>
+                <w:b w:val="0"/>
+                <w:sz w:val="18"/>
+              </w:rPr>
               <w:t>8 / 1</w:t>
             </w:r>
           </w:p>
@@ -3557,7 +6009,13 @@
       </w:tr>
     </w:tbl>
     <w:p>
+      <w:pPr>
+        <w:keepLines/>
+      </w:pPr>
       <w:r>
+        <w:rPr>
+          <w:sz w:val="18"/>
+        </w:rPr>
         <w:t>Values repeat the independently checked Q16 results; no additional analysis is performed.</w:t>
       </w:r>
     </w:p>
@@ -3572,6 +6030,10 @@
       </w:r>
     </w:p>
     <w:p>
+      <w:pPr>
+        <w:keepNext/>
+        <w:keepLines/>
+      </w:pPr>
       <w:r>
         <w:rPr>
           <w:b/>
@@ -3583,177 +6045,319 @@
       <w:tblPr>
         <w:tblStyle w:val="LightShading-Accent1"/>
         <w:tblW w:type="auto" w:w="0"/>
+        <w:tblLayout w:type="fixed"/>
         <w:tblLook w:firstColumn="1" w:firstRow="1" w:lastColumn="0" w:lastRow="0" w:noHBand="0" w:noVBand="1" w:val="04A0"/>
       </w:tblPr>
       <w:tblGrid>
-        <w:gridCol w:w="2160"/>
-        <w:gridCol w:w="2160"/>
-        <w:gridCol w:w="2160"/>
-        <w:gridCol w:w="2160"/>
+        <w:gridCol w:w="4359"/>
+        <w:gridCol w:w="1503"/>
+        <w:gridCol w:w="2179"/>
+        <w:gridCol w:w="1503"/>
       </w:tblGrid>
       <w:tr>
+        <w:trPr>
+          <w:tblHeader w:val="1"/>
+          <w:cantSplit w:val="1"/>
+        </w:trPr>
         <w:tc>
           <w:tcPr>
-            <w:tcW w:type="dxa" w:w="2160"/>
+            <w:tcW w:type="dxa" w:w="4359"/>
           </w:tcPr>
           <w:p>
+            <w:pPr>
+              <w:keepNext/>
+              <w:spacing w:before="0" w:after="40" w:line="240" w:lineRule="auto"/>
+            </w:pPr>
             <w:r>
+              <w:rPr>
+                <w:b/>
+                <w:sz w:val="18"/>
+              </w:rPr>
               <w:t>Saved Q14-E001 binary LOSO model</w:t>
             </w:r>
           </w:p>
         </w:tc>
         <w:tc>
           <w:tcPr>
-            <w:tcW w:type="dxa" w:w="2160"/>
+            <w:tcW w:type="dxa" w:w="1503"/>
           </w:tcPr>
           <w:p>
+            <w:pPr>
+              <w:keepNext/>
+              <w:spacing w:before="0" w:after="40" w:line="240" w:lineRule="auto"/>
+            </w:pPr>
             <w:r>
+              <w:rPr>
+                <w:b/>
+                <w:sz w:val="18"/>
+              </w:rPr>
               <w:t>Mu rho</w:t>
             </w:r>
           </w:p>
         </w:tc>
         <w:tc>
           <w:tcPr>
-            <w:tcW w:type="dxa" w:w="2160"/>
+            <w:tcW w:type="dxa" w:w="2179"/>
           </w:tcPr>
           <w:p>
+            <w:pPr>
+              <w:keepNext/>
+              <w:spacing w:before="0" w:after="40" w:line="240" w:lineRule="auto"/>
+            </w:pPr>
             <w:r>
+              <w:rPr>
+                <w:b/>
+                <w:sz w:val="18"/>
+              </w:rPr>
               <w:t>Beta rho</w:t>
             </w:r>
           </w:p>
         </w:tc>
         <w:tc>
           <w:tcPr>
-            <w:tcW w:type="dxa" w:w="2160"/>
+            <w:tcW w:type="dxa" w:w="1503"/>
           </w:tcPr>
           <w:p>
+            <w:pPr>
+              <w:keepNext/>
+              <w:spacing w:before="0" w:after="40" w:line="240" w:lineRule="auto"/>
+            </w:pPr>
             <w:r>
+              <w:rPr>
+                <w:b/>
+                <w:sz w:val="18"/>
+              </w:rPr>
               <w:t>People</w:t>
             </w:r>
           </w:p>
         </w:tc>
       </w:tr>
       <w:tr>
+        <w:trPr>
+          <w:cantSplit w:val="1"/>
+        </w:trPr>
         <w:tc>
           <w:tcPr>
-            <w:tcW w:type="dxa" w:w="2160"/>
+            <w:tcW w:type="dxa" w:w="4359"/>
           </w:tcPr>
           <w:p>
+            <w:pPr>
+              <w:keepNext/>
+              <w:spacing w:before="0" w:after="40" w:line="240" w:lineRule="auto"/>
+            </w:pPr>
             <w:r>
+              <w:rPr>
+                <w:b w:val="0"/>
+                <w:sz w:val="18"/>
+              </w:rPr>
               <w:t>Broad EEGNet, designated descriptive endpoint</w:t>
             </w:r>
           </w:p>
         </w:tc>
         <w:tc>
           <w:tcPr>
-            <w:tcW w:type="dxa" w:w="2160"/>
+            <w:tcW w:type="dxa" w:w="1503"/>
           </w:tcPr>
           <w:p>
+            <w:pPr>
+              <w:keepNext/>
+              <w:spacing w:before="0" w:after="40" w:line="240" w:lineRule="auto"/>
+            </w:pPr>
             <w:r>
+              <w:rPr>
+                <w:b w:val="0"/>
+                <w:sz w:val="18"/>
+              </w:rPr>
               <w:t>−0.150000</w:t>
             </w:r>
           </w:p>
         </w:tc>
         <w:tc>
           <w:tcPr>
-            <w:tcW w:type="dxa" w:w="2160"/>
+            <w:tcW w:type="dxa" w:w="2179"/>
           </w:tcPr>
           <w:p>
+            <w:pPr>
+              <w:keepNext/>
+              <w:spacing w:before="0" w:after="40" w:line="240" w:lineRule="auto"/>
+            </w:pPr>
             <w:r>
+              <w:rPr>
+                <w:b w:val="0"/>
+                <w:sz w:val="18"/>
+              </w:rPr>
               <w:t>+0.600000</w:t>
             </w:r>
           </w:p>
         </w:tc>
         <w:tc>
           <w:tcPr>
-            <w:tcW w:type="dxa" w:w="2160"/>
+            <w:tcW w:type="dxa" w:w="1503"/>
           </w:tcPr>
           <w:p>
+            <w:pPr>
+              <w:keepNext/>
+              <w:spacing w:before="0" w:after="40" w:line="240" w:lineRule="auto"/>
+            </w:pPr>
             <w:r>
+              <w:rPr>
+                <w:b w:val="0"/>
+                <w:sz w:val="18"/>
+              </w:rPr>
               <w:t>9</w:t>
             </w:r>
           </w:p>
         </w:tc>
       </w:tr>
       <w:tr>
+        <w:trPr>
+          <w:cantSplit w:val="1"/>
+        </w:trPr>
         <w:tc>
           <w:tcPr>
-            <w:tcW w:type="dxa" w:w="2160"/>
+            <w:tcW w:type="dxa" w:w="4359"/>
           </w:tcPr>
           <w:p>
+            <w:pPr>
+              <w:keepNext/>
+              <w:spacing w:before="0" w:after="40" w:line="240" w:lineRule="auto"/>
+            </w:pPr>
             <w:r>
+              <w:rPr>
+                <w:b w:val="0"/>
+                <w:sz w:val="18"/>
+              </w:rPr>
               <w:t>Shared mu/beta EEGNet, context</w:t>
             </w:r>
           </w:p>
         </w:tc>
         <w:tc>
           <w:tcPr>
-            <w:tcW w:type="dxa" w:w="2160"/>
+            <w:tcW w:type="dxa" w:w="1503"/>
           </w:tcPr>
           <w:p>
+            <w:pPr>
+              <w:keepNext/>
+              <w:spacing w:before="0" w:after="40" w:line="240" w:lineRule="auto"/>
+            </w:pPr>
             <w:r>
+              <w:rPr>
+                <w:b w:val="0"/>
+                <w:sz w:val="18"/>
+              </w:rPr>
               <w:t>−0.083333</w:t>
             </w:r>
           </w:p>
         </w:tc>
         <w:tc>
           <w:tcPr>
-            <w:tcW w:type="dxa" w:w="2160"/>
+            <w:tcW w:type="dxa" w:w="2179"/>
           </w:tcPr>
           <w:p>
+            <w:pPr>
+              <w:keepNext/>
+              <w:spacing w:before="0" w:after="40" w:line="240" w:lineRule="auto"/>
+            </w:pPr>
             <w:r>
+              <w:rPr>
+                <w:b w:val="0"/>
+                <w:sz w:val="18"/>
+              </w:rPr>
               <w:t>+0.483333</w:t>
             </w:r>
           </w:p>
         </w:tc>
         <w:tc>
           <w:tcPr>
-            <w:tcW w:type="dxa" w:w="2160"/>
+            <w:tcW w:type="dxa" w:w="1503"/>
           </w:tcPr>
           <w:p>
+            <w:pPr>
+              <w:keepNext/>
+              <w:spacing w:before="0" w:after="40" w:line="240" w:lineRule="auto"/>
+            </w:pPr>
             <w:r>
+              <w:rPr>
+                <w:b w:val="0"/>
+                <w:sz w:val="18"/>
+              </w:rPr>
               <w:t>9</w:t>
             </w:r>
           </w:p>
         </w:tc>
       </w:tr>
       <w:tr>
+        <w:trPr>
+          <w:cantSplit w:val="1"/>
+        </w:trPr>
         <w:tc>
           <w:tcPr>
-            <w:tcW w:type="dxa" w:w="2160"/>
+            <w:tcW w:type="dxa" w:w="4359"/>
           </w:tcPr>
           <w:p>
+            <w:pPr>
+              <w:keepNext w:val="0"/>
+              <w:spacing w:before="0" w:after="40" w:line="240" w:lineRule="auto"/>
+            </w:pPr>
             <w:r>
+              <w:rPr>
+                <w:b w:val="0"/>
+                <w:sz w:val="18"/>
+              </w:rPr>
               <w:t>CSP4+LDA, context</w:t>
             </w:r>
           </w:p>
         </w:tc>
         <w:tc>
           <w:tcPr>
-            <w:tcW w:type="dxa" w:w="2160"/>
+            <w:tcW w:type="dxa" w:w="1503"/>
           </w:tcPr>
           <w:p>
+            <w:pPr>
+              <w:keepNext w:val="0"/>
+              <w:spacing w:before="0" w:after="40" w:line="240" w:lineRule="auto"/>
+            </w:pPr>
             <w:r>
+              <w:rPr>
+                <w:b w:val="0"/>
+                <w:sz w:val="18"/>
+              </w:rPr>
               <w:t>+0.066667</w:t>
             </w:r>
           </w:p>
         </w:tc>
         <w:tc>
           <w:tcPr>
-            <w:tcW w:type="dxa" w:w="2160"/>
+            <w:tcW w:type="dxa" w:w="2179"/>
           </w:tcPr>
           <w:p>
+            <w:pPr>
+              <w:keepNext w:val="0"/>
+              <w:spacing w:before="0" w:after="40" w:line="240" w:lineRule="auto"/>
+            </w:pPr>
             <w:r>
+              <w:rPr>
+                <w:b w:val="0"/>
+                <w:sz w:val="18"/>
+              </w:rPr>
               <w:t>+0.316667</w:t>
             </w:r>
           </w:p>
         </w:tc>
         <w:tc>
           <w:tcPr>
-            <w:tcW w:type="dxa" w:w="2160"/>
+            <w:tcW w:type="dxa" w:w="1503"/>
           </w:tcPr>
           <w:p>
+            <w:pPr>
+              <w:keepNext w:val="0"/>
+              <w:spacing w:before="0" w:after="40" w:line="240" w:lineRule="auto"/>
+            </w:pPr>
             <w:r>
+              <w:rPr>
+                <w:b w:val="0"/>
+                <w:sz w:val="18"/>
+              </w:rPr>
               <w:t>9</w:t>
             </w:r>
           </w:p>
@@ -3761,7 +6365,13 @@
       </w:tr>
     </w:tbl>
     <w:p>
+      <w:pPr>
+        <w:keepLines/>
+      </w:pPr>
       <w:r>
+        <w:rPr>
+          <w:sz w:val="18"/>
+        </w:rPr>
         <w:t>Values repeat the independently checked Q16 results; no additional analysis is performed.</w:t>
       </w:r>
     </w:p>
@@ -3850,7 +6460,7 @@
     </w:p>
     <w:p>
       <w:r>
-        <w:t>[14] Kai Keng Ang; Zhang Yang Chin; Haihong Zhang; Cuntai Guan,  (2008). Filter Bank Common Spatial Pattern (FBCSP) in Brain-Computer Interface. 2008 IEEE International Joint Conference on Neural Networks (IEEE World Congress on Computational Intelligence), 2390-2397. https://doi.org/10.1109/IJCNN.2008.4634130</w:t>
+        <w:t>[14] Kai Keng Ang; Zhang Yang Chin; Haihong Zhang; Cuntai Guan (2008). Filter Bank Common Spatial Pattern (FBCSP) in Brain-Computer Interface. 2008 IEEE International Joint Conference on Neural Networks (IEEE World Congress on Computational Intelligence), 2390-2397. https://doi.org/10.1109/IJCNN.2008.4634130</w:t>
       </w:r>
     </w:p>
     <w:p>
@@ -3865,58 +6475,68 @@
     </w:p>
     <w:p>
       <w:r>
-        <w:t>[17] Wei-Bang Jiang; Li-Ming Zhao; Bao-Liang Lu (2024). Large Brain Model for Learning Generic Representations with Tremendous EEG Data in BCI. The Twelfth International Conference on Learning Representations. https://openreview.net/forum?id=QzTpTRVtrP</w:t>
+        <w:t>[17] Xiao-Cong Zhong; Qisong Wang; Dan Liu; Zhihuang Chen; Jing-Xiao Liao; Jinwei Sun; Yudong Zhang; Feng-Lei Fan (2025). EEG-DG: A Multi-Source Domain Generalization Framework for Motor Imagery EEG Classification. IEEE Journal of Biomedical and Health Informatics, 29(4), 2484-2495. https://doi.org/10.1109/JBHI.2024.3431230</w:t>
       </w:r>
     </w:p>
     <w:p>
       <w:r>
-        <w:t>[18] Guagnyu Wang; Wenchao Liu; Yuhong He; Cong Xu; Lin Ma; Haifeng Li (2024). EEGPT: Pretrained Transformer for Universal and Reliable Representation of EEG Signals. Advances in Neural Information Processing Systems, 37. https://proceedings.neurips.cc/paper_files/paper/2024/hash/4540d267eeec4e5dbd9dae9448f0b739-Abstract-Conference.html</w:t>
+        <w:t>[18] Yanyan Zheng; Senxiang Wu; Jie Chen; Qiong Yao; Siyu Zheng (2025). Cross-Subject Motor Imagery Electroencephalogram Decoding with Domain Generalization. Bioengineering, 12(5), 495. https://doi.org/10.3390/bioengineering12050495</w:t>
       </w:r>
     </w:p>
     <w:p>
       <w:r>
-        <w:t>[19] G. Pfurtscheller; F.H. Lopes da Silva (1999). Event-related EEG/MEG synchronization and desynchronization: basic principles. Clinical Neurophysiology, 110(11), 1842-1857. https://doi.org/10.1016/S1388-2457(99)00141-8</w:t>
+        <w:t>[19] Wei-Bang Jiang; Li-Ming Zhao; Bao-Liang Lu (2024). Large Brain Model for Learning Generic Representations with Tremendous EEG Data in BCI. The Twelfth International Conference on Learning Representations. https://openreview.net/forum?id=QzTpTRVtrP</w:t>
       </w:r>
     </w:p>
     <w:p>
       <w:r>
-        <w:t>[20] Gert Pfurtscheller; Christa Neuper (1997). Motor imagery activates primary sensorimotor area in humans. Neuroscience Letters, 239(2-3), 65-68. https://doi.org/10.1016/S0304-3940(97)00889-6</w:t>
+        <w:t>[20] Guagnyu Wang; Wenchao Liu; Yuhong He; Cong Xu; Lin Ma; Haifeng Li (2024). EEGPT: Pretrained Transformer for Universal and Reliable Representation of EEG Signals. Advances in Neural Information Processing Systems, 37. https://proceedings.neurips.cc/paper_files/paper/2024/hash/4540d267eeec4e5dbd9dae9448f0b739-Abstract-Conference.html</w:t>
       </w:r>
     </w:p>
     <w:p>
       <w:r>
-        <w:t>[21] Sagawa, Shiori; Koh, Pang Wei; Hashimoto, Tatsunori B.; Liang, Percy (2020). Distributionally Robust Neural Networks for Group Shifts: On the Importance of Regularization for Worst-Case Generalization. International Conference on Learning Representations (ICLR). https://openreview.net/forum?id=ryxGuJrFvS</w:t>
+        <w:t>[21] G. Pfurtscheller; F.H. Lopes da Silva (1999). Event-related EEG/MEG synchronization and desynchronization: basic principles. Clinical Neurophysiology, 110(11), 1842-1857. https://doi.org/10.1016/S1388-2457(99)00141-8</w:t>
       </w:r>
     </w:p>
     <w:p>
       <w:r>
-        <w:t>[22] Efron, B. (1979). Bootstrap Methods: Another Look at the Jackknife. The Annals of Statistics, 7(1). https://doi.org/10.1214/aos/1176344552</w:t>
+        <w:t>[22] Gert Pfurtscheller; Christa Neuper (1997). Motor imagery activates primary sensorimotor area in humans. Neuroscience Letters, 239(2-3), 65-68. https://doi.org/10.1016/S0304-3940(97)00889-6</w:t>
       </w:r>
     </w:p>
     <w:p>
       <w:r>
-        <w:t>[23] Winkler, Anderson M.; Ridgway, Gerard R.; Webster, Matthew A.; Smith, Stephen M.; Nichols, Thomas E. (2014). Permutation inference for the general linear model. NeuroImage, 92, 381-397. https://doi.org/10.1016/j.neuroimage.2014.01.060</w:t>
+        <w:t>[23] Sagawa, Shiori; Koh, Pang Wei; Hashimoto, Tatsunori B.; Liang, Percy (2020). Distributionally Robust Neural Networks for Group Shifts: On the Importance of Regularization for Worst-Case Generalization. International Conference on Learning Representations (ICLR). https://openreview.net/forum?id=ryxGuJrFvS</w:t>
       </w:r>
     </w:p>
     <w:p>
       <w:r>
-        <w:t>[24] Holm, Sture (1979). A Simple Sequentially Rejective Multiple Test Procedure. Scandinavian Journal of Statistics, 6(2), 65–70. https://www.jstor.org/stable/4615733</w:t>
+        <w:t>[24] Efron, B. (1979). Bootstrap Methods: Another Look at the Jackknife. The Annals of Statistics, 7(1). https://doi.org/10.1214/aos/1176344552</w:t>
       </w:r>
     </w:p>
     <w:p>
       <w:r>
-        <w:t>[25] Goldberger, Ary L.; Amaral, Luis A. N.; Glass, Leon; Hausdorff, Jeffrey M.; Ivanov, Plamen Ch.; Mark, Roger G.; Mietus, Joseph E.; Moody, George B.; Peng, Chung-Kang; Stanley, H. Eugene (2000). PhysioBank, PhysioToolkit, and PhysioNet: Components of a New Research Resource for Complex Physiologic Signals. Circulation, 101(23). https://doi.org/10.1161/01.CIR.101.23.e215</w:t>
+        <w:t>[25] Winkler, Anderson M.; Ridgway, Gerard R.; Webster, Matthew A.; Smith, Stephen M.; Nichols, Thomas E. (2014). Permutation inference for the general linear model. NeuroImage, 92, 381-397. https://doi.org/10.1016/j.neuroimage.2014.01.060</w:t>
       </w:r>
     </w:p>
     <w:p>
       <w:r>
-        <w:t>[26] Pollard, Tom; Moody, Benjamin E.; Lehman, Li-wei H.; Gow, Brian J.; Fernandes, Chrystinne; Xie, Chen; Johnson, Alistair; Mark, Roger G.; Heldt, Thomas (2026). PhysioNet as a global platform for biomedical research. Nature Health, 1(8), 792-795. https://doi.org/10.1038/s44360-026-00096-z</w:t>
+        <w:t>[26] Holm, Sture (1979). A Simple Sequentially Rejective Multiple Test Procedure. Scandinavian Journal of Statistics, 6(2), 65–70. https://www.jstor.org/stable/4615733</w:t>
+      </w:r>
+    </w:p>
+    <w:p>
+      <w:r>
+        <w:t>[27] Goldberger, Ary L.; Amaral, Luis A. N.; Glass, Leon; Hausdorff, Jeffrey M.; Ivanov, Plamen Ch.; Mark, Roger G.; Mietus, Joseph E.; Moody, George B.; Peng, Chung-Kang; Stanley, H. Eugene (2000). PhysioBank, PhysioToolkit, and PhysioNet: Components of a New Research Resource for Complex Physiologic Signals. Circulation, 101(23). https://doi.org/10.1161/01.CIR.101.23.e215</w:t>
+      </w:r>
+    </w:p>
+    <w:p>
+      <w:r>
+        <w:t>[28] Pollard, Tom; Moody, Benjamin E.; Lehman, Li-wei H.; Gow, Brian J.; Fernandes, Chrystinne; Xie, Chen; Johnson, Alistair; Mark, Roger G.; Heldt, Thomas (2026). PhysioNet as a global platform for biomedical research. Nature Health, 1(8), 792-795. https://doi.org/10.1038/s44360-026-00096-z</w:t>
       </w:r>
     </w:p>
     <w:sectPr>
       <w:footerReference w:type="default" r:id="rId12"/>
-      <w:pgSz w:w="12240" w:h="15840"/>
-      <w:pgMar w:top="1152" w:right="1800" w:bottom="1152" w:left="1800" w:header="720" w:footer="720" w:gutter="0"/>
+      <w:pgSz w:w="11906" w:h="16838"/>
+      <w:pgMar w:top="1152" w:right="1181" w:bottom="1152" w:left="1181" w:header="720" w:footer="720" w:gutter="0"/>
       <w:cols w:space="720"/>
       <w:docGrid w:linePitch="360"/>
     </w:sectPr>
@@ -3931,8 +6551,19 @@
       <w:pStyle w:val="Footer"/>
     </w:pPr>
     <w:r>
-      <w:t>Working manuscript • Source-only MI EEG • 7 October 2026</w:t>
+      <w:rPr>
+        <w:sz w:val="16"/>
+      </w:rPr>
+      <w:t xml:space="preserve">Source-only MI EEG • 7 October 2026 • Page </w:t>
     </w:r>
+    <w:fldSimple w:instr="PAGE">
+      <w:r>
+        <w:rPr>
+          <w:sz w:val="16"/>
+        </w:rPr>
+        <w:t>1</w:t>
+      </w:r>
+    </w:fldSimple>
   </w:p>
 </w:ftr>
 </file>
@@ -4367,11 +6998,11 @@
       <w:outlineLvl w:val="0"/>
     </w:pPr>
     <w:rPr>
-      <w:rFonts w:asciiTheme="majorHAnsi" w:eastAsiaTheme="majorEastAsia" w:hAnsiTheme="majorHAnsi" w:cstheme="majorBidi"/>
+      <w:rFonts w:asciiTheme="majorHAnsi" w:eastAsiaTheme="majorEastAsia" w:hAnsiTheme="majorHAnsi" w:cstheme="majorBidi" w:ascii="Times New Roman" w:hAnsi="Times New Roman"/>
       <w:b/>
       <w:bCs/>
-      <w:color w:val="365F91" w:themeColor="accent1" w:themeShade="BF"/>
-      <w:sz w:val="28"/>
+      <w:color w:val="000000"/>
+      <w:sz w:val="26"/>
       <w:szCs w:val="28"/>
     </w:rPr>
   </w:style>
@@ -4391,11 +7022,11 @@
       <w:outlineLvl w:val="1"/>
     </w:pPr>
     <w:rPr>
-      <w:rFonts w:asciiTheme="majorHAnsi" w:eastAsiaTheme="majorEastAsia" w:hAnsiTheme="majorHAnsi" w:cstheme="majorBidi"/>
+      <w:rFonts w:asciiTheme="majorHAnsi" w:eastAsiaTheme="majorEastAsia" w:hAnsiTheme="majorHAnsi" w:cstheme="majorBidi" w:ascii="Times New Roman" w:hAnsi="Times New Roman"/>
       <w:b/>
       <w:bCs/>
-      <w:color w:val="4F81BD" w:themeColor="accent1"/>
-      <w:sz w:val="26"/>
+      <w:color w:val="000000"/>
+      <w:sz w:val="22"/>
       <w:szCs w:val="26"/>
     </w:rPr>
   </w:style>
@@ -4415,10 +7046,11 @@
       <w:outlineLvl w:val="2"/>
     </w:pPr>
     <w:rPr>
-      <w:rFonts w:asciiTheme="majorHAnsi" w:eastAsiaTheme="majorEastAsia" w:hAnsiTheme="majorHAnsi" w:cstheme="majorBidi"/>
+      <w:rFonts w:asciiTheme="majorHAnsi" w:eastAsiaTheme="majorEastAsia" w:hAnsiTheme="majorHAnsi" w:cstheme="majorBidi" w:ascii="Times New Roman" w:hAnsi="Times New Roman"/>
       <w:b/>
       <w:bCs/>
-      <w:color w:val="4F81BD" w:themeColor="accent1"/>
+      <w:color w:val="000000"/>
+      <w:sz w:val="22"/>
     </w:rPr>
   </w:style>
   <w:style w:type="paragraph" w:styleId="Heading4">
@@ -4649,6 +7281,7 @@
     <w:qFormat/>
     <w:rsid w:val="00FC693F"/>
     <w:pPr>
+      <w:keepLines/>
       <w:pBdr>
         <w:bottom w:val="single" w:sz="8" w:space="4" w:color="4F81BD" w:themeColor="accent1"/>
       </w:pBdr>
@@ -4656,11 +7289,12 @@
       <w:contextualSpacing/>
     </w:pPr>
     <w:rPr>
-      <w:rFonts w:asciiTheme="majorHAnsi" w:eastAsiaTheme="majorEastAsia" w:hAnsiTheme="majorHAnsi" w:cstheme="majorBidi"/>
-      <w:color w:val="17365D" w:themeColor="text2" w:themeShade="BF"/>
+      <w:rFonts w:asciiTheme="majorHAnsi" w:eastAsiaTheme="majorEastAsia" w:hAnsiTheme="majorHAnsi" w:cstheme="majorBidi" w:ascii="Times New Roman" w:hAnsi="Times New Roman"/>
+      <w:b/>
+      <w:color w:val="000000"/>
       <w:spacing w:val="5"/>
       <w:kern w:val="28"/>
-      <w:sz w:val="52"/>
+      <w:sz w:val="38"/>
       <w:szCs w:val="52"/>
     </w:rPr>
   </w:style>
@@ -4688,17 +7322,19 @@
     <w:qFormat/>
     <w:rsid w:val="00FC693F"/>
     <w:pPr>
+      <w:keepLines/>
       <w:numPr>
         <w:ilvl w:val="1"/>
       </w:numPr>
     </w:pPr>
     <w:rPr>
-      <w:rFonts w:asciiTheme="majorHAnsi" w:eastAsiaTheme="majorEastAsia" w:hAnsiTheme="majorHAnsi" w:cstheme="majorBidi"/>
+      <w:rFonts w:asciiTheme="majorHAnsi" w:eastAsiaTheme="majorEastAsia" w:hAnsiTheme="majorHAnsi" w:cstheme="majorBidi" w:ascii="Times New Roman" w:hAnsi="Times New Roman"/>
+      <w:b w:val="0"/>
       <w:i/>
       <w:iCs/>
-      <w:color w:val="4F81BD" w:themeColor="accent1"/>
+      <w:color w:val="000000"/>
       <w:spacing w:val="15"/>
-      <w:sz w:val="24"/>
+      <w:sz w:val="22"/>
       <w:szCs w:val="24"/>
     </w:rPr>
   </w:style>

--- a/research_runs/PAPER_FINAL_20261006/supplementary_materials.docx
+++ b/research_runs/PAPER_FINAL_20261006/supplementary_materials.docx
@@ -56,6 +56,18 @@
           <w:sz w:val="20"/>
         </w:rPr>
         <w:t>Correspondence: zzy2630816871@gmail.com</w:t>
+      </w:r>
+    </w:p>
+    <w:p>
+      <w:pPr>
+        <w:keepLines/>
+        <w:jc w:val="center"/>
+      </w:pPr>
+      <w:r>
+        <w:rPr>
+          <w:sz w:val="20"/>
+        </w:rPr>
+        <w:t>Postal address: Jinyun Campus, Chongqing Medical University, No. 61, Daxuecheng Middle Road, Shapingba District, Chongqing 401331, China</w:t>
       </w:r>
     </w:p>
     <w:p>
@@ -4531,7 +4543,7 @@
     </w:p>
     <w:p>
       <w:r>
-        <w:t>The manuscript bundle contains consistent English Markdown, editable DOCX, a PDF layout export, standalone LaTeX source with embedded numerical figure panels, the Chinese companion, figure sources and PNG/PDF/SVG exports, participant tables, a completed-condition inventory, verified references, independent numerical-audit scripts, and an author submission checklist. The main paper reports the retained scientific results; operational cloud failure logs do not substitute for scientific endpoints. All manuscript preparation fits and checkpoint-inference counts are zero. Funding, competing-interest and ethics statements reflect the author’s confirmation; journal-specific formatting and final manuscript approval remain to be completed before submission.</w:t>
+        <w:t>The manuscript bundle contains consistent English Markdown, editable DOCX, a PDF layout export, standalone LaTeX source with embedded numerical figure panels, the Chinese companion, figure sources and PNG/PDF/SVG exports, participant tables, a completed-condition inventory, verified references, independent numerical-audit scripts, and an author submission checklist. The main paper reports the retained scientific results; operational cloud failure logs do not substitute for scientific endpoints. All manuscript preparation fits and checkpoint-inference counts are zero. Funding, competing-interest and ethics statements reflect the author’s confirmation; the author has confirmed final manuscript review and approval; journal submission has not been performed.</w:t>
       </w:r>
     </w:p>
     <w:p>

--- a/research_runs/PAPER_FINAL_20261006/supplementary_materials.docx
+++ b/research_runs/PAPER_FINAL_20261006/supplementary_materials.docx
@@ -92,7 +92,7 @@
     </w:p>
     <w:p>
       <w:r>
-        <w:t>Table S1 reports all completed nine-person Q4–Q11 four-class conditions, including shallow spectral/geometric controls and source-clean/source-normalized variants. It is descriptive: higher target mean does not select a method for a confirmatory claim. Individual participant values, fixed seeds, primary all-trial populations, and source file hashes are available in the accompanying CSV/JSON evidence. The complete inventory includes 61 Q4–Q14 condition records, with repeated endpoints and the four single-person diagnostic cells marked; these rows are not independent replications or a cumulative fit count. Robustness conditions are reported in Table 5, source-composition means in the complete CSV, and their statistical families in Table S2.</w:t>
+        <w:t>Table S1 lists all completed nine-person Q4–Q11 four-class conditions, including shallow spectral/geometric controls and source-clean/source-normalized variants. The inventory is descriptive; a higher target mean does not select a method for a confirmatory claim. Accompanying CSV/JSON files provide participant values, fixed seeds, primary all-trial populations and source file hashes. The complete inventory contains 61 Q4–Q14 condition records, with repeated endpoints and the four single-person diagnostic cells identified. These records are neither independent replications nor a cumulative fit count. Robustness conditions appear in Table 5, source-composition means in the complete CSV, and the corresponding statistical families in Table S2.</w:t>
       </w:r>
     </w:p>
     <w:p>
@@ -2017,7 +2017,7 @@
         <w:rPr>
           <w:sz w:val="18"/>
         </w:rPr>
-        <w:t>Neural seeds are averaged within person; shallow arms have one evaluated model per fold. Q4-A001 reuses fitted CSP feature caches but refits scaler/LDA; its k8/k72 predictions reproduce prior Q4 endpoints and do not add independent outcomes. Archived condition IDs identify protocol order, not a sorted leaderboard. The four S3 diagnostic cells are shown in Figure 2C, not included as nine-person rows.</w:t>
+        <w:t>Neural seeds are averaged within person; shallow arms evaluate one model per fold. Q4-A001 reuses fitted CSP feature caches but refits scaler/LDA. Its k8/k72 predictions reproduce earlier Q4 endpoints and add no independent outcomes. Condition IDs record protocol order rather than a leaderboard ranking. The four S3 diagnostic cells appear separately in Figure 2C, outside the nine-person rows.</w:t>
       </w:r>
     </w:p>
     <w:p>
@@ -2083,7 +2083,7 @@
         <w:rPr>
           <w:sz w:val="18"/>
         </w:rPr>
-        <w:t>All nine participant-level robustness differences in fixed order. Color and annotations are balanced-accuracy percentage points. The GroupDRO row uses balanced ERM as control; every other row uses the historical Q8 rank baseline and therefore crosses runtime. This is descriptive, without target-based exclusion or significance stars.</w:t>
+        <w:t>Participant-level robustness differences for all nine people in fixed order. Colours and annotations show balanced-accuracy percentage points. GroupDRO uses balanced ERM as its control; all other rows use the historical Q8 mean-rank baseline and cross runtimes. The display is descriptive, with no target-based exclusions or significance stars.</w:t>
       </w:r>
     </w:p>
     <w:p>
@@ -3053,7 +3053,7 @@
         <w:rPr>
           <w:sz w:val="18"/>
         </w:rPr>
-        <w:t>Each row uses nine people after within-person averaging of fixed seeds and, where applicable, source subsets. The historical CE contrast crosses runtimes; the separately declared matched-CE-minus-fixed20 row matches them. Intervals are unadjusted, while p-values are corrected within each declared family. These signs follow the archived contrasts; Figure 3B reverses the matched contrast for readability.</w:t>
+        <w:t>Each row summarizes nine people after averaging fixed seeds and, where applicable, source subsets within person. The historical CE contrast crosses runtimes; the separately declared matched-CE-minus-fixed20 contrast controls runtime. Intervals are unadjusted, and p-values are corrected within each declared family. Signs follow the archived contrasts; Figure 3B reverses the matched contrast for readability.</w:t>
       </w:r>
     </w:p>
     <w:p>
@@ -3066,17 +3066,17 @@
     </w:p>
     <w:p>
       <w:r>
-        <w:t>The manuscript-number audit independently reaggregates stored predictions and records its actual CSV hashes. Historical source scientific replay counts are reported only where a passing scientific receipt supports them. The Q9 top-level batch report alone is orchestration-only. The external versioned portability validator adds no new inference. CRLF-to-LF matches are labelled explicitly. The paper bundle includes the source-snapshot manifest, per-review input hashes, an independent numerical audit, generated tables, figure sources, and draft-render checks. None of these files is a new training authorization or an external outcome-selected method freeze. For completed Q15, the final scientific validator binds 221 artifacts and the verified result publication binds 223 artifacts at its committed snapshot. The manuscript independently verifies these bindings, 52 source-artifact bindings, and 10 frozen checkpoint/transform bindings, with freeze and manifest documents checked separately. A later status update can legitimately have different bytes from the status snapshot bound to the earlier result commit; hashes are checked at the commit to which the receipt refers. An intermediate completion receipt still marked pending does not supersede the final passing validator.</w:t>
+        <w:t>The manuscript-number audit reaggregates stored predictions independently and records the CSV hashes used. Historical scientific replay counts are reported only when supported by a passing scientific receipt. The Q9 top-level batch report documents orchestration, and the versioned external portability validator adds no inference. CRLF-to-LF matches are identified explicitly. The paper bundle contains the source-snapshot manifest, review input hashes, independent numerical audit, generated tables, figure sources and rendering checks. These records document existing analyses; they do not authorize training or establish an external outcome-selected method freeze. For completed Q15, the final scientific validator binds 221 artifacts and verified result publication binds 223 artifacts at the committed snapshot. The manuscript independently checks these bindings, 52 source-artifact bindings and 10 frozen checkpoint/transform bindings; freeze and manifest documents are checked separately. Status files can change after the result commit, so each hash is checked at the commit named by its receipt. An intermediate receipt marked pending does not override the final passing validator.</w:t>
       </w:r>
     </w:p>
     <w:p>
       <w:r>
-        <w:t>The original rank-follow-up archive reports a bootstrap interval [+1.048,+19.959] pp (20,000 draws, seed 20260923); the independent 200,000-draw reanalysis with seed 20261002 gives [+1.067,+19.952] pp. The main text preserves the original interval. The saved nine-person sign sensitivity retains zero changes in its denominator; the conventional tie-excluding sensitivity is identified separately. Disclosing both implementation and resampling differences prevents an apparent numerical disagreement from being silently concealed.</w:t>
+        <w:t>The original mean-rank follow-up reports a bootstrap interval of [+1.048,+19.959] pp (20,000 draws, seed 20260923); independent reanalysis with 200,000 draws and seed 20261002 gives [+1.067,+19.952] pp. The main text retains the original interval. The saved nine-person sign sensitivity includes zero changes in its denominator; the conventional tie-excluding sensitivity is reported separately. Both implementation and resampling differences are disclosed to explain the small numerical discrepancy.</w:t>
       </w:r>
     </w:p>
     <w:p>
       <w:r>
-        <w:t>The external primary sign test preserves the archived exact-zero rule. S10 has a saved shared-minus-broad difference of approximately −1.11 × 10^−16 and therefore counts as negative: 63 positive, 43 negative, and three zero differences, p = 0.06446. A numerical-tolerance sensitivity at 10^−14 classifies that difference as a tie, giving 63 positive, 42 negative, four ties, and p = 0.05044. The primary rule is unchanged; neither calculation establishes superiority at the conventional 0.05 threshold.</w:t>
+        <w:t>The external primary sign test retains the archived exact-zero rule. S10 has a saved shared-minus-broad difference of approximately −1.11 × 10^−16 and counts as negative: 63 positive, 43 negative and three zero differences, p = 0.06446. With a numerical tolerance of 10^−14, that difference becomes a tie, giving 63 positive, 42 negative, four ties and p = 0.05044. The primary rule remains unchanged. Neither calculation establishes superiority at the conventional 0.05 threshold.</w:t>
       </w:r>
     </w:p>
     <w:p>
@@ -3089,12 +3089,12 @@
     </w:p>
     <w:p>
       <w:r>
-        <w:t>Earlier pipeline checks use only left/right imagery and must remain separate from the four-class analysis. P2-E001 contains 2,346 expert-clean trials. Its within-session leave-run-out and cross-session models use labeled trials from the evaluated person; only its cross-subject LOSO excludes both target sessions. Within-session/LOSO each evaluate all 2,346 trials, while cross-session evaluates 1,183 later-session trials. The single-person P2-SMOKE-S1B is a technical smoke, not a population replication. The all-trial P2-E002-ALLTRIALS condition changes both source and target populations to include 2,592 trials; some retained metadata uses an earlier clean-name field, so effective populations, rather than those labels, determine interpretation.</w:t>
+        <w:t>The earlier pipeline checks concern left/right imagery and are reported separately from the four-class analysis. P2-E001 contains 2,346 expert-clean trials. Within-session leave-run-out and cross-session models use labelled trials from the evaluated person; cross-subject LOSO excludes both target sessions. Within-session/LOSO evaluate all 2,346 trials, whereas cross-session evaluates 1,183 later-session trials. P2-SMOKE-S1B is a single-person technical check, not a population replication. P2-E002-ALLTRIALS includes 2,592 trials in both source and target populations. Some retained metadata still carries an earlier clean-population name; interpretation follows the actual trial populations.</w:t>
       </w:r>
     </w:p>
     <w:p>
       <w:r>
-        <w:t>P3-E001 compares CSP4, Welch PSD88, and their 92-feature fusion under source-all versus source-expert-clean training. The same 2,346 expert-clean target trials define its primary endpoint; all 2,592 and the 246 flagged target trials are secondary strata. P4-E001B is the successful EOG-processing retry: regression coefficients are fitted on clean source data, then applied to three synchronous target EOG channels. It uses no target parameter fit but requires those additional sensors. Its clean-target balanced accuracy is 62.57% versus 62.85% uncorrected, so the result does not establish a decoding benefit or selective ocular-artifact removal. The failed original P4 attempt remains in the technical record.</w:t>
+        <w:t>P3-E001 compares CSP4, Welch PSD88 and their 92-feature fusion with source-all and source-expert-clean training. Its primary endpoint uses the same 2,346 expert-clean target trials; all 2,592 trials and the 246 flagged trials are secondary strata. P4-E001B is the successful EOG-processing retry. Regression coefficients fitted on clean source data are applied to three synchronous target EOG channels, without target parameter fitting. The method therefore requires these additional sensors. Clean-target balanced accuracy was 62.57% versus 62.85% without correction, establishing neither a decoding benefit nor selective ocular-artifact removal. The failed original P4 attempt remains in the technical record.</w:t>
       </w:r>
     </w:p>
     <w:p>
@@ -4441,7 +4441,7 @@
         <w:rPr>
           <w:sz w:val="18"/>
         </w:rPr>
-        <w:t>All rows are binary, with 50% chance. Within-session and cross-session rows use target-person labeled calibration. P3/P4 rows use expert-clean targets; P2 all-trial rows use all trials. CSV supplements retain all/flagged secondary endpoints, target-information notes, and the single-person smoke. These modes and populations are not pooled into a calibration-free score.</w:t>
+        <w:t>All rows are binary, with 50% chance. Within-session and cross-session rows use target-person labelled calibration. P3/P4 rows use expert-clean targets; P2 all-trial rows use all trials. CSV supplements retain all/flagged secondary endpoints, target-information notes, and the single-person smoke. These modes and populations are not pooled into a calibration-free score.</w:t>
       </w:r>
     </w:p>
     <w:p>
@@ -4454,7 +4454,7 @@
     </w:p>
     <w:p>
       <w:r>
-        <w:t>Completed Q8-A001/A002/A003 analyses inspect archived source-validation curves without additional model fitting. Leave-one-inner-fold-out sensitivity and six candidate aggregation rules are hypothesis-generating analyses; they do not constitute six target-evaluated decoder conditions. P1-E001 is a single-subject acquisition audit. P2-SMOKE-S1 and the original P4-E001 retain failed run receipts, followed by successful retries. Q13-E002/E003 and Q14-E003 remain unrun and receive no performance values. The external partial 87-person attempt is not counted as an additional cohort alongside the completed 109-person result. The separate completed-experiment inventory links each record to its evidential role and explicitly marks reuse, validation depth, and technical failure.</w:t>
+        <w:t>Q8-A001/A002/A003 inspect archived source-validation curves without further fitting. Leave-one-inner-fold-out sensitivity and six candidate aggregation rules generate hypotheses; they are not six target-evaluated decoder conditions. P1-E001 is a single-subject acquisition audit. P2-SMOKE-S1 and the original P4-E001 retain failure receipts followed by successful retries. Q13-E002/E003 and Q14-E003 were not run and have no performance values. The partial 87-person external attempt is not an additional cohort alongside the completed 109-person evaluation. The completed-experiment inventory records each analysis’s evidential role, reuse, validation scope and technical failures.</w:t>
       </w:r>
     </w:p>
     <w:p>
@@ -4467,7 +4467,7 @@
     </w:p>
     <w:p>
       <w:r>
-        <w:t>The companion supplementary_methods.md records the 21-channel montage, six-second native context, deterministic cue indexing, native-rate filters, two-second crop, Helmert coordinates, provider label remapping, raw audits, source selection groups, 15 original fits, and source/inference freeze chronology. Cho2017 rows are retained as labeled imagery; 49 people contribute 200 trials and S7, S9, S46 contribute 240. Lee2019 contributes offline-training runs only, 100 trials per session. Every primary person remains in the reported population. The calibration limitations accompany all Q15 claims.</w:t>
+        <w:t>The companion supplementary_methods.md specifies the 21-channel montage, six-second native context, deterministic cue indexing, native-rate filters, two-second crop, Helmert coordinates, provider label maps, raw audits, source validation groups, 15 original fits and source/inference freeze chronology. Cho2017 retains labelled imagery: 49 people contribute 200 trials each, and S7, S9, S46 contribute 240. Lee2019 includes offline-training runs only, with 100 trials per session. All primary participants are retained, and Q15 interpretations retain the stated calibration limitations.</w:t>
       </w:r>
     </w:p>
     <w:p>
@@ -4530,7 +4530,7 @@
     </w:p>
     <w:p>
       <w:r>
-        <w:t>Descriptive seed dispersion was larger for shared than broad input: mean within-person seed SD was 6.014 versus 4.550 pp on Cho, and 3.798 versus 2.887 pp on Lee. These values characterize three fixed source-model seeds rather than an estimated population distribution of training randomness. They are not additional confirmatory hypotheses. Full person/seed metrics and class recalls are supplied in q15_external_subjects.csv, q15_seed_metrics.csv, and q15_model_summary.csv.</w:t>
+        <w:t>Shared input had greater descriptive seed dispersion than broad input: mean within-person seed SD was 6.014 versus 4.550 pp on Cho, and 3.798 versus 2.887 pp on Lee. These SDs summarize three fixed source-model seeds, not a population distribution of training randomness, and are not additional confirmatory hypotheses. Person/seed metrics and class recalls are supplied in q15_external_subjects.csv, q15_seed_metrics.csv and q15_model_summary.csv.</w:t>
       </w:r>
     </w:p>
     <w:p>
@@ -4556,7 +4556,7 @@
     </w:p>
     <w:p>
       <w:r>
-        <w:t>The separate Q16 methods document native raw-file/hash and event gates, fixed Welch parameters, trial-level dB aggregation, hand descriptors, artifact/session strata and all-nine-person Q14-E001 matched-binary LOSO associations. Its parameter specification follows known decoder outcomes; no external physiology, p-values, subgroup selection, decoder fits or new decoder inference is added. The public parameter freeze is 050e01b028aaab8e3d745934b13b2d17e9bb0a7a. The final independent validation passed for all central-channel raw power replays, all saved aggregation tables and all six signed correlations. The bundle preserves the freeze/readback, raw and execution receipts, summary, independent validation, person/session/artifact tables and the corresponding figure input/export hashes.</w:t>
+        <w:t>The separate Q16 methods specify native raw-file/hash and event checks, fixed Welch parameters, trial-level dB aggregation, hand descriptors, artifact/session strata and all-nine-person associations with saved Q14-E001 binary LOSO scores. The specification follows known decoder outcomes. It adds no external physiology, p-values, subgroup selection, decoder fits or decoder inference. The public parameter freeze is 050e01b028aaab8e3d745934b13b2d17e9bb0a7a. Independent validation passed for the central-channel raw power replays, all saved aggregation tables and all six signed correlations. The bundle retains the freeze/readback, raw and execution receipts, summary, validation, person/session/artifact tables and figure input/export hashes.</w:t>
       </w:r>
     </w:p>
     <w:p>
@@ -5260,7 +5260,7 @@
         <w:rPr>
           <w:sz w:val="18"/>
         </w:rPr>
-        <w:t>Spearman rho is the Pearson correlation of average ranks. Each person supplies one equal-session signed C3/C4 hand descriptor and one saved Q14-E001 binary LOSO balanced-accuracy score (three-seed mean for neural models; one CSP fit). All nine people are retained. Positive rho links higher balanced accuracy to a larger signed descriptor, which is less relatively suppressive when negative. Coefficients are displayed to three decimals; full precision is retained in the supplied data tables. These post-decoder-outcome associations have no p-values, confirmatory claims or external physiological test.</w:t>
+        <w:t>Spearman rho is the Pearson correlation of average ranks. Each person contributes one equal-session signed C3/C4 hand descriptor and one saved Q14-E001 binary LOSO balanced-accuracy score: a three-seed mean for neural models and one CSP fit. All nine people are retained. Positive rho associates higher balanced accuracy with a larger signed descriptor, which is less relatively suppressive when negative. Coefficients are rounded to three decimals here and retained at full precision in the data tables. These post-decoder-outcome associations have no p-values, confirmatory claims or external physiological test.</w:t>
       </w:r>
     </w:p>
     <w:p>
@@ -5318,7 +5318,7 @@
         <w:rPr>
           <w:sz w:val="18"/>
         </w:rPr>
-        <w:t>All six descriptive BNCI associations. The same nine people appear in each model/band panel, labeled by person ID, with signed C3/C4 hand laterality on the horizontal axis and saved binary Q14-E001 LOSO balanced accuracy on the vertical axis. Neural scores average three seeds within person; CSP uses one frozen fit. The physiology window [0.5,2.5) s differs from the decoder window [0.5,3.5) s. All points are retained; no fitted lines, p-values, subgroup thresholds or decoder updates are introduced. Positive beta correlations associate higher balanced accuracy with less-negative laterality. These post-outcome descriptions do not show mechanism, causality or a validated biomarker.</w:t>
+        <w:t>All six descriptive BNCI associations. Every model/band panel shows the same nine people, labelled by person ID. The horizontal axis is signed C3/C4 hand laterality; the vertical axis is saved Q14-E001 binary LOSO balanced accuracy. Neural scores average three seeds within person; CSP uses one frozen fit. The physiology window [0.5,2.5) s differs from the decoder window [0.5,3.5) s. All points are retained, with no fitted lines, p-values, subgroup thresholds or decoder updates. Positive beta correlations associate higher balanced accuracy with less-negative laterality. These post-outcome descriptions establish neither mechanism nor causality and do not validate a biomarker.</w:t>
       </w:r>
     </w:p>
     <w:p>
@@ -5339,7 +5339,7 @@
     </w:p>
     <w:p>
       <w:r>
-        <w:t>Companion to *Source-only model selection and limits of shared spectral representations in cross-subject motor-imagery EEG decoding*. Revision dated 7 October 2026. This document describes completed decoder analyses including Q15 and the completed, independently checked descriptive BNCI-only Q16 analysis. Decoder source snapshot: 7af1a137e2676a018e1e880ab076de6cae4ce30b. The earlier manuscript inventory is retained as historical evidence rather than treated as the final dataset definition.</w:t>
+        <w:t>Companion to Source-only model selection and limits of fixed spectral-sharing pipelines in cross-subject motor-imagery EEG decoding. Revision dated 7 October 2026. This document describes completed decoder analyses including Q15 and the completed, independently checked descriptive BNCI-only Q16 analysis. Decoder source snapshot: 7af1a137e2676a018e1e880ab076de6cae4ce30b. The earlier manuscript inventory is retained as historical evidence rather than treated as the final dataset definition.</w:t>
       </w:r>
     </w:p>
     <w:p>
@@ -5352,7 +5352,7 @@
     </w:p>
     <w:p>
       <w:r>
-        <w:t>The study developed source-only decoding procedures on nine BNCI2014_001 participants, then evaluated frozen binary decoders on separate external acquisition cohorts held out from fitting. Cross-provider participant identity nonoverlap was not independently established. The four-class development task, the Q14 binary PhysioNet evaluation, and the Q15 binary Cho2017/Lee2019_MI evaluation have different input contracts. Their balanced accuracies are reported separately. Neither a pooled accuracy across tasks nor a combined external participant-level significance test was specified.</w:t>
+        <w:t>Source-only decoding procedures were developed on nine BNCI2014_001 participants and evaluated as frozen binary pipelines on separate external acquisition cohorts held out from fitting. Participant identity nonoverlap across providers was not independently established. The four-class development task, Q14 binary PhysioNet evaluation and Q15 binary Cho2017/Lee2019_MI evaluation use different input contracts, so balanced accuracies are reported separately. No pooled accuracy across tasks or combined external participant-level significance test was specified.</w:t>
       </w:r>
     </w:p>
     <w:p>
@@ -5362,7 +5362,7 @@
     </w:p>
     <w:p>
       <w:r>
-        <w:t>The experimental inventory distinguishes evaluated conditions, fitted models, archived endpoints reused by another condition, metadata audits, and unsuccessful or unrun branches. The 61 historical Q4–Q14 condition rows and 34 earlier quality-control endpoint rows are not 95 independent replications. Q15 adds six external model-by-cohort endpoints. Its three source-model records describe a separate source fit/freeze stage, with no external performance attributed to that stage.</w:t>
+        <w:t>The inventory distinguishes evaluated conditions, fitted models, reused endpoints, metadata audits and unsuccessful or unrun branches. Its 61 historical Q4–Q14 condition rows and 34 earlier quality-control rows are not 95 independent replications. Q15 adds six external model-by-cohort endpoints. Three source-model records document the separate source fit/freeze stage and carry no external performance claim.</w:t>
       </w:r>
     </w:p>
     <w:p>
@@ -5375,7 +5375,7 @@
     </w:p>
     <w:p>
       <w:r>
-        <w:t>BNCI2014_001 contains 5,184 trials from nine people, two sessions each, and four classes. Each participant contributes 576 trials; the local complete metadata audit records 488 expert artifact-flagged trials. The primary four-class analyses include all trials and consequently do not use the original competition's artifact-free evaluation population. Within-session and cross-session P2 checks use labeled calibration from the evaluated participant, whereas cross-subject analyses exclude both target sessions. These calibration modes remain separate in the inventory.</w:t>
+        <w:t>BNCI2014_001 contains 5,184 trials from nine people, two sessions each, and four classes. Each participant contributes 576 trials; the local complete metadata audit records 488 expert artifact-flagged trials. The primary four-class analyses include all trials and consequently do not use the original competition's artifact-free evaluation population. Within-session and cross-session P2 checks use labelled calibration from the evaluated participant, whereas cross-subject analyses exclude both target sessions. These calibration modes remain separate in the inventory.</w:t>
       </w:r>
     </w:p>
     <w:p>
@@ -5395,7 +5395,7 @@
     </w:p>
     <w:p>
       <w:r>
-        <w:t>The Q5 raw-versus-Q6 source-normalized comparison changes both the input scaler and two selected schedules: S3 changes from two to 16 epochs and S5 from 13 to 12. The population normalization delta therefore does not isolate normalization alone. Q7's raw/normalized × two/16-epoch four-cell diagnostic fixes duration within each pair for S3, but supplies only a one-person diagnostic. Earlier within-person P2 analyses use labeled target-person calibration and remain outside strict zero-calibration endpoints.</w:t>
+        <w:t>The Q5 raw-versus-Q6 source-normalized comparison changes both the input scaler and two selected schedules: S3 changes from two to 16 epochs and S5 from 13 to 12. The population normalization delta therefore does not isolate normalization alone. Q7's raw/normalized × two/16-epoch four-cell diagnostic fixes duration within each pair for S3, but supplies only a one-person diagnostic. Earlier within-person P2 analyses use labelled target-person calibration and remain outside strict zero-calibration endpoints.</w:t>
       </w:r>
     </w:p>
     <w:p>
@@ -5413,7 +5413,7 @@
     </w:p>
     <w:p>
       <w:r>
-        <w:t>The shared μ/β intervention supplies two fixed filtered views to the same EEGNet and averages the two class-logit vectors. Cross-entropy is computed from the averaged logits during training; inference applies softmax to their average. The views are reshaped into one two-view mini-batch, so BatchNorm parameters and running statistics are shared as well as convolutional weights. Dropout is applied per view during training. This architecture is a spectral input and parameter-sharing constraint; it is not a learned attention mechanism, two independently trained networks, or probability averaging.</w:t>
+        <w:t>The shared μ/β pipeline supplies two fixed filtered views to the same EEGNet and averages their class-logit vectors. Training cross-entropy is computed from the averaged logits; inference applies softmax to that average. Both views form one two-view mini-batch, sharing BatchNorm parameters and running statistics as well as convolutional weights. Dropout is applied per view during training. This imposes an input and parameter-sharing constraint. It does not learn attention, train two independent networks or average probabilities.</w:t>
       </w:r>
     </w:p>
     <w:p>
@@ -5469,7 +5469,7 @@
     </w:p>
     <w:p>
       <w:r>
-        <w:t>Lee2019_MI includes 54 people, two sessions each, and 108 MAT files. Only EEG_MI_train is evaluated: 100 labeled trials per file and 10,800 trials overall. EEG_MI_test and other tasks are excluded. Cue indices use stored MATLAB t minus one. The native class convention is mapped as 1→canonical right=2 and 2→canonical left=1. The stored segmented smt alignment differs from this explicit cue convention and is not silently substituted for it. Both sessions are pooled within person for the primary metric.</w:t>
+        <w:t>Lee2019_MI includes 54 people, two sessions each, and 108 MAT files. Only EEG_MI_train is evaluated: 100 labelled trials per file and 10,800 trials overall. EEG_MI_test and other tasks are excluded. Cue indices use stored MATLAB t minus one. The native class convention is mapped as 1→canonical right=2 and 2→canonical left=1. The stored segmented smt alignment differs from this explicit cue convention and is not silently substituted for it. Both sessions are pooled within person for the primary metric.</w:t>
       </w:r>
     </w:p>
     <w:p>
@@ -5507,7 +5507,7 @@
     </w:p>
     <w:p>
       <w:r>
-        <w:t>The declared input convention is native numerical values interpreted as microvolts. Provider file identities, hashes, shapes, channels, sampling grids, cues, and label conventions were audited, but physical export voltage calibration was not independently established. The original Cho hardware reference and hardware cue latency also remain unverified. Common-average referencing provides a declared numerical coordinate system; it does not authenticate the original hardware reference. Accordingly, Q15 is reported as completed_with_calibration_limitations, an operational adapter benchmark under its stated convention. Its amplitudes and between-dataset differences must not be used to claim verified voltage equivalence or a controlled acquisition mechanism.</w:t>
+        <w:t>The declared convention is native numerical values interpreted as microvolts. Provider file identities, hashes, shapes, channels, sampling grids, cues and label conventions were audited; physical export voltage calibration was not independently established. The original Cho hardware reference and cue latency also remain unverified. Common-average referencing defines numerical coordinates without authenticating the original hardware reference. Q15 is therefore reported as completed_with_calibration_limitations: an adapter benchmark under a stated input convention. Amplitudes and between-dataset differences do not establish voltage equivalence or a controlled acquisition mechanism.</w:t>
       </w:r>
     </w:p>
     <w:p>
@@ -5525,7 +5525,7 @@
     </w:p>
     <w:p>
       <w:r>
-        <w:t>For person i and neural seed s, balanced accuracy is one half of the sum of left-class and right-class recall. Lee's two sessions are pooled within person before calculating this metric; session-level scores are descriptive. The three seed-specific balanced accuracies are then averaged within person. Cohort balanced accuracy is the arithmetic mean of those person-level values, giving each person equal weight despite Cho's unequal trial counts. The primary paired effect is shared μ/β minus broad EEGNet within person. CSP4+LDA is contextual; it is not an additional primary hypothesis in the predeclared family.</w:t>
+        <w:t>For person i and neural seed s, balanced accuracy is the mean of left-class and right-class recall. Lee sessions are pooled within person before scoring; session scores remain descriptive. The three seed-specific balanced accuracies are then averaged within person, and cohort balanced accuracy averages those person values equally despite Cho's unequal trial counts. The primary paired contrast is shared μ/β minus broad EEGNet within person. CSP4+LDA provides context and is outside the predeclared primary family.</w:t>
       </w:r>
     </w:p>
     <w:p>
@@ -5576,7 +5576,7 @@
     </w:p>
     <w:p>
       <w:r>
-        <w:t>Development comparisons share nine BNCI people and often reuse inner trajectories, checkpoints, source subsets, or endpoints. They describe sensitivity in this research programme, rather than a sequence of independent confirmatory experiments. Q14 and Q15 have distinct channel/window/reference contracts and must not be merged as unchanged-protocol replications. Neither the tested fixed frequency split nor a logit-average architecture establishes physiological source separation, artifact causality, domain-invariant representations, clinical benefit, or online deployment readiness. Future work could investigate calibrated acquisition metadata, prespecified hardware harmonization, independent cohorts, and causal preprocessing; such work has not been executed here.</w:t>
+        <w:t>Development comparisons repeatedly use the same nine BNCI people and often reuse inner trajectories, checkpoints, source subsets or endpoints. They describe sensitivity within this development benchmark rather than independent confirmatory experiments. Q14 and Q15 have different channel/window/reference contracts and are not unchanged-protocol replications. The fixed frequency split and logit-average architecture establish neither physiological source separation nor artifact causality, domain invariance, clinical benefit or online readiness. Calibrated acquisition metadata, prespecified hardware harmonization, independent cohorts and causal preprocessing are questions for future work, not completed analyses.</w:t>
       </w:r>
     </w:p>
     <w:p>
@@ -5594,12 +5594,12 @@
     </w:p>
     <w:p>
       <w:r>
-        <w:t>The declared population retains all 18 original BNCI MAT files, nine people, both sessions, 108 labeled motor-imagery runs and 5,184 four-class trials. The hand subset comprises 2,592 trials. Provider flags remain annotations: the primary population includes the 488 flagged four-class and 246 flagged hand trials. Unflagged and session summaries are sensitivity descriptions rather than a replacement population. All 18 originals matched their archived source SHA-256 and byte counts; raw schema, labels, artifact flags, finite samples, all 5,184 event identities and complete windows passed the metadata gate. All 228,096 trial-channel-band rows were eligible, with no nonfinite or nonpositive power failure. No trial, person or required session was excluded.</w:t>
+        <w:t>The declared population retains all 18 original BNCI MAT files, nine people, both sessions, 108 labelled motor-imagery runs and 5,184 four-class trials. The hand subset comprises 2,592 trials. Provider flags remain annotations: the primary population includes the 488 flagged four-class and 246 flagged hand trials. Unflagged and session summaries are sensitivity descriptions rather than a replacement population. All 18 originals matched their archived source SHA-256 and byte counts; raw schema, labels, artifact flags, finite samples, all 5,184 event identities and complete windows passed the metadata gate. All 228,096 trial-channel-band rows were eligible, with no nonfinite or nonpositive power failure. No trial, person or required session was excluded.</w:t>
       </w:r>
     </w:p>
     <w:p>
       <w:r>
-        <w:t>Native sample rate is 250 Hz. MATLAB one-based trial starts are converted by subtracting one; the imagery cue is 500 samples later. Baseline cue [−1.5,−0.5) s corresponds to native trial-start offsets [125,375), while task cue [0.5,2.5) s corresponds to [625,1125). Both windows must stay in the same native labeled run. Previous nominal imagery ends at cue +4 s; the metadata gate checks separation from that interval and treats first trials separately. Those checks establish nominal timing feasibility, not observed physiological recovery or independently recorded rest.</w:t>
+        <w:t>Native sample rate is 250 Hz. MATLAB one-based trial starts are converted by subtracting one; the imagery cue is 500 samples later. Baseline cue [−1.5,−0.5) s corresponds to native trial-start offsets [125,375), while task cue [0.5,2.5) s corresponds to [625,1125). Both windows must stay in the same native labelled run. Previous nominal imagery ends at cue +4 s; the metadata gate checks separation from that interval and treats first trials separately. Those checks establish nominal timing feasibility, not observed physiological recovery or independently recorded rest.</w:t>
       </w:r>
     </w:p>
     <w:p>
@@ -5619,7 +5619,7 @@
     </w:p>
     <w:p>
       <w:r>
-        <w:t>The baseline contains one Welch segment and the task three overlapping segments. Their estimator variances differ, and the concavity of the logarithm can create a positive dB offset even for stationary unchanged power. Overlapping task segments are correlated. Accordingly, this is a fixed-window descriptive change estimate, not an unbiased ERD estimator or a mechanistic test. The baseline is not redesigned after viewing results.</w:t>
+        <w:t>The baseline has one Welch segment and the task three overlapping segments, with different estimator variances. Because the logarithm is concave, this difference can produce a positive dB offset even when stationary power is unchanged; overlap also correlates the task segments. The ratio is therefore a fixed-window descriptive estimate, not an unbiased ERD estimator or a mechanistic test. The baseline was not redesigned after results were inspected.</w:t>
       </w:r>
     </w:p>
     <w:p>
@@ -5629,12 +5629,12 @@
     </w:p>
     <w:p>
       <w:r>
-        <w:t>The primary contextual association uses each person's already saved three-seed mean balanced accuracy for the Q14-E001 matched-binary BNCI LOSO broad EEGNet. Shared EEGNet and CSP are retained as context, giving six Spearman coefficients across three fixed models and two fixed bands. Every person contributes 288 binary trials to that archived endpoint. All-nine-source fitted models and external outcomes are ineligible for this association. There are no physiological p-values, tertiles, high/low-accuracy groups, decoder correctness strata, favorable-person exclusions or model/band selection by correlation. Nine people remain nine person-level records despite seeds, sessions and trials, and overlapping LOSO source sets limit independence. The decoder uses cue [0.5,3.5) s while Q16 uses [0.5,2.5) s.</w:t>
+        <w:t>The primary contextual association uses each person's already saved three-seed mean balanced accuracy for the Q14-E001 matched-binary BNCI LOSO broad EEGNet. Shared EEGNet and CSP are retained as context, giving six Spearman coefficients across three fixed models and two fixed bands. Every person contributes 288 binary trials to that archived endpoint. All-nine-source fitted models and external outcomes are ineligible for this association. There are no physiological p-values, tertiles, high/low-accuracy groups, decoder correctness strata, favourable-person exclusions or model/band selection by correlation. Nine people remain nine person-level records despite seeds, sessions and trials, and overlapping LOSO source sets limit independence. The decoder uses cue [0.5,3.5) s while Q16 uses [0.5,2.5) s.</w:t>
       </w:r>
     </w:p>
     <w:p>
       <w:r>
-        <w:t>Scalp maps use a frozen schematic standard-1020 geometry for all 22 sensors, anterior upward and left scalp on viewer left, with linear triangulation restricted to the sensor convex hull. All hand/band maps share symmetric −6 to +6 dB color limits; outside-hull regions remain blank and actual clipping counts are reported. Template positions are not digitized participant anatomy. Show C3/Cz/C4 person values, both-band laterality distributions and all nine broad-score association points; shared/CSP contexts remain in tables or supplement. No separately unspecified time-frequency method is introduced after outcomes are inspected.</w:t>
+        <w:t>Scalp maps use a frozen schematic standard-1020 geometry for all 22 sensors, anterior upward and left scalp on viewer left, with linear triangulation restricted to the sensor convex hull. All hand/band maps share symmetric −6 to +6 dB colour limits; outside-hull regions remain blank and actual clipping counts are reported. Template positions are not digitized participant anatomy. Show C3/Cz/C4 person values, both-band laterality distributions and all nine broad-score association points; shared/CSP contexts remain in tables or supplement. No separately unspecified time-frequency method is introduced after outcomes are inspected.</w:t>
       </w:r>
     </w:p>
     <w:p>
@@ -6389,7 +6389,7 @@
     </w:p>
     <w:p>
       <w:r>
-        <w:t>Positive beta rho means higher accuracy accompanied a larger, less-negative signed laterality descriptor; it does not imply that stronger relative contralateral suppression improved accuracy. The same nine people appear in all six panels, without exclusions, fitted lines, p-values or subgroup thresholds. The completed figures use the verified table values and bind input/output hashes in evidence/figures_q16.json.</w:t>
+        <w:t>Positive beta rho associates higher balanced accuracy with a larger, less-negative signed laterality descriptor. It therefore does not indicate that stronger relative contralateral suppression improved balanced accuracy. The same nine people appear in all six panels, without exclusions, fitted lines, p-values or subgroup thresholds. Figures use the independently verified table values, with input/output hashes in evidence/figures_q16.json.</w:t>
       </w:r>
     </w:p>
     <w:p>
